--- a/lab3/ЛР_3_Письмак_Владислав_ОІ-22.docx
+++ b/lab3/ЛР_3_Письмак_Владислав_ОІ-22.docx
@@ -652,6 +652,7 @@
       <w:r>
         <w:rPr>
           <w:sz w:val="28"/>
+          <w:lang w:val="ru-RU"/>
         </w:rPr>
         <w:t>Фронтенд-фреймворки</w:t>
       </w:r>
@@ -980,8 +981,8 @@
       <w:pPr>
         <w:pStyle w:val="2"/>
         <w:numPr>
-          <w:ilvl w:val="1"/>
-          <w:numId w:val="3"/>
+          <w:ilvl w:val="0"/>
+          <w:numId w:val="0"/>
         </w:numPr>
         <w:spacing w:after="60"/>
         <w:rPr>
@@ -1030,6 +1031,7 @@
       <w:r>
         <w:rPr>
           <w:sz w:val="28"/>
+          <w:lang w:val="ru-RU"/>
         </w:rPr>
         <w:t>Фронтенд-фреймворки</w:t>
       </w:r>
@@ -1539,22 +1541,6 @@
           <w:lang w:val="uk-UA"/>
         </w:rPr>
       </w:pPr>
-    </w:p>
-    <w:p>
-      <w:pPr>
-        <w:pStyle w:val="LO-normal"/>
-        <w:spacing w:before="120" w:line="360" w:lineRule="auto"/>
-        <w:jc w:val="center"/>
-        <w:rPr>
-          <w:rFonts w:eastAsia="Times New Roman" w:cs="Times New Roman"/>
-          <w:b/>
-          <w:color w:val="000000"/>
-          <w:spacing w:val="-3"/>
-          <w:sz w:val="28"/>
-          <w:szCs w:val="36"/>
-          <w:lang w:val="uk-UA"/>
-        </w:rPr>
-      </w:pPr>
       <w:r>
         <w:rPr>
           <w:rFonts w:eastAsia="Times New Roman" w:cs="Times New Roman"/>
@@ -1568,7 +1554,7 @@
         </w:rPr>
         <w:drawing>
           <wp:inline distT="0" distB="0" distL="0" distR="0">
-            <wp:extent cx="5188855" cy="3924300"/>
+            <wp:extent cx="5642610" cy="4267473"/>
             <wp:effectExtent l="19050" t="0" r="0" b="0"/>
             <wp:docPr id="4" name="Рисунок 4"/>
             <wp:cNvGraphicFramePr>
@@ -1593,7 +1579,7 @@
                   <pic:spPr bwMode="auto">
                     <a:xfrm>
                       <a:off x="0" y="0"/>
-                      <a:ext cx="5192532" cy="3927081"/>
+                      <a:ext cx="5650360" cy="4273334"/>
                     </a:xfrm>
                     <a:prstGeom prst="rect">
                       <a:avLst/>
@@ -1628,6 +1614,22 @@
           <w:lang w:val="uk-UA"/>
         </w:rPr>
       </w:pPr>
+    </w:p>
+    <w:p>
+      <w:pPr>
+        <w:pStyle w:val="LO-normal"/>
+        <w:spacing w:before="120" w:line="360" w:lineRule="auto"/>
+        <w:jc w:val="center"/>
+        <w:rPr>
+          <w:rFonts w:eastAsia="Times New Roman" w:cs="Times New Roman"/>
+          <w:b/>
+          <w:color w:val="000000"/>
+          <w:spacing w:val="-3"/>
+          <w:sz w:val="28"/>
+          <w:szCs w:val="36"/>
+          <w:lang w:val="uk-UA"/>
+        </w:rPr>
+      </w:pPr>
       <w:r>
         <w:rPr>
           <w:rFonts w:eastAsia="Times New Roman" w:cs="Times New Roman"/>
@@ -2237,36 +2239,45 @@
     <w:p>
       <w:pPr>
         <w:pStyle w:val="LO-normal"/>
+        <w:numPr>
+          <w:ilvl w:val="0"/>
+          <w:numId w:val="2"/>
+        </w:numPr>
         <w:spacing w:before="120" w:line="360" w:lineRule="auto"/>
-        <w:rPr>
-          <w:sz w:val="28"/>
-          <w:lang w:val="ru-RU"/>
-        </w:rPr>
-      </w:pPr>
-    </w:p>
-    <w:p>
-      <w:pPr>
-        <w:pStyle w:val="LO-normal"/>
-        <w:spacing w:before="120" w:line="360" w:lineRule="auto"/>
-        <w:rPr>
-          <w:sz w:val="28"/>
-          <w:lang w:val="ru-RU"/>
-        </w:rPr>
-      </w:pPr>
-    </w:p>
-    <w:p>
-      <w:pPr>
-        <w:pStyle w:val="LO-normal"/>
-        <w:spacing w:before="120" w:line="360" w:lineRule="auto"/>
+        <w:ind w:left="283" w:hanging="283"/>
         <w:rPr>
           <w:rFonts w:eastAsia="Times New Roman" w:cs="Times New Roman"/>
           <w:color w:val="000000"/>
           <w:spacing w:val="-3"/>
-          <w:sz w:val="40"/>
+          <w:sz w:val="28"/>
           <w:szCs w:val="28"/>
           <w:lang w:val="uk-UA"/>
         </w:rPr>
       </w:pPr>
+      <w:r>
+        <w:rPr>
+          <w:rFonts w:eastAsia="Times New Roman" w:cs="Times New Roman"/>
+          <w:b/>
+          <w:bCs/>
+          <w:color w:val="000000"/>
+          <w:sz w:val="28"/>
+          <w:szCs w:val="28"/>
+          <w:lang w:val="uk-UA"/>
+        </w:rPr>
+        <w:t>Код програмної реалізації</w:t>
+      </w:r>
+      <w:r>
+        <w:rPr>
+          <w:rFonts w:eastAsia="Times New Roman" w:cs="Times New Roman"/>
+          <w:b/>
+          <w:bCs/>
+          <w:color w:val="000000"/>
+          <w:sz w:val="28"/>
+          <w:szCs w:val="28"/>
+          <w:lang w:val="uk-UA"/>
+        </w:rPr>
+        <w:t xml:space="preserve"> </w:t>
+      </w:r>
     </w:p>
     <w:p>
       <w:pPr>
@@ -2281,7 +2292,7 @@
           <w:rFonts w:eastAsia="Times New Roman" w:cs="Times New Roman"/>
           <w:color w:val="000000"/>
           <w:spacing w:val="-3"/>
-          <w:sz w:val="28"/>
+          <w:sz w:val="24"/>
           <w:szCs w:val="28"/>
           <w:lang w:val="uk-UA"/>
         </w:rPr>
@@ -2289,52 +2300,9 @@
       <w:r>
         <w:rPr>
           <w:rFonts w:eastAsia="Times New Roman" w:cs="Times New Roman"/>
-          <w:b/>
-          <w:bCs/>
-          <w:color w:val="000000"/>
-          <w:sz w:val="28"/>
-          <w:szCs w:val="28"/>
-          <w:lang w:val="uk-UA"/>
-        </w:rPr>
-        <w:t>Код програмної реалізації</w:t>
-      </w:r>
-      <w:r>
-        <w:rPr>
-          <w:rFonts w:eastAsia="Times New Roman" w:cs="Times New Roman"/>
-          <w:b/>
-          <w:bCs/>
-          <w:color w:val="000000"/>
-          <w:sz w:val="28"/>
-          <w:szCs w:val="28"/>
-          <w:lang w:val="uk-UA"/>
-        </w:rPr>
-        <w:t xml:space="preserve"> </w:t>
-      </w:r>
-    </w:p>
-    <w:p>
-      <w:pPr>
-        <w:pStyle w:val="LO-normal"/>
-        <w:numPr>
-          <w:ilvl w:val="0"/>
-          <w:numId w:val="2"/>
-        </w:numPr>
-        <w:spacing w:before="120" w:line="360" w:lineRule="auto"/>
-        <w:ind w:left="283" w:hanging="283"/>
-        <w:rPr>
-          <w:rFonts w:eastAsia="Times New Roman" w:cs="Times New Roman"/>
           <w:color w:val="000000"/>
           <w:spacing w:val="-3"/>
-          <w:sz w:val="28"/>
-          <w:szCs w:val="28"/>
-          <w:lang w:val="uk-UA"/>
-        </w:rPr>
-      </w:pPr>
-      <w:r>
-        <w:rPr>
-          <w:rFonts w:eastAsia="Times New Roman" w:cs="Times New Roman"/>
-          <w:color w:val="000000"/>
-          <w:spacing w:val="-3"/>
-          <w:sz w:val="28"/>
+          <w:sz w:val="24"/>
           <w:szCs w:val="28"/>
         </w:rPr>
         <w:t>JavaScript</w:t>
@@ -2349,18 +2317,18 @@
           <w:rFonts w:ascii="Cascadia Mono" w:hAnsi="Cascadia Mono" w:cs="Cascadia Mono"/>
           <w:color w:val="000000"/>
           <w:kern w:val="0"/>
-          <w:sz w:val="19"/>
-          <w:szCs w:val="19"/>
-          <w:lang w:val="uk-UA" w:bidi="ar-SA"/>
-        </w:rPr>
-      </w:pPr>
-      <w:proofErr w:type="spellStart"/>
-      <w:r>
-        <w:rPr>
-          <w:rFonts w:ascii="Cascadia Mono" w:hAnsi="Cascadia Mono" w:cs="Cascadia Mono"/>
-          <w:color w:val="000000"/>
-          <w:kern w:val="0"/>
-          <w:sz w:val="19"/>
+          <w:sz w:val="18"/>
+          <w:szCs w:val="19"/>
+          <w:lang w:val="uk-UA" w:bidi="ar-SA"/>
+        </w:rPr>
+      </w:pPr>
+      <w:proofErr w:type="spellStart"/>
+      <w:r>
+        <w:rPr>
+          <w:rFonts w:ascii="Cascadia Mono" w:hAnsi="Cascadia Mono" w:cs="Cascadia Mono"/>
+          <w:color w:val="000000"/>
+          <w:kern w:val="0"/>
+          <w:sz w:val="18"/>
           <w:szCs w:val="19"/>
           <w:lang w:val="uk-UA" w:bidi="ar-SA"/>
         </w:rPr>
@@ -2372,7 +2340,7 @@
           <w:rFonts w:ascii="Cascadia Mono" w:hAnsi="Cascadia Mono" w:cs="Cascadia Mono"/>
           <w:color w:val="000000"/>
           <w:kern w:val="0"/>
-          <w:sz w:val="19"/>
+          <w:sz w:val="18"/>
           <w:szCs w:val="19"/>
           <w:lang w:val="uk-UA" w:bidi="ar-SA"/>
         </w:rPr>
@@ -2384,7 +2352,7 @@
           <w:rFonts w:ascii="Cascadia Mono" w:hAnsi="Cascadia Mono" w:cs="Cascadia Mono"/>
           <w:color w:val="000000"/>
           <w:kern w:val="0"/>
-          <w:sz w:val="19"/>
+          <w:sz w:val="18"/>
           <w:szCs w:val="19"/>
           <w:lang w:val="uk-UA" w:bidi="ar-SA"/>
         </w:rPr>
@@ -2396,7 +2364,7 @@
           <w:rFonts w:ascii="Cascadia Mono" w:hAnsi="Cascadia Mono" w:cs="Cascadia Mono"/>
           <w:color w:val="000000"/>
           <w:kern w:val="0"/>
-          <w:sz w:val="19"/>
+          <w:sz w:val="18"/>
           <w:szCs w:val="19"/>
           <w:lang w:val="uk-UA" w:bidi="ar-SA"/>
         </w:rPr>
@@ -2412,19 +2380,19 @@
           <w:rFonts w:ascii="Cascadia Mono" w:hAnsi="Cascadia Mono" w:cs="Cascadia Mono"/>
           <w:color w:val="000000"/>
           <w:kern w:val="0"/>
-          <w:sz w:val="19"/>
-          <w:szCs w:val="19"/>
-          <w:highlight w:val="white"/>
-          <w:lang w:val="uk-UA" w:bidi="ar-SA"/>
-        </w:rPr>
-      </w:pPr>
-      <w:proofErr w:type="spellStart"/>
-      <w:r>
-        <w:rPr>
-          <w:rFonts w:ascii="Cascadia Mono" w:hAnsi="Cascadia Mono" w:cs="Cascadia Mono"/>
-          <w:color w:val="000000"/>
-          <w:kern w:val="0"/>
-          <w:sz w:val="19"/>
+          <w:sz w:val="18"/>
+          <w:szCs w:val="19"/>
+          <w:highlight w:val="white"/>
+          <w:lang w:val="uk-UA" w:bidi="ar-SA"/>
+        </w:rPr>
+      </w:pPr>
+      <w:proofErr w:type="spellStart"/>
+      <w:r>
+        <w:rPr>
+          <w:rFonts w:ascii="Cascadia Mono" w:hAnsi="Cascadia Mono" w:cs="Cascadia Mono"/>
+          <w:color w:val="000000"/>
+          <w:kern w:val="0"/>
+          <w:sz w:val="18"/>
           <w:szCs w:val="19"/>
           <w:highlight w:val="white"/>
           <w:lang w:val="uk-UA" w:bidi="ar-SA"/>
@@ -2437,7 +2405,7 @@
           <w:rFonts w:ascii="Cascadia Mono" w:hAnsi="Cascadia Mono" w:cs="Cascadia Mono"/>
           <w:color w:val="000000"/>
           <w:kern w:val="0"/>
-          <w:sz w:val="19"/>
+          <w:sz w:val="18"/>
           <w:szCs w:val="19"/>
           <w:highlight w:val="white"/>
           <w:lang w:val="uk-UA" w:bidi="ar-SA"/>
@@ -2450,7 +2418,7 @@
           <w:rFonts w:ascii="Cascadia Mono" w:hAnsi="Cascadia Mono" w:cs="Cascadia Mono"/>
           <w:color w:val="000000"/>
           <w:kern w:val="0"/>
-          <w:sz w:val="19"/>
+          <w:sz w:val="18"/>
           <w:szCs w:val="19"/>
           <w:highlight w:val="white"/>
           <w:lang w:val="uk-UA" w:bidi="ar-SA"/>
@@ -2463,7 +2431,7 @@
           <w:rFonts w:ascii="Cascadia Mono" w:hAnsi="Cascadia Mono" w:cs="Cascadia Mono"/>
           <w:color w:val="000000"/>
           <w:kern w:val="0"/>
-          <w:sz w:val="19"/>
+          <w:sz w:val="18"/>
           <w:szCs w:val="19"/>
           <w:highlight w:val="white"/>
           <w:lang w:val="uk-UA" w:bidi="ar-SA"/>
@@ -2476,7 +2444,7 @@
           <w:rFonts w:ascii="Cascadia Mono" w:hAnsi="Cascadia Mono" w:cs="Cascadia Mono"/>
           <w:color w:val="0000FF"/>
           <w:kern w:val="0"/>
-          <w:sz w:val="19"/>
+          <w:sz w:val="18"/>
           <w:szCs w:val="19"/>
           <w:highlight w:val="white"/>
           <w:lang w:val="uk-UA" w:bidi="ar-SA"/>
@@ -2489,7 +2457,7 @@
           <w:rFonts w:ascii="Cascadia Mono" w:hAnsi="Cascadia Mono" w:cs="Cascadia Mono"/>
           <w:color w:val="000000"/>
           <w:kern w:val="0"/>
-          <w:sz w:val="19"/>
+          <w:sz w:val="18"/>
           <w:szCs w:val="19"/>
           <w:highlight w:val="white"/>
           <w:lang w:val="uk-UA" w:bidi="ar-SA"/>
@@ -2502,7 +2470,7 @@
           <w:rFonts w:ascii="Cascadia Mono" w:hAnsi="Cascadia Mono" w:cs="Cascadia Mono"/>
           <w:color w:val="FF0000"/>
           <w:kern w:val="0"/>
-          <w:sz w:val="19"/>
+          <w:sz w:val="18"/>
           <w:szCs w:val="19"/>
           <w:highlight w:val="white"/>
           <w:lang w:val="uk-UA" w:bidi="ar-SA"/>
@@ -2515,7 +2483,7 @@
           <w:rFonts w:ascii="Cascadia Mono" w:hAnsi="Cascadia Mono" w:cs="Cascadia Mono"/>
           <w:color w:val="808080"/>
           <w:kern w:val="0"/>
-          <w:sz w:val="19"/>
+          <w:sz w:val="18"/>
           <w:szCs w:val="19"/>
           <w:highlight w:val="white"/>
           <w:lang w:val="uk-UA" w:bidi="ar-SA"/>
@@ -2532,19 +2500,19 @@
           <w:rFonts w:ascii="Cascadia Mono" w:hAnsi="Cascadia Mono" w:cs="Cascadia Mono"/>
           <w:color w:val="000000"/>
           <w:kern w:val="0"/>
-          <w:sz w:val="19"/>
-          <w:szCs w:val="19"/>
-          <w:highlight w:val="white"/>
-          <w:lang w:val="uk-UA" w:bidi="ar-SA"/>
-        </w:rPr>
-      </w:pPr>
-      <w:proofErr w:type="spellStart"/>
-      <w:r>
-        <w:rPr>
-          <w:rFonts w:ascii="Cascadia Mono" w:hAnsi="Cascadia Mono" w:cs="Cascadia Mono"/>
-          <w:color w:val="000000"/>
-          <w:kern w:val="0"/>
-          <w:sz w:val="19"/>
+          <w:sz w:val="18"/>
+          <w:szCs w:val="19"/>
+          <w:highlight w:val="white"/>
+          <w:lang w:val="uk-UA" w:bidi="ar-SA"/>
+        </w:rPr>
+      </w:pPr>
+      <w:proofErr w:type="spellStart"/>
+      <w:r>
+        <w:rPr>
+          <w:rFonts w:ascii="Cascadia Mono" w:hAnsi="Cascadia Mono" w:cs="Cascadia Mono"/>
+          <w:color w:val="000000"/>
+          <w:kern w:val="0"/>
+          <w:sz w:val="18"/>
           <w:szCs w:val="19"/>
           <w:highlight w:val="white"/>
           <w:lang w:val="uk-UA" w:bidi="ar-SA"/>
@@ -2557,7 +2525,7 @@
           <w:rFonts w:ascii="Cascadia Mono" w:hAnsi="Cascadia Mono" w:cs="Cascadia Mono"/>
           <w:color w:val="000000"/>
           <w:kern w:val="0"/>
-          <w:sz w:val="19"/>
+          <w:sz w:val="18"/>
           <w:szCs w:val="19"/>
           <w:highlight w:val="white"/>
           <w:lang w:val="uk-UA" w:bidi="ar-SA"/>
@@ -2569,7 +2537,7 @@
           <w:rFonts w:ascii="Cascadia Mono" w:hAnsi="Cascadia Mono" w:cs="Cascadia Mono"/>
           <w:color w:val="808080"/>
           <w:kern w:val="0"/>
-          <w:sz w:val="19"/>
+          <w:sz w:val="18"/>
           <w:szCs w:val="19"/>
           <w:highlight w:val="white"/>
           <w:lang w:val="uk-UA" w:bidi="ar-SA"/>
@@ -2581,7 +2549,7 @@
           <w:rFonts w:ascii="Cascadia Mono" w:hAnsi="Cascadia Mono" w:cs="Cascadia Mono"/>
           <w:color w:val="000000"/>
           <w:kern w:val="0"/>
-          <w:sz w:val="19"/>
+          <w:sz w:val="18"/>
           <w:szCs w:val="19"/>
           <w:highlight w:val="white"/>
           <w:lang w:val="uk-UA" w:bidi="ar-SA"/>
@@ -2594,7 +2562,7 @@
           <w:rFonts w:ascii="Cascadia Mono" w:hAnsi="Cascadia Mono" w:cs="Cascadia Mono"/>
           <w:color w:val="000000"/>
           <w:kern w:val="0"/>
-          <w:sz w:val="19"/>
+          <w:sz w:val="18"/>
           <w:szCs w:val="19"/>
           <w:highlight w:val="white"/>
           <w:lang w:val="uk-UA" w:bidi="ar-SA"/>
@@ -2607,7 +2575,7 @@
           <w:rFonts w:ascii="Cascadia Mono" w:hAnsi="Cascadia Mono" w:cs="Cascadia Mono"/>
           <w:color w:val="000000"/>
           <w:kern w:val="0"/>
-          <w:sz w:val="19"/>
+          <w:sz w:val="18"/>
           <w:szCs w:val="19"/>
           <w:highlight w:val="white"/>
           <w:lang w:val="uk-UA" w:bidi="ar-SA"/>
@@ -2620,7 +2588,7 @@
           <w:rFonts w:ascii="Cascadia Mono" w:hAnsi="Cascadia Mono" w:cs="Cascadia Mono"/>
           <w:color w:val="0000FF"/>
           <w:kern w:val="0"/>
-          <w:sz w:val="19"/>
+          <w:sz w:val="18"/>
           <w:szCs w:val="19"/>
           <w:highlight w:val="white"/>
           <w:lang w:val="uk-UA" w:bidi="ar-SA"/>
@@ -2633,7 +2601,7 @@
           <w:rFonts w:ascii="Cascadia Mono" w:hAnsi="Cascadia Mono" w:cs="Cascadia Mono"/>
           <w:color w:val="000000"/>
           <w:kern w:val="0"/>
-          <w:sz w:val="19"/>
+          <w:sz w:val="18"/>
           <w:szCs w:val="19"/>
           <w:highlight w:val="white"/>
           <w:lang w:val="uk-UA" w:bidi="ar-SA"/>
@@ -2646,7 +2614,7 @@
           <w:rFonts w:ascii="Cascadia Mono" w:hAnsi="Cascadia Mono" w:cs="Cascadia Mono"/>
           <w:color w:val="000000"/>
           <w:kern w:val="0"/>
-          <w:sz w:val="19"/>
+          <w:sz w:val="18"/>
           <w:szCs w:val="19"/>
           <w:highlight w:val="white"/>
           <w:lang w:val="uk-UA" w:bidi="ar-SA"/>
@@ -2659,7 +2627,7 @@
           <w:rFonts w:ascii="Cascadia Mono" w:hAnsi="Cascadia Mono" w:cs="Cascadia Mono"/>
           <w:color w:val="808080"/>
           <w:kern w:val="0"/>
-          <w:sz w:val="19"/>
+          <w:sz w:val="18"/>
           <w:szCs w:val="19"/>
           <w:highlight w:val="white"/>
           <w:lang w:val="uk-UA" w:bidi="ar-SA"/>
@@ -2671,7 +2639,7 @@
           <w:rFonts w:ascii="Cascadia Mono" w:hAnsi="Cascadia Mono" w:cs="Cascadia Mono"/>
           <w:color w:val="000000"/>
           <w:kern w:val="0"/>
-          <w:sz w:val="19"/>
+          <w:sz w:val="18"/>
           <w:szCs w:val="19"/>
           <w:highlight w:val="white"/>
           <w:lang w:val="uk-UA" w:bidi="ar-SA"/>
@@ -2684,7 +2652,7 @@
           <w:rFonts w:ascii="Cascadia Mono" w:hAnsi="Cascadia Mono" w:cs="Cascadia Mono"/>
           <w:color w:val="00FF00"/>
           <w:kern w:val="0"/>
-          <w:sz w:val="19"/>
+          <w:sz w:val="18"/>
           <w:szCs w:val="19"/>
           <w:highlight w:val="white"/>
           <w:lang w:val="uk-UA" w:bidi="ar-SA"/>
@@ -2697,7 +2665,7 @@
           <w:rFonts w:ascii="Cascadia Mono" w:hAnsi="Cascadia Mono" w:cs="Cascadia Mono"/>
           <w:color w:val="808080"/>
           <w:kern w:val="0"/>
-          <w:sz w:val="19"/>
+          <w:sz w:val="18"/>
           <w:szCs w:val="19"/>
           <w:highlight w:val="white"/>
           <w:lang w:val="uk-UA" w:bidi="ar-SA"/>
@@ -2709,7 +2677,7 @@
           <w:rFonts w:ascii="Cascadia Mono" w:hAnsi="Cascadia Mono" w:cs="Cascadia Mono"/>
           <w:color w:val="000000"/>
           <w:kern w:val="0"/>
-          <w:sz w:val="19"/>
+          <w:sz w:val="18"/>
           <w:szCs w:val="19"/>
           <w:highlight w:val="white"/>
           <w:lang w:val="uk-UA" w:bidi="ar-SA"/>
@@ -2722,7 +2690,7 @@
           <w:rFonts w:ascii="Cascadia Mono" w:hAnsi="Cascadia Mono" w:cs="Cascadia Mono"/>
           <w:color w:val="0000FF"/>
           <w:kern w:val="0"/>
-          <w:sz w:val="19"/>
+          <w:sz w:val="18"/>
           <w:szCs w:val="19"/>
           <w:highlight w:val="white"/>
           <w:lang w:val="uk-UA" w:bidi="ar-SA"/>
@@ -2735,7 +2703,7 @@
           <w:rFonts w:ascii="Cascadia Mono" w:hAnsi="Cascadia Mono" w:cs="Cascadia Mono"/>
           <w:color w:val="808080"/>
           <w:kern w:val="0"/>
-          <w:sz w:val="19"/>
+          <w:sz w:val="18"/>
           <w:szCs w:val="19"/>
           <w:highlight w:val="white"/>
           <w:lang w:val="uk-UA" w:bidi="ar-SA"/>
@@ -2747,7 +2715,7 @@
           <w:rFonts w:ascii="Cascadia Mono" w:hAnsi="Cascadia Mono" w:cs="Cascadia Mono"/>
           <w:color w:val="000000"/>
           <w:kern w:val="0"/>
-          <w:sz w:val="19"/>
+          <w:sz w:val="18"/>
           <w:szCs w:val="19"/>
           <w:highlight w:val="white"/>
           <w:lang w:val="uk-UA" w:bidi="ar-SA"/>
@@ -2760,7 +2728,7 @@
           <w:rFonts w:ascii="Cascadia Mono" w:hAnsi="Cascadia Mono" w:cs="Cascadia Mono"/>
           <w:color w:val="000000"/>
           <w:kern w:val="0"/>
-          <w:sz w:val="19"/>
+          <w:sz w:val="18"/>
           <w:szCs w:val="19"/>
           <w:highlight w:val="white"/>
           <w:lang w:val="uk-UA" w:bidi="ar-SA"/>
@@ -2773,7 +2741,7 @@
           <w:rFonts w:ascii="Cascadia Mono" w:hAnsi="Cascadia Mono" w:cs="Cascadia Mono"/>
           <w:color w:val="000000"/>
           <w:kern w:val="0"/>
-          <w:sz w:val="19"/>
+          <w:sz w:val="18"/>
           <w:szCs w:val="19"/>
           <w:highlight w:val="white"/>
           <w:lang w:val="uk-UA" w:bidi="ar-SA"/>
@@ -2785,7 +2753,7 @@
           <w:rFonts w:ascii="Cascadia Mono" w:hAnsi="Cascadia Mono" w:cs="Cascadia Mono"/>
           <w:color w:val="808080"/>
           <w:kern w:val="0"/>
-          <w:sz w:val="19"/>
+          <w:sz w:val="18"/>
           <w:szCs w:val="19"/>
           <w:highlight w:val="white"/>
           <w:lang w:val="uk-UA" w:bidi="ar-SA"/>
@@ -2797,7 +2765,7 @@
           <w:rFonts w:ascii="Cascadia Mono" w:hAnsi="Cascadia Mono" w:cs="Cascadia Mono"/>
           <w:color w:val="000000"/>
           <w:kern w:val="0"/>
-          <w:sz w:val="19"/>
+          <w:sz w:val="18"/>
           <w:szCs w:val="19"/>
           <w:highlight w:val="white"/>
           <w:lang w:val="uk-UA" w:bidi="ar-SA"/>
@@ -2810,7 +2778,7 @@
           <w:rFonts w:ascii="Cascadia Mono" w:hAnsi="Cascadia Mono" w:cs="Cascadia Mono"/>
           <w:color w:val="0000FF"/>
           <w:kern w:val="0"/>
-          <w:sz w:val="19"/>
+          <w:sz w:val="18"/>
           <w:szCs w:val="19"/>
           <w:highlight w:val="white"/>
           <w:lang w:val="uk-UA" w:bidi="ar-SA"/>
@@ -2823,7 +2791,7 @@
           <w:rFonts w:ascii="Cascadia Mono" w:hAnsi="Cascadia Mono" w:cs="Cascadia Mono"/>
           <w:color w:val="000000"/>
           <w:kern w:val="0"/>
-          <w:sz w:val="19"/>
+          <w:sz w:val="18"/>
           <w:szCs w:val="19"/>
           <w:highlight w:val="white"/>
           <w:lang w:val="uk-UA" w:bidi="ar-SA"/>
@@ -2836,7 +2804,7 @@
           <w:rFonts w:ascii="Cascadia Mono" w:hAnsi="Cascadia Mono" w:cs="Cascadia Mono"/>
           <w:color w:val="FF0000"/>
           <w:kern w:val="0"/>
-          <w:sz w:val="19"/>
+          <w:sz w:val="18"/>
           <w:szCs w:val="19"/>
           <w:highlight w:val="white"/>
           <w:lang w:val="uk-UA" w:bidi="ar-SA"/>
@@ -2849,7 +2817,7 @@
           <w:rFonts w:ascii="Cascadia Mono" w:hAnsi="Cascadia Mono" w:cs="Cascadia Mono"/>
           <w:color w:val="808080"/>
           <w:kern w:val="0"/>
-          <w:sz w:val="19"/>
+          <w:sz w:val="18"/>
           <w:szCs w:val="19"/>
           <w:highlight w:val="white"/>
           <w:lang w:val="uk-UA" w:bidi="ar-SA"/>
@@ -2866,19 +2834,19 @@
           <w:rFonts w:ascii="Cascadia Mono" w:hAnsi="Cascadia Mono" w:cs="Cascadia Mono"/>
           <w:color w:val="000000"/>
           <w:kern w:val="0"/>
-          <w:sz w:val="19"/>
-          <w:szCs w:val="19"/>
-          <w:highlight w:val="white"/>
-          <w:lang w:val="uk-UA" w:bidi="ar-SA"/>
-        </w:rPr>
-      </w:pPr>
-      <w:proofErr w:type="spellStart"/>
-      <w:r>
-        <w:rPr>
-          <w:rFonts w:ascii="Cascadia Mono" w:hAnsi="Cascadia Mono" w:cs="Cascadia Mono"/>
-          <w:color w:val="000000"/>
-          <w:kern w:val="0"/>
-          <w:sz w:val="19"/>
+          <w:sz w:val="18"/>
+          <w:szCs w:val="19"/>
+          <w:highlight w:val="white"/>
+          <w:lang w:val="uk-UA" w:bidi="ar-SA"/>
+        </w:rPr>
+      </w:pPr>
+      <w:proofErr w:type="spellStart"/>
+      <w:r>
+        <w:rPr>
+          <w:rFonts w:ascii="Cascadia Mono" w:hAnsi="Cascadia Mono" w:cs="Cascadia Mono"/>
+          <w:color w:val="000000"/>
+          <w:kern w:val="0"/>
+          <w:sz w:val="18"/>
           <w:szCs w:val="19"/>
           <w:highlight w:val="white"/>
           <w:lang w:val="uk-UA" w:bidi="ar-SA"/>
@@ -2891,7 +2859,7 @@
           <w:rFonts w:ascii="Cascadia Mono" w:hAnsi="Cascadia Mono" w:cs="Cascadia Mono"/>
           <w:color w:val="000000"/>
           <w:kern w:val="0"/>
-          <w:sz w:val="19"/>
+          <w:sz w:val="18"/>
           <w:szCs w:val="19"/>
           <w:highlight w:val="white"/>
           <w:lang w:val="uk-UA" w:bidi="ar-SA"/>
@@ -2904,7 +2872,7 @@
           <w:rFonts w:ascii="Cascadia Mono" w:hAnsi="Cascadia Mono" w:cs="Cascadia Mono"/>
           <w:color w:val="000000"/>
           <w:kern w:val="0"/>
-          <w:sz w:val="19"/>
+          <w:sz w:val="18"/>
           <w:szCs w:val="19"/>
           <w:highlight w:val="white"/>
           <w:lang w:val="uk-UA" w:bidi="ar-SA"/>
@@ -2917,7 +2885,7 @@
           <w:rFonts w:ascii="Cascadia Mono" w:hAnsi="Cascadia Mono" w:cs="Cascadia Mono"/>
           <w:color w:val="000000"/>
           <w:kern w:val="0"/>
-          <w:sz w:val="19"/>
+          <w:sz w:val="18"/>
           <w:szCs w:val="19"/>
           <w:highlight w:val="white"/>
           <w:lang w:val="uk-UA" w:bidi="ar-SA"/>
@@ -2930,7 +2898,7 @@
           <w:rFonts w:ascii="Cascadia Mono" w:hAnsi="Cascadia Mono" w:cs="Cascadia Mono"/>
           <w:color w:val="0000FF"/>
           <w:kern w:val="0"/>
-          <w:sz w:val="19"/>
+          <w:sz w:val="18"/>
           <w:szCs w:val="19"/>
           <w:highlight w:val="white"/>
           <w:lang w:val="uk-UA" w:bidi="ar-SA"/>
@@ -2943,7 +2911,7 @@
           <w:rFonts w:ascii="Cascadia Mono" w:hAnsi="Cascadia Mono" w:cs="Cascadia Mono"/>
           <w:color w:val="000000"/>
           <w:kern w:val="0"/>
-          <w:sz w:val="19"/>
+          <w:sz w:val="18"/>
           <w:szCs w:val="19"/>
           <w:highlight w:val="white"/>
           <w:lang w:val="uk-UA" w:bidi="ar-SA"/>
@@ -2955,7 +2923,7 @@
           <w:rFonts w:ascii="Cascadia Mono" w:hAnsi="Cascadia Mono" w:cs="Cascadia Mono"/>
           <w:color w:val="FF0000"/>
           <w:kern w:val="0"/>
-          <w:sz w:val="19"/>
+          <w:sz w:val="18"/>
           <w:szCs w:val="19"/>
           <w:highlight w:val="white"/>
           <w:lang w:val="uk-UA" w:bidi="ar-SA"/>
@@ -2968,7 +2936,7 @@
           <w:rFonts w:ascii="Cascadia Mono" w:hAnsi="Cascadia Mono" w:cs="Cascadia Mono"/>
           <w:color w:val="FF0000"/>
           <w:kern w:val="0"/>
-          <w:sz w:val="19"/>
+          <w:sz w:val="18"/>
           <w:szCs w:val="19"/>
           <w:highlight w:val="white"/>
           <w:lang w:val="uk-UA" w:bidi="ar-SA"/>
@@ -2981,7 +2949,7 @@
           <w:rFonts w:ascii="Cascadia Mono" w:hAnsi="Cascadia Mono" w:cs="Cascadia Mono"/>
           <w:color w:val="FF0000"/>
           <w:kern w:val="0"/>
-          <w:sz w:val="19"/>
+          <w:sz w:val="18"/>
           <w:szCs w:val="19"/>
           <w:highlight w:val="white"/>
           <w:lang w:val="uk-UA" w:bidi="ar-SA"/>
@@ -2994,7 +2962,7 @@
           <w:rFonts w:ascii="Cascadia Mono" w:hAnsi="Cascadia Mono" w:cs="Cascadia Mono"/>
           <w:color w:val="FF0000"/>
           <w:kern w:val="0"/>
-          <w:sz w:val="19"/>
+          <w:sz w:val="18"/>
           <w:szCs w:val="19"/>
           <w:highlight w:val="white"/>
           <w:lang w:val="uk-UA" w:bidi="ar-SA"/>
@@ -3007,7 +2975,7 @@
           <w:rFonts w:ascii="Cascadia Mono" w:hAnsi="Cascadia Mono" w:cs="Cascadia Mono"/>
           <w:color w:val="808080"/>
           <w:kern w:val="0"/>
-          <w:sz w:val="19"/>
+          <w:sz w:val="18"/>
           <w:szCs w:val="19"/>
           <w:highlight w:val="white"/>
           <w:lang w:val="uk-UA" w:bidi="ar-SA"/>
@@ -3024,19 +2992,19 @@
           <w:rFonts w:ascii="Cascadia Mono" w:hAnsi="Cascadia Mono" w:cs="Cascadia Mono"/>
           <w:color w:val="000000"/>
           <w:kern w:val="0"/>
-          <w:sz w:val="19"/>
-          <w:szCs w:val="19"/>
-          <w:highlight w:val="white"/>
-          <w:lang w:val="uk-UA" w:bidi="ar-SA"/>
-        </w:rPr>
-      </w:pPr>
-      <w:proofErr w:type="spellStart"/>
-      <w:r>
-        <w:rPr>
-          <w:rFonts w:ascii="Cascadia Mono" w:hAnsi="Cascadia Mono" w:cs="Cascadia Mono"/>
-          <w:color w:val="000000"/>
-          <w:kern w:val="0"/>
-          <w:sz w:val="19"/>
+          <w:sz w:val="18"/>
+          <w:szCs w:val="19"/>
+          <w:highlight w:val="white"/>
+          <w:lang w:val="uk-UA" w:bidi="ar-SA"/>
+        </w:rPr>
+      </w:pPr>
+      <w:proofErr w:type="spellStart"/>
+      <w:r>
+        <w:rPr>
+          <w:rFonts w:ascii="Cascadia Mono" w:hAnsi="Cascadia Mono" w:cs="Cascadia Mono"/>
+          <w:color w:val="000000"/>
+          <w:kern w:val="0"/>
+          <w:sz w:val="18"/>
           <w:szCs w:val="19"/>
           <w:highlight w:val="white"/>
           <w:lang w:val="uk-UA" w:bidi="ar-SA"/>
@@ -3049,7 +3017,7 @@
           <w:rFonts w:ascii="Cascadia Mono" w:hAnsi="Cascadia Mono" w:cs="Cascadia Mono"/>
           <w:color w:val="000000"/>
           <w:kern w:val="0"/>
-          <w:sz w:val="19"/>
+          <w:sz w:val="18"/>
           <w:szCs w:val="19"/>
           <w:highlight w:val="white"/>
           <w:lang w:val="uk-UA" w:bidi="ar-SA"/>
@@ -3062,7 +3030,7 @@
           <w:rFonts w:ascii="Cascadia Mono" w:hAnsi="Cascadia Mono" w:cs="Cascadia Mono"/>
           <w:color w:val="000000"/>
           <w:kern w:val="0"/>
-          <w:sz w:val="19"/>
+          <w:sz w:val="18"/>
           <w:szCs w:val="19"/>
           <w:highlight w:val="white"/>
           <w:lang w:val="uk-UA" w:bidi="ar-SA"/>
@@ -3075,7 +3043,7 @@
           <w:rFonts w:ascii="Cascadia Mono" w:hAnsi="Cascadia Mono" w:cs="Cascadia Mono"/>
           <w:color w:val="000000"/>
           <w:kern w:val="0"/>
-          <w:sz w:val="19"/>
+          <w:sz w:val="18"/>
           <w:szCs w:val="19"/>
           <w:highlight w:val="white"/>
           <w:lang w:val="uk-UA" w:bidi="ar-SA"/>
@@ -3088,7 +3056,7 @@
           <w:rFonts w:ascii="Cascadia Mono" w:hAnsi="Cascadia Mono" w:cs="Cascadia Mono"/>
           <w:color w:val="0000FF"/>
           <w:kern w:val="0"/>
-          <w:sz w:val="19"/>
+          <w:sz w:val="18"/>
           <w:szCs w:val="19"/>
           <w:highlight w:val="white"/>
           <w:lang w:val="uk-UA" w:bidi="ar-SA"/>
@@ -3101,7 +3069,7 @@
           <w:rFonts w:ascii="Cascadia Mono" w:hAnsi="Cascadia Mono" w:cs="Cascadia Mono"/>
           <w:color w:val="000000"/>
           <w:kern w:val="0"/>
-          <w:sz w:val="19"/>
+          <w:sz w:val="18"/>
           <w:szCs w:val="19"/>
           <w:highlight w:val="white"/>
           <w:lang w:val="uk-UA" w:bidi="ar-SA"/>
@@ -3113,7 +3081,7 @@
           <w:rFonts w:ascii="Cascadia Mono" w:hAnsi="Cascadia Mono" w:cs="Cascadia Mono"/>
           <w:color w:val="FF0000"/>
           <w:kern w:val="0"/>
-          <w:sz w:val="19"/>
+          <w:sz w:val="18"/>
           <w:szCs w:val="19"/>
           <w:highlight w:val="white"/>
           <w:lang w:val="uk-UA" w:bidi="ar-SA"/>
@@ -3126,7 +3094,7 @@
           <w:rFonts w:ascii="Cascadia Mono" w:hAnsi="Cascadia Mono" w:cs="Cascadia Mono"/>
           <w:color w:val="FF0000"/>
           <w:kern w:val="0"/>
-          <w:sz w:val="19"/>
+          <w:sz w:val="18"/>
           <w:szCs w:val="19"/>
           <w:highlight w:val="white"/>
           <w:lang w:val="uk-UA" w:bidi="ar-SA"/>
@@ -3139,7 +3107,7 @@
           <w:rFonts w:ascii="Cascadia Mono" w:hAnsi="Cascadia Mono" w:cs="Cascadia Mono"/>
           <w:color w:val="FF0000"/>
           <w:kern w:val="0"/>
-          <w:sz w:val="19"/>
+          <w:sz w:val="18"/>
           <w:szCs w:val="19"/>
           <w:highlight w:val="white"/>
           <w:lang w:val="uk-UA" w:bidi="ar-SA"/>
@@ -3152,7 +3120,7 @@
           <w:rFonts w:ascii="Cascadia Mono" w:hAnsi="Cascadia Mono" w:cs="Cascadia Mono"/>
           <w:color w:val="FF0000"/>
           <w:kern w:val="0"/>
-          <w:sz w:val="19"/>
+          <w:sz w:val="18"/>
           <w:szCs w:val="19"/>
           <w:highlight w:val="white"/>
           <w:lang w:val="uk-UA" w:bidi="ar-SA"/>
@@ -3165,7 +3133,7 @@
           <w:rFonts w:ascii="Cascadia Mono" w:hAnsi="Cascadia Mono" w:cs="Cascadia Mono"/>
           <w:color w:val="808080"/>
           <w:kern w:val="0"/>
-          <w:sz w:val="19"/>
+          <w:sz w:val="18"/>
           <w:szCs w:val="19"/>
           <w:highlight w:val="white"/>
           <w:lang w:val="uk-UA" w:bidi="ar-SA"/>
@@ -3182,19 +3150,19 @@
           <w:rFonts w:ascii="Cascadia Mono" w:hAnsi="Cascadia Mono" w:cs="Cascadia Mono"/>
           <w:color w:val="000000"/>
           <w:kern w:val="0"/>
-          <w:sz w:val="19"/>
-          <w:szCs w:val="19"/>
-          <w:highlight w:val="white"/>
-          <w:lang w:val="uk-UA" w:bidi="ar-SA"/>
-        </w:rPr>
-      </w:pPr>
-      <w:proofErr w:type="spellStart"/>
-      <w:r>
-        <w:rPr>
-          <w:rFonts w:ascii="Cascadia Mono" w:hAnsi="Cascadia Mono" w:cs="Cascadia Mono"/>
-          <w:color w:val="000000"/>
-          <w:kern w:val="0"/>
-          <w:sz w:val="19"/>
+          <w:sz w:val="18"/>
+          <w:szCs w:val="19"/>
+          <w:highlight w:val="white"/>
+          <w:lang w:val="uk-UA" w:bidi="ar-SA"/>
+        </w:rPr>
+      </w:pPr>
+      <w:proofErr w:type="spellStart"/>
+      <w:r>
+        <w:rPr>
+          <w:rFonts w:ascii="Cascadia Mono" w:hAnsi="Cascadia Mono" w:cs="Cascadia Mono"/>
+          <w:color w:val="000000"/>
+          <w:kern w:val="0"/>
+          <w:sz w:val="18"/>
           <w:szCs w:val="19"/>
           <w:highlight w:val="white"/>
           <w:lang w:val="uk-UA" w:bidi="ar-SA"/>
@@ -3207,7 +3175,7 @@
           <w:rFonts w:ascii="Cascadia Mono" w:hAnsi="Cascadia Mono" w:cs="Cascadia Mono"/>
           <w:color w:val="000000"/>
           <w:kern w:val="0"/>
-          <w:sz w:val="19"/>
+          <w:sz w:val="18"/>
           <w:szCs w:val="19"/>
           <w:highlight w:val="white"/>
           <w:lang w:val="uk-UA" w:bidi="ar-SA"/>
@@ -3220,7 +3188,7 @@
           <w:rFonts w:ascii="Cascadia Mono" w:hAnsi="Cascadia Mono" w:cs="Cascadia Mono"/>
           <w:color w:val="000000"/>
           <w:kern w:val="0"/>
-          <w:sz w:val="19"/>
+          <w:sz w:val="18"/>
           <w:szCs w:val="19"/>
           <w:highlight w:val="white"/>
           <w:lang w:val="uk-UA" w:bidi="ar-SA"/>
@@ -3233,7 +3201,7 @@
           <w:rFonts w:ascii="Cascadia Mono" w:hAnsi="Cascadia Mono" w:cs="Cascadia Mono"/>
           <w:color w:val="000000"/>
           <w:kern w:val="0"/>
-          <w:sz w:val="19"/>
+          <w:sz w:val="18"/>
           <w:szCs w:val="19"/>
           <w:highlight w:val="white"/>
           <w:lang w:val="uk-UA" w:bidi="ar-SA"/>
@@ -3246,7 +3214,7 @@
           <w:rFonts w:ascii="Cascadia Mono" w:hAnsi="Cascadia Mono" w:cs="Cascadia Mono"/>
           <w:color w:val="0000FF"/>
           <w:kern w:val="0"/>
-          <w:sz w:val="19"/>
+          <w:sz w:val="18"/>
           <w:szCs w:val="19"/>
           <w:highlight w:val="white"/>
           <w:lang w:val="uk-UA" w:bidi="ar-SA"/>
@@ -3259,7 +3227,7 @@
           <w:rFonts w:ascii="Cascadia Mono" w:hAnsi="Cascadia Mono" w:cs="Cascadia Mono"/>
           <w:color w:val="000000"/>
           <w:kern w:val="0"/>
-          <w:sz w:val="19"/>
+          <w:sz w:val="18"/>
           <w:szCs w:val="19"/>
           <w:highlight w:val="white"/>
           <w:lang w:val="uk-UA" w:bidi="ar-SA"/>
@@ -3271,7 +3239,7 @@
           <w:rFonts w:ascii="Cascadia Mono" w:hAnsi="Cascadia Mono" w:cs="Cascadia Mono"/>
           <w:color w:val="FF0000"/>
           <w:kern w:val="0"/>
-          <w:sz w:val="19"/>
+          <w:sz w:val="18"/>
           <w:szCs w:val="19"/>
           <w:highlight w:val="white"/>
           <w:lang w:val="uk-UA" w:bidi="ar-SA"/>
@@ -3284,7 +3252,7 @@
           <w:rFonts w:ascii="Cascadia Mono" w:hAnsi="Cascadia Mono" w:cs="Cascadia Mono"/>
           <w:color w:val="FF0000"/>
           <w:kern w:val="0"/>
-          <w:sz w:val="19"/>
+          <w:sz w:val="18"/>
           <w:szCs w:val="19"/>
           <w:highlight w:val="white"/>
           <w:lang w:val="uk-UA" w:bidi="ar-SA"/>
@@ -3297,7 +3265,7 @@
           <w:rFonts w:ascii="Cascadia Mono" w:hAnsi="Cascadia Mono" w:cs="Cascadia Mono"/>
           <w:color w:val="FF0000"/>
           <w:kern w:val="0"/>
-          <w:sz w:val="19"/>
+          <w:sz w:val="18"/>
           <w:szCs w:val="19"/>
           <w:highlight w:val="white"/>
           <w:lang w:val="uk-UA" w:bidi="ar-SA"/>
@@ -3310,7 +3278,7 @@
           <w:rFonts w:ascii="Cascadia Mono" w:hAnsi="Cascadia Mono" w:cs="Cascadia Mono"/>
           <w:color w:val="FF0000"/>
           <w:kern w:val="0"/>
-          <w:sz w:val="19"/>
+          <w:sz w:val="18"/>
           <w:szCs w:val="19"/>
           <w:highlight w:val="white"/>
           <w:lang w:val="uk-UA" w:bidi="ar-SA"/>
@@ -3323,7 +3291,7 @@
           <w:rFonts w:ascii="Cascadia Mono" w:hAnsi="Cascadia Mono" w:cs="Cascadia Mono"/>
           <w:color w:val="808080"/>
           <w:kern w:val="0"/>
-          <w:sz w:val="19"/>
+          <w:sz w:val="18"/>
           <w:szCs w:val="19"/>
           <w:highlight w:val="white"/>
           <w:lang w:val="uk-UA" w:bidi="ar-SA"/>
@@ -3340,19 +3308,19 @@
           <w:rFonts w:ascii="Cascadia Mono" w:hAnsi="Cascadia Mono" w:cs="Cascadia Mono"/>
           <w:color w:val="000000"/>
           <w:kern w:val="0"/>
-          <w:sz w:val="19"/>
-          <w:szCs w:val="19"/>
-          <w:highlight w:val="white"/>
-          <w:lang w:val="uk-UA" w:bidi="ar-SA"/>
-        </w:rPr>
-      </w:pPr>
-      <w:proofErr w:type="spellStart"/>
-      <w:r>
-        <w:rPr>
-          <w:rFonts w:ascii="Cascadia Mono" w:hAnsi="Cascadia Mono" w:cs="Cascadia Mono"/>
-          <w:color w:val="000000"/>
-          <w:kern w:val="0"/>
-          <w:sz w:val="19"/>
+          <w:sz w:val="18"/>
+          <w:szCs w:val="19"/>
+          <w:highlight w:val="white"/>
+          <w:lang w:val="uk-UA" w:bidi="ar-SA"/>
+        </w:rPr>
+      </w:pPr>
+      <w:proofErr w:type="spellStart"/>
+      <w:r>
+        <w:rPr>
+          <w:rFonts w:ascii="Cascadia Mono" w:hAnsi="Cascadia Mono" w:cs="Cascadia Mono"/>
+          <w:color w:val="000000"/>
+          <w:kern w:val="0"/>
+          <w:sz w:val="18"/>
           <w:szCs w:val="19"/>
           <w:highlight w:val="white"/>
           <w:lang w:val="uk-UA" w:bidi="ar-SA"/>
@@ -3365,7 +3333,7 @@
           <w:rFonts w:ascii="Cascadia Mono" w:hAnsi="Cascadia Mono" w:cs="Cascadia Mono"/>
           <w:color w:val="000000"/>
           <w:kern w:val="0"/>
-          <w:sz w:val="19"/>
+          <w:sz w:val="18"/>
           <w:szCs w:val="19"/>
           <w:highlight w:val="white"/>
           <w:lang w:val="uk-UA" w:bidi="ar-SA"/>
@@ -3378,7 +3346,7 @@
           <w:rFonts w:ascii="Cascadia Mono" w:hAnsi="Cascadia Mono" w:cs="Cascadia Mono"/>
           <w:color w:val="000000"/>
           <w:kern w:val="0"/>
-          <w:sz w:val="19"/>
+          <w:sz w:val="18"/>
           <w:szCs w:val="19"/>
           <w:highlight w:val="white"/>
           <w:lang w:val="uk-UA" w:bidi="ar-SA"/>
@@ -3391,7 +3359,7 @@
           <w:rFonts w:ascii="Cascadia Mono" w:hAnsi="Cascadia Mono" w:cs="Cascadia Mono"/>
           <w:color w:val="000000"/>
           <w:kern w:val="0"/>
-          <w:sz w:val="19"/>
+          <w:sz w:val="18"/>
           <w:szCs w:val="19"/>
           <w:highlight w:val="white"/>
           <w:lang w:val="uk-UA" w:bidi="ar-SA"/>
@@ -3404,7 +3372,7 @@
           <w:rFonts w:ascii="Cascadia Mono" w:hAnsi="Cascadia Mono" w:cs="Cascadia Mono"/>
           <w:color w:val="0000FF"/>
           <w:kern w:val="0"/>
-          <w:sz w:val="19"/>
+          <w:sz w:val="18"/>
           <w:szCs w:val="19"/>
           <w:highlight w:val="white"/>
           <w:lang w:val="uk-UA" w:bidi="ar-SA"/>
@@ -3417,7 +3385,7 @@
           <w:rFonts w:ascii="Cascadia Mono" w:hAnsi="Cascadia Mono" w:cs="Cascadia Mono"/>
           <w:color w:val="000000"/>
           <w:kern w:val="0"/>
-          <w:sz w:val="19"/>
+          <w:sz w:val="18"/>
           <w:szCs w:val="19"/>
           <w:highlight w:val="white"/>
           <w:lang w:val="uk-UA" w:bidi="ar-SA"/>
@@ -3429,7 +3397,7 @@
           <w:rFonts w:ascii="Cascadia Mono" w:hAnsi="Cascadia Mono" w:cs="Cascadia Mono"/>
           <w:color w:val="FF0000"/>
           <w:kern w:val="0"/>
-          <w:sz w:val="19"/>
+          <w:sz w:val="18"/>
           <w:szCs w:val="19"/>
           <w:highlight w:val="white"/>
           <w:lang w:val="uk-UA" w:bidi="ar-SA"/>
@@ -3442,7 +3410,7 @@
           <w:rFonts w:ascii="Cascadia Mono" w:hAnsi="Cascadia Mono" w:cs="Cascadia Mono"/>
           <w:color w:val="FF0000"/>
           <w:kern w:val="0"/>
-          <w:sz w:val="19"/>
+          <w:sz w:val="18"/>
           <w:szCs w:val="19"/>
           <w:highlight w:val="white"/>
           <w:lang w:val="uk-UA" w:bidi="ar-SA"/>
@@ -3455,7 +3423,7 @@
           <w:rFonts w:ascii="Cascadia Mono" w:hAnsi="Cascadia Mono" w:cs="Cascadia Mono"/>
           <w:color w:val="FF0000"/>
           <w:kern w:val="0"/>
-          <w:sz w:val="19"/>
+          <w:sz w:val="18"/>
           <w:szCs w:val="19"/>
           <w:highlight w:val="white"/>
           <w:lang w:val="uk-UA" w:bidi="ar-SA"/>
@@ -3468,7 +3436,7 @@
           <w:rFonts w:ascii="Cascadia Mono" w:hAnsi="Cascadia Mono" w:cs="Cascadia Mono"/>
           <w:color w:val="FF0000"/>
           <w:kern w:val="0"/>
-          <w:sz w:val="19"/>
+          <w:sz w:val="18"/>
           <w:szCs w:val="19"/>
           <w:highlight w:val="white"/>
           <w:lang w:val="uk-UA" w:bidi="ar-SA"/>
@@ -3481,7 +3449,7 @@
           <w:rFonts w:ascii="Cascadia Mono" w:hAnsi="Cascadia Mono" w:cs="Cascadia Mono"/>
           <w:color w:val="808080"/>
           <w:kern w:val="0"/>
-          <w:sz w:val="19"/>
+          <w:sz w:val="18"/>
           <w:szCs w:val="19"/>
           <w:highlight w:val="white"/>
           <w:lang w:val="uk-UA" w:bidi="ar-SA"/>
@@ -3493,7 +3461,7 @@
           <w:rFonts w:ascii="Cascadia Mono" w:hAnsi="Cascadia Mono" w:cs="Cascadia Mono"/>
           <w:color w:val="000000"/>
           <w:kern w:val="0"/>
-          <w:sz w:val="19"/>
+          <w:sz w:val="18"/>
           <w:szCs w:val="19"/>
           <w:highlight w:val="white"/>
           <w:lang w:val="uk-UA" w:bidi="ar-SA"/>
@@ -3505,7 +3473,7 @@
           <w:rFonts w:ascii="Cascadia Mono" w:hAnsi="Cascadia Mono" w:cs="Cascadia Mono"/>
           <w:color w:val="808080"/>
           <w:kern w:val="0"/>
-          <w:sz w:val="19"/>
+          <w:sz w:val="18"/>
           <w:szCs w:val="19"/>
           <w:highlight w:val="white"/>
           <w:lang w:val="uk-UA" w:bidi="ar-SA"/>
@@ -3517,7 +3485,7 @@
           <w:rFonts w:ascii="Cascadia Mono" w:hAnsi="Cascadia Mono" w:cs="Cascadia Mono"/>
           <w:color w:val="000000"/>
           <w:kern w:val="0"/>
-          <w:sz w:val="19"/>
+          <w:sz w:val="18"/>
           <w:szCs w:val="19"/>
           <w:highlight w:val="white"/>
           <w:lang w:val="uk-UA" w:bidi="ar-SA"/>
@@ -3534,19 +3502,19 @@
           <w:rFonts w:ascii="Cascadia Mono" w:hAnsi="Cascadia Mono" w:cs="Cascadia Mono"/>
           <w:color w:val="000000"/>
           <w:kern w:val="0"/>
-          <w:sz w:val="19"/>
-          <w:szCs w:val="19"/>
-          <w:highlight w:val="white"/>
-          <w:lang w:val="uk-UA" w:bidi="ar-SA"/>
-        </w:rPr>
-      </w:pPr>
-      <w:proofErr w:type="spellStart"/>
-      <w:r>
-        <w:rPr>
-          <w:rFonts w:ascii="Cascadia Mono" w:hAnsi="Cascadia Mono" w:cs="Cascadia Mono"/>
-          <w:color w:val="000000"/>
-          <w:kern w:val="0"/>
-          <w:sz w:val="19"/>
+          <w:sz w:val="18"/>
+          <w:szCs w:val="19"/>
+          <w:highlight w:val="white"/>
+          <w:lang w:val="uk-UA" w:bidi="ar-SA"/>
+        </w:rPr>
+      </w:pPr>
+      <w:proofErr w:type="spellStart"/>
+      <w:r>
+        <w:rPr>
+          <w:rFonts w:ascii="Cascadia Mono" w:hAnsi="Cascadia Mono" w:cs="Cascadia Mono"/>
+          <w:color w:val="000000"/>
+          <w:kern w:val="0"/>
+          <w:sz w:val="18"/>
           <w:szCs w:val="19"/>
           <w:highlight w:val="white"/>
           <w:lang w:val="uk-UA" w:bidi="ar-SA"/>
@@ -3559,7 +3527,7 @@
           <w:rFonts w:ascii="Cascadia Mono" w:hAnsi="Cascadia Mono" w:cs="Cascadia Mono"/>
           <w:color w:val="000000"/>
           <w:kern w:val="0"/>
-          <w:sz w:val="19"/>
+          <w:sz w:val="18"/>
           <w:szCs w:val="19"/>
           <w:highlight w:val="white"/>
           <w:lang w:val="uk-UA" w:bidi="ar-SA"/>
@@ -3571,7 +3539,7 @@
           <w:rFonts w:ascii="Cascadia Mono" w:hAnsi="Cascadia Mono" w:cs="Cascadia Mono"/>
           <w:color w:val="FF0000"/>
           <w:kern w:val="0"/>
-          <w:sz w:val="19"/>
+          <w:sz w:val="18"/>
           <w:szCs w:val="19"/>
           <w:highlight w:val="white"/>
           <w:lang w:val="uk-UA" w:bidi="ar-SA"/>
@@ -3584,7 +3552,7 @@
           <w:rFonts w:ascii="Cascadia Mono" w:hAnsi="Cascadia Mono" w:cs="Cascadia Mono"/>
           <w:color w:val="FF0000"/>
           <w:kern w:val="0"/>
-          <w:sz w:val="19"/>
+          <w:sz w:val="18"/>
           <w:szCs w:val="19"/>
           <w:highlight w:val="white"/>
           <w:lang w:val="uk-UA" w:bidi="ar-SA"/>
@@ -3597,7 +3565,7 @@
           <w:rFonts w:ascii="Cascadia Mono" w:hAnsi="Cascadia Mono" w:cs="Cascadia Mono"/>
           <w:color w:val="808080"/>
           <w:kern w:val="0"/>
-          <w:sz w:val="19"/>
+          <w:sz w:val="18"/>
           <w:szCs w:val="19"/>
           <w:highlight w:val="white"/>
           <w:lang w:val="uk-UA" w:bidi="ar-SA"/>
@@ -3609,7 +3577,7 @@
           <w:rFonts w:ascii="Cascadia Mono" w:hAnsi="Cascadia Mono" w:cs="Cascadia Mono"/>
           <w:color w:val="000000"/>
           <w:kern w:val="0"/>
-          <w:sz w:val="19"/>
+          <w:sz w:val="18"/>
           <w:szCs w:val="19"/>
           <w:highlight w:val="white"/>
           <w:lang w:val="uk-UA" w:bidi="ar-SA"/>
@@ -3626,7 +3594,7 @@
           <w:rFonts w:ascii="Cascadia Mono" w:hAnsi="Cascadia Mono" w:cs="Cascadia Mono"/>
           <w:color w:val="000000"/>
           <w:kern w:val="0"/>
-          <w:sz w:val="19"/>
+          <w:sz w:val="18"/>
           <w:szCs w:val="19"/>
           <w:highlight w:val="white"/>
           <w:lang w:val="uk-UA" w:bidi="ar-SA"/>
@@ -3642,19 +3610,19 @@
           <w:rFonts w:ascii="Cascadia Mono" w:hAnsi="Cascadia Mono" w:cs="Cascadia Mono"/>
           <w:color w:val="000000"/>
           <w:kern w:val="0"/>
-          <w:sz w:val="19"/>
-          <w:szCs w:val="19"/>
-          <w:highlight w:val="white"/>
-          <w:lang w:val="uk-UA" w:bidi="ar-SA"/>
-        </w:rPr>
-      </w:pPr>
-      <w:proofErr w:type="spellStart"/>
-      <w:r>
-        <w:rPr>
-          <w:rFonts w:ascii="Cascadia Mono" w:hAnsi="Cascadia Mono" w:cs="Cascadia Mono"/>
-          <w:color w:val="000000"/>
-          <w:kern w:val="0"/>
-          <w:sz w:val="19"/>
+          <w:sz w:val="18"/>
+          <w:szCs w:val="19"/>
+          <w:highlight w:val="white"/>
+          <w:lang w:val="uk-UA" w:bidi="ar-SA"/>
+        </w:rPr>
+      </w:pPr>
+      <w:proofErr w:type="spellStart"/>
+      <w:r>
+        <w:rPr>
+          <w:rFonts w:ascii="Cascadia Mono" w:hAnsi="Cascadia Mono" w:cs="Cascadia Mono"/>
+          <w:color w:val="000000"/>
+          <w:kern w:val="0"/>
+          <w:sz w:val="18"/>
           <w:szCs w:val="19"/>
           <w:highlight w:val="white"/>
           <w:lang w:val="uk-UA" w:bidi="ar-SA"/>
@@ -3667,7 +3635,7 @@
           <w:rFonts w:ascii="Cascadia Mono" w:hAnsi="Cascadia Mono" w:cs="Cascadia Mono"/>
           <w:color w:val="000000"/>
           <w:kern w:val="0"/>
-          <w:sz w:val="19"/>
+          <w:sz w:val="18"/>
           <w:szCs w:val="19"/>
           <w:highlight w:val="white"/>
           <w:lang w:val="uk-UA" w:bidi="ar-SA"/>
@@ -3680,7 +3648,7 @@
           <w:rFonts w:ascii="Cascadia Mono" w:hAnsi="Cascadia Mono" w:cs="Cascadia Mono"/>
           <w:color w:val="000000"/>
           <w:kern w:val="0"/>
-          <w:sz w:val="19"/>
+          <w:sz w:val="18"/>
           <w:szCs w:val="19"/>
           <w:highlight w:val="white"/>
           <w:lang w:val="uk-UA" w:bidi="ar-SA"/>
@@ -3693,7 +3661,7 @@
           <w:rFonts w:ascii="Cascadia Mono" w:hAnsi="Cascadia Mono" w:cs="Cascadia Mono"/>
           <w:color w:val="000000"/>
           <w:kern w:val="0"/>
-          <w:sz w:val="19"/>
+          <w:sz w:val="18"/>
           <w:szCs w:val="19"/>
           <w:highlight w:val="white"/>
           <w:lang w:val="uk-UA" w:bidi="ar-SA"/>
@@ -3705,7 +3673,7 @@
           <w:rFonts w:ascii="Cascadia Mono" w:hAnsi="Cascadia Mono" w:cs="Cascadia Mono"/>
           <w:color w:val="808080"/>
           <w:kern w:val="0"/>
-          <w:sz w:val="19"/>
+          <w:sz w:val="18"/>
           <w:szCs w:val="19"/>
           <w:highlight w:val="white"/>
           <w:lang w:val="uk-UA" w:bidi="ar-SA"/>
@@ -3717,7 +3685,7 @@
           <w:rFonts w:ascii="Cascadia Mono" w:hAnsi="Cascadia Mono" w:cs="Cascadia Mono"/>
           <w:color w:val="0000FF"/>
           <w:kern w:val="0"/>
-          <w:sz w:val="19"/>
+          <w:sz w:val="18"/>
           <w:szCs w:val="19"/>
           <w:highlight w:val="white"/>
           <w:lang w:val="uk-UA" w:bidi="ar-SA"/>
@@ -3729,7 +3697,7 @@
           <w:rFonts w:ascii="Cascadia Mono" w:hAnsi="Cascadia Mono" w:cs="Cascadia Mono"/>
           <w:color w:val="808080"/>
           <w:kern w:val="0"/>
-          <w:sz w:val="19"/>
+          <w:sz w:val="18"/>
           <w:szCs w:val="19"/>
           <w:highlight w:val="white"/>
           <w:lang w:val="uk-UA" w:bidi="ar-SA"/>
@@ -3741,7 +3709,7 @@
           <w:rFonts w:ascii="Cascadia Mono" w:hAnsi="Cascadia Mono" w:cs="Cascadia Mono"/>
           <w:color w:val="000000"/>
           <w:kern w:val="0"/>
-          <w:sz w:val="19"/>
+          <w:sz w:val="18"/>
           <w:szCs w:val="19"/>
           <w:highlight w:val="white"/>
           <w:lang w:val="uk-UA" w:bidi="ar-SA"/>
@@ -3753,7 +3721,7 @@
           <w:rFonts w:ascii="Cascadia Mono" w:hAnsi="Cascadia Mono" w:cs="Cascadia Mono"/>
           <w:color w:val="808080"/>
           <w:kern w:val="0"/>
-          <w:sz w:val="19"/>
+          <w:sz w:val="18"/>
           <w:szCs w:val="19"/>
           <w:highlight w:val="white"/>
           <w:lang w:val="uk-UA" w:bidi="ar-SA"/>
@@ -3765,7 +3733,7 @@
           <w:rFonts w:ascii="Cascadia Mono" w:hAnsi="Cascadia Mono" w:cs="Cascadia Mono"/>
           <w:color w:val="0000FF"/>
           <w:kern w:val="0"/>
-          <w:sz w:val="19"/>
+          <w:sz w:val="18"/>
           <w:szCs w:val="19"/>
           <w:highlight w:val="white"/>
           <w:lang w:val="uk-UA" w:bidi="ar-SA"/>
@@ -3777,7 +3745,7 @@
           <w:rFonts w:ascii="Cascadia Mono" w:hAnsi="Cascadia Mono" w:cs="Cascadia Mono"/>
           <w:color w:val="808080"/>
           <w:kern w:val="0"/>
-          <w:sz w:val="19"/>
+          <w:sz w:val="18"/>
           <w:szCs w:val="19"/>
           <w:highlight w:val="white"/>
           <w:lang w:val="uk-UA" w:bidi="ar-SA"/>
@@ -3794,18 +3762,18 @@
           <w:rFonts w:ascii="Cascadia Mono" w:hAnsi="Cascadia Mono" w:cs="Cascadia Mono"/>
           <w:color w:val="000000"/>
           <w:kern w:val="0"/>
-          <w:sz w:val="19"/>
-          <w:szCs w:val="19"/>
-          <w:highlight w:val="white"/>
-          <w:lang w:val="uk-UA" w:bidi="ar-SA"/>
-        </w:rPr>
-      </w:pPr>
-      <w:r>
-        <w:rPr>
-          <w:rFonts w:ascii="Cascadia Mono" w:hAnsi="Cascadia Mono" w:cs="Cascadia Mono"/>
-          <w:color w:val="000000"/>
-          <w:kern w:val="0"/>
-          <w:sz w:val="19"/>
+          <w:sz w:val="18"/>
+          <w:szCs w:val="19"/>
+          <w:highlight w:val="white"/>
+          <w:lang w:val="uk-UA" w:bidi="ar-SA"/>
+        </w:rPr>
+      </w:pPr>
+      <w:r>
+        <w:rPr>
+          <w:rFonts w:ascii="Cascadia Mono" w:hAnsi="Cascadia Mono" w:cs="Cascadia Mono"/>
+          <w:color w:val="000000"/>
+          <w:kern w:val="0"/>
+          <w:sz w:val="18"/>
           <w:szCs w:val="19"/>
           <w:highlight w:val="white"/>
           <w:lang w:val="uk-UA" w:bidi="ar-SA"/>
@@ -3817,7 +3785,7 @@
           <w:rFonts w:ascii="Cascadia Mono" w:hAnsi="Cascadia Mono" w:cs="Cascadia Mono"/>
           <w:color w:val="808080"/>
           <w:kern w:val="0"/>
-          <w:sz w:val="19"/>
+          <w:sz w:val="18"/>
           <w:szCs w:val="19"/>
           <w:highlight w:val="white"/>
           <w:lang w:val="uk-UA" w:bidi="ar-SA"/>
@@ -3830,7 +3798,7 @@
           <w:rFonts w:ascii="Cascadia Mono" w:hAnsi="Cascadia Mono" w:cs="Cascadia Mono"/>
           <w:color w:val="000000"/>
           <w:kern w:val="0"/>
-          <w:sz w:val="19"/>
+          <w:sz w:val="18"/>
           <w:szCs w:val="19"/>
           <w:highlight w:val="white"/>
           <w:lang w:val="uk-UA" w:bidi="ar-SA"/>
@@ -3843,7 +3811,7 @@
           <w:rFonts w:ascii="Cascadia Mono" w:hAnsi="Cascadia Mono" w:cs="Cascadia Mono"/>
           <w:color w:val="000000"/>
           <w:kern w:val="0"/>
-          <w:sz w:val="19"/>
+          <w:sz w:val="18"/>
           <w:szCs w:val="19"/>
           <w:highlight w:val="white"/>
           <w:lang w:val="uk-UA" w:bidi="ar-SA"/>
@@ -3856,7 +3824,7 @@
           <w:rFonts w:ascii="Cascadia Mono" w:hAnsi="Cascadia Mono" w:cs="Cascadia Mono"/>
           <w:color w:val="000000"/>
           <w:kern w:val="0"/>
-          <w:sz w:val="19"/>
+          <w:sz w:val="18"/>
           <w:szCs w:val="19"/>
           <w:highlight w:val="white"/>
           <w:lang w:val="uk-UA" w:bidi="ar-SA"/>
@@ -3868,7 +3836,7 @@
           <w:rFonts w:ascii="Cascadia Mono" w:hAnsi="Cascadia Mono" w:cs="Cascadia Mono"/>
           <w:color w:val="808080"/>
           <w:kern w:val="0"/>
-          <w:sz w:val="19"/>
+          <w:sz w:val="18"/>
           <w:szCs w:val="19"/>
           <w:highlight w:val="white"/>
           <w:lang w:val="uk-UA" w:bidi="ar-SA"/>
@@ -3881,7 +3849,7 @@
           <w:rFonts w:ascii="Cascadia Mono" w:hAnsi="Cascadia Mono" w:cs="Cascadia Mono"/>
           <w:color w:val="000000"/>
           <w:kern w:val="0"/>
-          <w:sz w:val="19"/>
+          <w:sz w:val="18"/>
           <w:szCs w:val="19"/>
           <w:highlight w:val="white"/>
           <w:lang w:val="uk-UA" w:bidi="ar-SA"/>
@@ -3894,7 +3862,7 @@
           <w:rFonts w:ascii="Cascadia Mono" w:hAnsi="Cascadia Mono" w:cs="Cascadia Mono"/>
           <w:color w:val="000000"/>
           <w:kern w:val="0"/>
-          <w:sz w:val="19"/>
+          <w:sz w:val="18"/>
           <w:szCs w:val="19"/>
           <w:highlight w:val="white"/>
           <w:lang w:val="uk-UA" w:bidi="ar-SA"/>
@@ -3907,7 +3875,7 @@
           <w:rFonts w:ascii="Cascadia Mono" w:hAnsi="Cascadia Mono" w:cs="Cascadia Mono"/>
           <w:color w:val="000000"/>
           <w:kern w:val="0"/>
-          <w:sz w:val="19"/>
+          <w:sz w:val="18"/>
           <w:szCs w:val="19"/>
           <w:highlight w:val="white"/>
           <w:lang w:val="uk-UA" w:bidi="ar-SA"/>
@@ -3919,7 +3887,7 @@
           <w:rFonts w:ascii="Cascadia Mono" w:hAnsi="Cascadia Mono" w:cs="Cascadia Mono"/>
           <w:color w:val="808080"/>
           <w:kern w:val="0"/>
-          <w:sz w:val="19"/>
+          <w:sz w:val="18"/>
           <w:szCs w:val="19"/>
           <w:highlight w:val="white"/>
           <w:lang w:val="uk-UA" w:bidi="ar-SA"/>
@@ -3936,18 +3904,18 @@
           <w:rFonts w:ascii="Cascadia Mono" w:hAnsi="Cascadia Mono" w:cs="Cascadia Mono"/>
           <w:color w:val="000000"/>
           <w:kern w:val="0"/>
-          <w:sz w:val="19"/>
-          <w:szCs w:val="19"/>
-          <w:highlight w:val="white"/>
-          <w:lang w:val="uk-UA" w:bidi="ar-SA"/>
-        </w:rPr>
-      </w:pPr>
-      <w:r>
-        <w:rPr>
-          <w:rFonts w:ascii="Cascadia Mono" w:hAnsi="Cascadia Mono" w:cs="Cascadia Mono"/>
-          <w:color w:val="000000"/>
-          <w:kern w:val="0"/>
-          <w:sz w:val="19"/>
+          <w:sz w:val="18"/>
+          <w:szCs w:val="19"/>
+          <w:highlight w:val="white"/>
+          <w:lang w:val="uk-UA" w:bidi="ar-SA"/>
+        </w:rPr>
+      </w:pPr>
+      <w:r>
+        <w:rPr>
+          <w:rFonts w:ascii="Cascadia Mono" w:hAnsi="Cascadia Mono" w:cs="Cascadia Mono"/>
+          <w:color w:val="000000"/>
+          <w:kern w:val="0"/>
+          <w:sz w:val="18"/>
           <w:szCs w:val="19"/>
           <w:highlight w:val="white"/>
           <w:lang w:val="uk-UA" w:bidi="ar-SA"/>
@@ -3959,7 +3927,7 @@
           <w:rFonts w:ascii="Cascadia Mono" w:hAnsi="Cascadia Mono" w:cs="Cascadia Mono"/>
           <w:color w:val="808080"/>
           <w:kern w:val="0"/>
-          <w:sz w:val="19"/>
+          <w:sz w:val="18"/>
           <w:szCs w:val="19"/>
           <w:highlight w:val="white"/>
           <w:lang w:val="uk-UA" w:bidi="ar-SA"/>
@@ -3972,7 +3940,7 @@
           <w:rFonts w:ascii="Cascadia Mono" w:hAnsi="Cascadia Mono" w:cs="Cascadia Mono"/>
           <w:color w:val="000000"/>
           <w:kern w:val="0"/>
-          <w:sz w:val="19"/>
+          <w:sz w:val="18"/>
           <w:szCs w:val="19"/>
           <w:highlight w:val="white"/>
           <w:lang w:val="uk-UA" w:bidi="ar-SA"/>
@@ -3985,7 +3953,7 @@
           <w:rFonts w:ascii="Cascadia Mono" w:hAnsi="Cascadia Mono" w:cs="Cascadia Mono"/>
           <w:color w:val="000000"/>
           <w:kern w:val="0"/>
-          <w:sz w:val="19"/>
+          <w:sz w:val="18"/>
           <w:szCs w:val="19"/>
           <w:highlight w:val="white"/>
           <w:lang w:val="uk-UA" w:bidi="ar-SA"/>
@@ -4002,18 +3970,18 @@
           <w:rFonts w:ascii="Cascadia Mono" w:hAnsi="Cascadia Mono" w:cs="Cascadia Mono"/>
           <w:color w:val="000000"/>
           <w:kern w:val="0"/>
-          <w:sz w:val="19"/>
-          <w:szCs w:val="19"/>
-          <w:highlight w:val="white"/>
-          <w:lang w:val="uk-UA" w:bidi="ar-SA"/>
-        </w:rPr>
-      </w:pPr>
-      <w:r>
-        <w:rPr>
-          <w:rFonts w:ascii="Cascadia Mono" w:hAnsi="Cascadia Mono" w:cs="Cascadia Mono"/>
-          <w:color w:val="000000"/>
-          <w:kern w:val="0"/>
-          <w:sz w:val="19"/>
+          <w:sz w:val="18"/>
+          <w:szCs w:val="19"/>
+          <w:highlight w:val="white"/>
+          <w:lang w:val="uk-UA" w:bidi="ar-SA"/>
+        </w:rPr>
+      </w:pPr>
+      <w:r>
+        <w:rPr>
+          <w:rFonts w:ascii="Cascadia Mono" w:hAnsi="Cascadia Mono" w:cs="Cascadia Mono"/>
+          <w:color w:val="000000"/>
+          <w:kern w:val="0"/>
+          <w:sz w:val="18"/>
           <w:szCs w:val="19"/>
           <w:highlight w:val="white"/>
           <w:lang w:val="uk-UA" w:bidi="ar-SA"/>
@@ -4026,7 +3994,7 @@
           <w:rFonts w:ascii="Cascadia Mono" w:hAnsi="Cascadia Mono" w:cs="Cascadia Mono"/>
           <w:color w:val="000000"/>
           <w:kern w:val="0"/>
-          <w:sz w:val="19"/>
+          <w:sz w:val="18"/>
           <w:szCs w:val="19"/>
           <w:highlight w:val="white"/>
           <w:lang w:val="uk-UA" w:bidi="ar-SA"/>
@@ -4038,7 +4006,7 @@
           <w:rFonts w:ascii="Cascadia Mono" w:hAnsi="Cascadia Mono" w:cs="Cascadia Mono"/>
           <w:color w:val="808080"/>
           <w:kern w:val="0"/>
-          <w:sz w:val="19"/>
+          <w:sz w:val="18"/>
           <w:szCs w:val="19"/>
           <w:highlight w:val="white"/>
           <w:lang w:val="uk-UA" w:bidi="ar-SA"/>
@@ -4051,7 +4019,7 @@
           <w:rFonts w:ascii="Cascadia Mono" w:hAnsi="Cascadia Mono" w:cs="Cascadia Mono"/>
           <w:color w:val="000000"/>
           <w:kern w:val="0"/>
-          <w:sz w:val="19"/>
+          <w:sz w:val="18"/>
           <w:szCs w:val="19"/>
           <w:highlight w:val="white"/>
           <w:lang w:val="uk-UA" w:bidi="ar-SA"/>
@@ -4068,18 +4036,18 @@
           <w:rFonts w:ascii="Cascadia Mono" w:hAnsi="Cascadia Mono" w:cs="Cascadia Mono"/>
           <w:color w:val="000000"/>
           <w:kern w:val="0"/>
-          <w:sz w:val="19"/>
-          <w:szCs w:val="19"/>
-          <w:highlight w:val="white"/>
-          <w:lang w:val="uk-UA" w:bidi="ar-SA"/>
-        </w:rPr>
-      </w:pPr>
-      <w:r>
-        <w:rPr>
-          <w:rFonts w:ascii="Cascadia Mono" w:hAnsi="Cascadia Mono" w:cs="Cascadia Mono"/>
-          <w:color w:val="000000"/>
-          <w:kern w:val="0"/>
-          <w:sz w:val="19"/>
+          <w:sz w:val="18"/>
+          <w:szCs w:val="19"/>
+          <w:highlight w:val="white"/>
+          <w:lang w:val="uk-UA" w:bidi="ar-SA"/>
+        </w:rPr>
+      </w:pPr>
+      <w:r>
+        <w:rPr>
+          <w:rFonts w:ascii="Cascadia Mono" w:hAnsi="Cascadia Mono" w:cs="Cascadia Mono"/>
+          <w:color w:val="000000"/>
+          <w:kern w:val="0"/>
+          <w:sz w:val="18"/>
           <w:szCs w:val="19"/>
           <w:highlight w:val="white"/>
           <w:lang w:val="uk-UA" w:bidi="ar-SA"/>
@@ -4092,7 +4060,7 @@
           <w:rFonts w:ascii="Cascadia Mono" w:hAnsi="Cascadia Mono" w:cs="Cascadia Mono"/>
           <w:color w:val="000000"/>
           <w:kern w:val="0"/>
-          <w:sz w:val="19"/>
+          <w:sz w:val="18"/>
           <w:szCs w:val="19"/>
           <w:highlight w:val="white"/>
           <w:lang w:val="uk-UA" w:bidi="ar-SA"/>
@@ -4104,7 +4072,7 @@
           <w:rFonts w:ascii="Cascadia Mono" w:hAnsi="Cascadia Mono" w:cs="Cascadia Mono"/>
           <w:color w:val="808080"/>
           <w:kern w:val="0"/>
-          <w:sz w:val="19"/>
+          <w:sz w:val="18"/>
           <w:szCs w:val="19"/>
           <w:highlight w:val="white"/>
           <w:lang w:val="uk-UA" w:bidi="ar-SA"/>
@@ -4117,7 +4085,7 @@
           <w:rFonts w:ascii="Cascadia Mono" w:hAnsi="Cascadia Mono" w:cs="Cascadia Mono"/>
           <w:color w:val="000000"/>
           <w:kern w:val="0"/>
-          <w:sz w:val="19"/>
+          <w:sz w:val="18"/>
           <w:szCs w:val="19"/>
           <w:highlight w:val="white"/>
           <w:lang w:val="uk-UA" w:bidi="ar-SA"/>
@@ -4130,7 +4098,7 @@
           <w:rFonts w:ascii="Cascadia Mono" w:hAnsi="Cascadia Mono" w:cs="Cascadia Mono"/>
           <w:color w:val="000000"/>
           <w:kern w:val="0"/>
-          <w:sz w:val="19"/>
+          <w:sz w:val="18"/>
           <w:szCs w:val="19"/>
           <w:highlight w:val="white"/>
           <w:lang w:val="uk-UA" w:bidi="ar-SA"/>
@@ -4143,7 +4111,7 @@
           <w:rFonts w:ascii="Cascadia Mono" w:hAnsi="Cascadia Mono" w:cs="Cascadia Mono"/>
           <w:color w:val="000000"/>
           <w:kern w:val="0"/>
-          <w:sz w:val="19"/>
+          <w:sz w:val="18"/>
           <w:szCs w:val="19"/>
           <w:highlight w:val="white"/>
           <w:lang w:val="uk-UA" w:bidi="ar-SA"/>
@@ -4160,18 +4128,18 @@
           <w:rFonts w:ascii="Cascadia Mono" w:hAnsi="Cascadia Mono" w:cs="Cascadia Mono"/>
           <w:color w:val="000000"/>
           <w:kern w:val="0"/>
-          <w:sz w:val="19"/>
-          <w:szCs w:val="19"/>
-          <w:highlight w:val="white"/>
-          <w:lang w:val="uk-UA" w:bidi="ar-SA"/>
-        </w:rPr>
-      </w:pPr>
-      <w:r>
-        <w:rPr>
-          <w:rFonts w:ascii="Cascadia Mono" w:hAnsi="Cascadia Mono" w:cs="Cascadia Mono"/>
-          <w:color w:val="000000"/>
-          <w:kern w:val="0"/>
-          <w:sz w:val="19"/>
+          <w:sz w:val="18"/>
+          <w:szCs w:val="19"/>
+          <w:highlight w:val="white"/>
+          <w:lang w:val="uk-UA" w:bidi="ar-SA"/>
+        </w:rPr>
+      </w:pPr>
+      <w:r>
+        <w:rPr>
+          <w:rFonts w:ascii="Cascadia Mono" w:hAnsi="Cascadia Mono" w:cs="Cascadia Mono"/>
+          <w:color w:val="000000"/>
+          <w:kern w:val="0"/>
+          <w:sz w:val="18"/>
           <w:szCs w:val="19"/>
           <w:highlight w:val="white"/>
           <w:lang w:val="uk-UA" w:bidi="ar-SA"/>
@@ -4184,7 +4152,7 @@
           <w:rFonts w:ascii="Cascadia Mono" w:hAnsi="Cascadia Mono" w:cs="Cascadia Mono"/>
           <w:color w:val="0000FF"/>
           <w:kern w:val="0"/>
-          <w:sz w:val="19"/>
+          <w:sz w:val="18"/>
           <w:szCs w:val="19"/>
           <w:highlight w:val="white"/>
           <w:lang w:val="uk-UA" w:bidi="ar-SA"/>
@@ -4196,7 +4164,7 @@
           <w:rFonts w:ascii="Cascadia Mono" w:hAnsi="Cascadia Mono" w:cs="Cascadia Mono"/>
           <w:color w:val="808080"/>
           <w:kern w:val="0"/>
-          <w:sz w:val="19"/>
+          <w:sz w:val="18"/>
           <w:szCs w:val="19"/>
           <w:highlight w:val="white"/>
           <w:lang w:val="uk-UA" w:bidi="ar-SA"/>
@@ -4209,7 +4177,7 @@
           <w:rFonts w:ascii="Cascadia Mono" w:hAnsi="Cascadia Mono" w:cs="Cascadia Mono"/>
           <w:color w:val="000000"/>
           <w:kern w:val="0"/>
-          <w:sz w:val="19"/>
+          <w:sz w:val="18"/>
           <w:szCs w:val="19"/>
           <w:highlight w:val="white"/>
           <w:lang w:val="uk-UA" w:bidi="ar-SA"/>
@@ -4226,18 +4194,18 @@
           <w:rFonts w:ascii="Cascadia Mono" w:hAnsi="Cascadia Mono" w:cs="Cascadia Mono"/>
           <w:color w:val="000000"/>
           <w:kern w:val="0"/>
-          <w:sz w:val="19"/>
-          <w:szCs w:val="19"/>
-          <w:highlight w:val="white"/>
-          <w:lang w:val="uk-UA" w:bidi="ar-SA"/>
-        </w:rPr>
-      </w:pPr>
-      <w:r>
-        <w:rPr>
-          <w:rFonts w:ascii="Cascadia Mono" w:hAnsi="Cascadia Mono" w:cs="Cascadia Mono"/>
-          <w:color w:val="000000"/>
-          <w:kern w:val="0"/>
-          <w:sz w:val="19"/>
+          <w:sz w:val="18"/>
+          <w:szCs w:val="19"/>
+          <w:highlight w:val="white"/>
+          <w:lang w:val="uk-UA" w:bidi="ar-SA"/>
+        </w:rPr>
+      </w:pPr>
+      <w:r>
+        <w:rPr>
+          <w:rFonts w:ascii="Cascadia Mono" w:hAnsi="Cascadia Mono" w:cs="Cascadia Mono"/>
+          <w:color w:val="000000"/>
+          <w:kern w:val="0"/>
+          <w:sz w:val="18"/>
           <w:szCs w:val="19"/>
           <w:highlight w:val="white"/>
           <w:lang w:val="uk-UA" w:bidi="ar-SA"/>
@@ -4249,7 +4217,7 @@
           <w:rFonts w:ascii="Cascadia Mono" w:hAnsi="Cascadia Mono" w:cs="Cascadia Mono"/>
           <w:color w:val="808080"/>
           <w:kern w:val="0"/>
-          <w:sz w:val="19"/>
+          <w:sz w:val="18"/>
           <w:szCs w:val="19"/>
           <w:highlight w:val="white"/>
           <w:lang w:val="uk-UA" w:bidi="ar-SA"/>
@@ -4266,18 +4234,18 @@
           <w:rFonts w:ascii="Cascadia Mono" w:hAnsi="Cascadia Mono" w:cs="Cascadia Mono"/>
           <w:color w:val="000000"/>
           <w:kern w:val="0"/>
-          <w:sz w:val="19"/>
-          <w:szCs w:val="19"/>
-          <w:highlight w:val="white"/>
-          <w:lang w:val="uk-UA" w:bidi="ar-SA"/>
-        </w:rPr>
-      </w:pPr>
-      <w:r>
-        <w:rPr>
-          <w:rFonts w:ascii="Cascadia Mono" w:hAnsi="Cascadia Mono" w:cs="Cascadia Mono"/>
-          <w:color w:val="000000"/>
-          <w:kern w:val="0"/>
-          <w:sz w:val="19"/>
+          <w:sz w:val="18"/>
+          <w:szCs w:val="19"/>
+          <w:highlight w:val="white"/>
+          <w:lang w:val="uk-UA" w:bidi="ar-SA"/>
+        </w:rPr>
+      </w:pPr>
+      <w:r>
+        <w:rPr>
+          <w:rFonts w:ascii="Cascadia Mono" w:hAnsi="Cascadia Mono" w:cs="Cascadia Mono"/>
+          <w:color w:val="000000"/>
+          <w:kern w:val="0"/>
+          <w:sz w:val="18"/>
           <w:szCs w:val="19"/>
           <w:highlight w:val="white"/>
           <w:lang w:val="uk-UA" w:bidi="ar-SA"/>
@@ -4289,7 +4257,7 @@
           <w:rFonts w:ascii="Cascadia Mono" w:hAnsi="Cascadia Mono" w:cs="Cascadia Mono"/>
           <w:color w:val="808080"/>
           <w:kern w:val="0"/>
-          <w:sz w:val="19"/>
+          <w:sz w:val="18"/>
           <w:szCs w:val="19"/>
           <w:highlight w:val="white"/>
           <w:lang w:val="uk-UA" w:bidi="ar-SA"/>
@@ -4302,7 +4270,7 @@
           <w:rFonts w:ascii="Cascadia Mono" w:hAnsi="Cascadia Mono" w:cs="Cascadia Mono"/>
           <w:color w:val="000000"/>
           <w:kern w:val="0"/>
-          <w:sz w:val="19"/>
+          <w:sz w:val="18"/>
           <w:szCs w:val="19"/>
           <w:highlight w:val="white"/>
           <w:lang w:val="uk-UA" w:bidi="ar-SA"/>
@@ -4315,7 +4283,7 @@
           <w:rFonts w:ascii="Cascadia Mono" w:hAnsi="Cascadia Mono" w:cs="Cascadia Mono"/>
           <w:color w:val="000000"/>
           <w:kern w:val="0"/>
-          <w:sz w:val="19"/>
+          <w:sz w:val="18"/>
           <w:szCs w:val="19"/>
           <w:highlight w:val="white"/>
           <w:lang w:val="uk-UA" w:bidi="ar-SA"/>
@@ -4332,18 +4300,18 @@
           <w:rFonts w:ascii="Cascadia Mono" w:hAnsi="Cascadia Mono" w:cs="Cascadia Mono"/>
           <w:color w:val="000000"/>
           <w:kern w:val="0"/>
-          <w:sz w:val="19"/>
-          <w:szCs w:val="19"/>
-          <w:highlight w:val="white"/>
-          <w:lang w:val="uk-UA" w:bidi="ar-SA"/>
-        </w:rPr>
-      </w:pPr>
-      <w:r>
-        <w:rPr>
-          <w:rFonts w:ascii="Cascadia Mono" w:hAnsi="Cascadia Mono" w:cs="Cascadia Mono"/>
-          <w:color w:val="000000"/>
-          <w:kern w:val="0"/>
-          <w:sz w:val="19"/>
+          <w:sz w:val="18"/>
+          <w:szCs w:val="19"/>
+          <w:highlight w:val="white"/>
+          <w:lang w:val="uk-UA" w:bidi="ar-SA"/>
+        </w:rPr>
+      </w:pPr>
+      <w:r>
+        <w:rPr>
+          <w:rFonts w:ascii="Cascadia Mono" w:hAnsi="Cascadia Mono" w:cs="Cascadia Mono"/>
+          <w:color w:val="000000"/>
+          <w:kern w:val="0"/>
+          <w:sz w:val="18"/>
           <w:szCs w:val="19"/>
           <w:highlight w:val="white"/>
           <w:lang w:val="uk-UA" w:bidi="ar-SA"/>
@@ -4356,7 +4324,7 @@
           <w:rFonts w:ascii="Cascadia Mono" w:hAnsi="Cascadia Mono" w:cs="Cascadia Mono"/>
           <w:color w:val="000000"/>
           <w:kern w:val="0"/>
-          <w:sz w:val="19"/>
+          <w:sz w:val="18"/>
           <w:szCs w:val="19"/>
           <w:highlight w:val="white"/>
           <w:lang w:val="uk-UA" w:bidi="ar-SA"/>
@@ -4368,7 +4336,7 @@
           <w:rFonts w:ascii="Cascadia Mono" w:hAnsi="Cascadia Mono" w:cs="Cascadia Mono"/>
           <w:color w:val="808080"/>
           <w:kern w:val="0"/>
-          <w:sz w:val="19"/>
+          <w:sz w:val="18"/>
           <w:szCs w:val="19"/>
           <w:highlight w:val="white"/>
           <w:lang w:val="uk-UA" w:bidi="ar-SA"/>
@@ -4381,7 +4349,7 @@
           <w:rFonts w:ascii="Cascadia Mono" w:hAnsi="Cascadia Mono" w:cs="Cascadia Mono"/>
           <w:color w:val="000000"/>
           <w:kern w:val="0"/>
-          <w:sz w:val="19"/>
+          <w:sz w:val="18"/>
           <w:szCs w:val="19"/>
           <w:highlight w:val="white"/>
           <w:lang w:val="uk-UA" w:bidi="ar-SA"/>
@@ -4398,18 +4366,18 @@
           <w:rFonts w:ascii="Cascadia Mono" w:hAnsi="Cascadia Mono" w:cs="Cascadia Mono"/>
           <w:color w:val="000000"/>
           <w:kern w:val="0"/>
-          <w:sz w:val="19"/>
-          <w:szCs w:val="19"/>
-          <w:highlight w:val="white"/>
-          <w:lang w:val="uk-UA" w:bidi="ar-SA"/>
-        </w:rPr>
-      </w:pPr>
-      <w:r>
-        <w:rPr>
-          <w:rFonts w:ascii="Cascadia Mono" w:hAnsi="Cascadia Mono" w:cs="Cascadia Mono"/>
-          <w:color w:val="000000"/>
-          <w:kern w:val="0"/>
-          <w:sz w:val="19"/>
+          <w:sz w:val="18"/>
+          <w:szCs w:val="19"/>
+          <w:highlight w:val="white"/>
+          <w:lang w:val="uk-UA" w:bidi="ar-SA"/>
+        </w:rPr>
+      </w:pPr>
+      <w:r>
+        <w:rPr>
+          <w:rFonts w:ascii="Cascadia Mono" w:hAnsi="Cascadia Mono" w:cs="Cascadia Mono"/>
+          <w:color w:val="000000"/>
+          <w:kern w:val="0"/>
+          <w:sz w:val="18"/>
           <w:szCs w:val="19"/>
           <w:highlight w:val="white"/>
           <w:lang w:val="uk-UA" w:bidi="ar-SA"/>
@@ -4422,7 +4390,7 @@
           <w:rFonts w:ascii="Cascadia Mono" w:hAnsi="Cascadia Mono" w:cs="Cascadia Mono"/>
           <w:color w:val="000000"/>
           <w:kern w:val="0"/>
-          <w:sz w:val="19"/>
+          <w:sz w:val="18"/>
           <w:szCs w:val="19"/>
           <w:highlight w:val="white"/>
           <w:lang w:val="uk-UA" w:bidi="ar-SA"/>
@@ -4434,7 +4402,7 @@
           <w:rFonts w:ascii="Cascadia Mono" w:hAnsi="Cascadia Mono" w:cs="Cascadia Mono"/>
           <w:color w:val="808080"/>
           <w:kern w:val="0"/>
-          <w:sz w:val="19"/>
+          <w:sz w:val="18"/>
           <w:szCs w:val="19"/>
           <w:highlight w:val="white"/>
           <w:lang w:val="uk-UA" w:bidi="ar-SA"/>
@@ -4447,7 +4415,7 @@
           <w:rFonts w:ascii="Cascadia Mono" w:hAnsi="Cascadia Mono" w:cs="Cascadia Mono"/>
           <w:color w:val="000000"/>
           <w:kern w:val="0"/>
-          <w:sz w:val="19"/>
+          <w:sz w:val="18"/>
           <w:szCs w:val="19"/>
           <w:highlight w:val="white"/>
           <w:lang w:val="uk-UA" w:bidi="ar-SA"/>
@@ -4460,7 +4428,7 @@
           <w:rFonts w:ascii="Cascadia Mono" w:hAnsi="Cascadia Mono" w:cs="Cascadia Mono"/>
           <w:color w:val="000000"/>
           <w:kern w:val="0"/>
-          <w:sz w:val="19"/>
+          <w:sz w:val="18"/>
           <w:szCs w:val="19"/>
           <w:highlight w:val="white"/>
           <w:lang w:val="uk-UA" w:bidi="ar-SA"/>
@@ -4473,7 +4441,7 @@
           <w:rFonts w:ascii="Cascadia Mono" w:hAnsi="Cascadia Mono" w:cs="Cascadia Mono"/>
           <w:color w:val="000000"/>
           <w:kern w:val="0"/>
-          <w:sz w:val="19"/>
+          <w:sz w:val="18"/>
           <w:szCs w:val="19"/>
           <w:highlight w:val="white"/>
           <w:lang w:val="uk-UA" w:bidi="ar-SA"/>
@@ -4490,18 +4458,18 @@
           <w:rFonts w:ascii="Cascadia Mono" w:hAnsi="Cascadia Mono" w:cs="Cascadia Mono"/>
           <w:color w:val="000000"/>
           <w:kern w:val="0"/>
-          <w:sz w:val="19"/>
-          <w:szCs w:val="19"/>
-          <w:highlight w:val="white"/>
-          <w:lang w:val="uk-UA" w:bidi="ar-SA"/>
-        </w:rPr>
-      </w:pPr>
-      <w:r>
-        <w:rPr>
-          <w:rFonts w:ascii="Cascadia Mono" w:hAnsi="Cascadia Mono" w:cs="Cascadia Mono"/>
-          <w:color w:val="000000"/>
-          <w:kern w:val="0"/>
-          <w:sz w:val="19"/>
+          <w:sz w:val="18"/>
+          <w:szCs w:val="19"/>
+          <w:highlight w:val="white"/>
+          <w:lang w:val="uk-UA" w:bidi="ar-SA"/>
+        </w:rPr>
+      </w:pPr>
+      <w:r>
+        <w:rPr>
+          <w:rFonts w:ascii="Cascadia Mono" w:hAnsi="Cascadia Mono" w:cs="Cascadia Mono"/>
+          <w:color w:val="000000"/>
+          <w:kern w:val="0"/>
+          <w:sz w:val="18"/>
           <w:szCs w:val="19"/>
           <w:highlight w:val="white"/>
           <w:lang w:val="uk-UA" w:bidi="ar-SA"/>
@@ -4514,7 +4482,7 @@
           <w:rFonts w:ascii="Cascadia Mono" w:hAnsi="Cascadia Mono" w:cs="Cascadia Mono"/>
           <w:color w:val="0000FF"/>
           <w:kern w:val="0"/>
-          <w:sz w:val="19"/>
+          <w:sz w:val="18"/>
           <w:szCs w:val="19"/>
           <w:highlight w:val="white"/>
           <w:lang w:val="uk-UA" w:bidi="ar-SA"/>
@@ -4526,7 +4494,7 @@
           <w:rFonts w:ascii="Cascadia Mono" w:hAnsi="Cascadia Mono" w:cs="Cascadia Mono"/>
           <w:color w:val="808080"/>
           <w:kern w:val="0"/>
-          <w:sz w:val="19"/>
+          <w:sz w:val="18"/>
           <w:szCs w:val="19"/>
           <w:highlight w:val="white"/>
           <w:lang w:val="uk-UA" w:bidi="ar-SA"/>
@@ -4539,7 +4507,7 @@
           <w:rFonts w:ascii="Cascadia Mono" w:hAnsi="Cascadia Mono" w:cs="Cascadia Mono"/>
           <w:color w:val="000000"/>
           <w:kern w:val="0"/>
-          <w:sz w:val="19"/>
+          <w:sz w:val="18"/>
           <w:szCs w:val="19"/>
           <w:highlight w:val="white"/>
           <w:lang w:val="uk-UA" w:bidi="ar-SA"/>
@@ -4556,18 +4524,18 @@
           <w:rFonts w:ascii="Cascadia Mono" w:hAnsi="Cascadia Mono" w:cs="Cascadia Mono"/>
           <w:color w:val="000000"/>
           <w:kern w:val="0"/>
-          <w:sz w:val="19"/>
-          <w:szCs w:val="19"/>
-          <w:highlight w:val="white"/>
-          <w:lang w:val="uk-UA" w:bidi="ar-SA"/>
-        </w:rPr>
-      </w:pPr>
-      <w:r>
-        <w:rPr>
-          <w:rFonts w:ascii="Cascadia Mono" w:hAnsi="Cascadia Mono" w:cs="Cascadia Mono"/>
-          <w:color w:val="000000"/>
-          <w:kern w:val="0"/>
-          <w:sz w:val="19"/>
+          <w:sz w:val="18"/>
+          <w:szCs w:val="19"/>
+          <w:highlight w:val="white"/>
+          <w:lang w:val="uk-UA" w:bidi="ar-SA"/>
+        </w:rPr>
+      </w:pPr>
+      <w:r>
+        <w:rPr>
+          <w:rFonts w:ascii="Cascadia Mono" w:hAnsi="Cascadia Mono" w:cs="Cascadia Mono"/>
+          <w:color w:val="000000"/>
+          <w:kern w:val="0"/>
+          <w:sz w:val="18"/>
           <w:szCs w:val="19"/>
           <w:highlight w:val="white"/>
           <w:lang w:val="uk-UA" w:bidi="ar-SA"/>
@@ -4579,7 +4547,7 @@
           <w:rFonts w:ascii="Cascadia Mono" w:hAnsi="Cascadia Mono" w:cs="Cascadia Mono"/>
           <w:color w:val="808080"/>
           <w:kern w:val="0"/>
-          <w:sz w:val="19"/>
+          <w:sz w:val="18"/>
           <w:szCs w:val="19"/>
           <w:highlight w:val="white"/>
           <w:lang w:val="uk-UA" w:bidi="ar-SA"/>
@@ -4596,18 +4564,18 @@
           <w:rFonts w:ascii="Cascadia Mono" w:hAnsi="Cascadia Mono" w:cs="Cascadia Mono"/>
           <w:color w:val="000000"/>
           <w:kern w:val="0"/>
-          <w:sz w:val="19"/>
-          <w:szCs w:val="19"/>
-          <w:highlight w:val="white"/>
-          <w:lang w:val="uk-UA" w:bidi="ar-SA"/>
-        </w:rPr>
-      </w:pPr>
-      <w:r>
-        <w:rPr>
-          <w:rFonts w:ascii="Cascadia Mono" w:hAnsi="Cascadia Mono" w:cs="Cascadia Mono"/>
-          <w:color w:val="000000"/>
-          <w:kern w:val="0"/>
-          <w:sz w:val="19"/>
+          <w:sz w:val="18"/>
+          <w:szCs w:val="19"/>
+          <w:highlight w:val="white"/>
+          <w:lang w:val="uk-UA" w:bidi="ar-SA"/>
+        </w:rPr>
+      </w:pPr>
+      <w:r>
+        <w:rPr>
+          <w:rFonts w:ascii="Cascadia Mono" w:hAnsi="Cascadia Mono" w:cs="Cascadia Mono"/>
+          <w:color w:val="000000"/>
+          <w:kern w:val="0"/>
+          <w:sz w:val="18"/>
           <w:szCs w:val="19"/>
           <w:highlight w:val="white"/>
           <w:lang w:val="uk-UA" w:bidi="ar-SA"/>
@@ -4619,7 +4587,7 @@
           <w:rFonts w:ascii="Cascadia Mono" w:hAnsi="Cascadia Mono" w:cs="Cascadia Mono"/>
           <w:color w:val="808080"/>
           <w:kern w:val="0"/>
-          <w:sz w:val="19"/>
+          <w:sz w:val="18"/>
           <w:szCs w:val="19"/>
           <w:highlight w:val="white"/>
           <w:lang w:val="uk-UA" w:bidi="ar-SA"/>
@@ -4632,7 +4600,7 @@
           <w:rFonts w:ascii="Cascadia Mono" w:hAnsi="Cascadia Mono" w:cs="Cascadia Mono"/>
           <w:color w:val="000000"/>
           <w:kern w:val="0"/>
-          <w:sz w:val="19"/>
+          <w:sz w:val="18"/>
           <w:szCs w:val="19"/>
           <w:highlight w:val="white"/>
           <w:lang w:val="uk-UA" w:bidi="ar-SA"/>
@@ -4645,7 +4613,7 @@
           <w:rFonts w:ascii="Cascadia Mono" w:hAnsi="Cascadia Mono" w:cs="Cascadia Mono"/>
           <w:color w:val="808080"/>
           <w:kern w:val="0"/>
-          <w:sz w:val="19"/>
+          <w:sz w:val="18"/>
           <w:szCs w:val="19"/>
           <w:highlight w:val="white"/>
           <w:lang w:val="uk-UA" w:bidi="ar-SA"/>
@@ -4662,18 +4630,18 @@
           <w:rFonts w:ascii="Cascadia Mono" w:hAnsi="Cascadia Mono" w:cs="Cascadia Mono"/>
           <w:color w:val="000000"/>
           <w:kern w:val="0"/>
-          <w:sz w:val="19"/>
-          <w:szCs w:val="19"/>
-          <w:highlight w:val="white"/>
-          <w:lang w:val="uk-UA" w:bidi="ar-SA"/>
-        </w:rPr>
-      </w:pPr>
-      <w:r>
-        <w:rPr>
-          <w:rFonts w:ascii="Cascadia Mono" w:hAnsi="Cascadia Mono" w:cs="Cascadia Mono"/>
-          <w:color w:val="808080"/>
-          <w:kern w:val="0"/>
-          <w:sz w:val="19"/>
+          <w:sz w:val="18"/>
+          <w:szCs w:val="19"/>
+          <w:highlight w:val="white"/>
+          <w:lang w:val="uk-UA" w:bidi="ar-SA"/>
+        </w:rPr>
+      </w:pPr>
+      <w:r>
+        <w:rPr>
+          <w:rFonts w:ascii="Cascadia Mono" w:hAnsi="Cascadia Mono" w:cs="Cascadia Mono"/>
+          <w:color w:val="808080"/>
+          <w:kern w:val="0"/>
+          <w:sz w:val="18"/>
           <w:szCs w:val="19"/>
           <w:highlight w:val="white"/>
           <w:lang w:val="uk-UA" w:bidi="ar-SA"/>
@@ -4690,7 +4658,7 @@
           <w:rFonts w:ascii="Cascadia Mono" w:hAnsi="Cascadia Mono" w:cs="Cascadia Mono"/>
           <w:color w:val="000000"/>
           <w:kern w:val="0"/>
-          <w:sz w:val="19"/>
+          <w:sz w:val="18"/>
           <w:szCs w:val="19"/>
           <w:highlight w:val="white"/>
           <w:lang w:val="uk-UA" w:bidi="ar-SA"/>
@@ -4706,7 +4674,7 @@
           <w:rFonts w:ascii="Cascadia Mono" w:hAnsi="Cascadia Mono" w:cs="Cascadia Mono"/>
           <w:color w:val="000000"/>
           <w:kern w:val="0"/>
-          <w:sz w:val="19"/>
+          <w:sz w:val="18"/>
           <w:szCs w:val="19"/>
           <w:highlight w:val="white"/>
           <w:lang w:val="uk-UA" w:bidi="ar-SA"/>
@@ -4718,7 +4686,7 @@
           <w:rFonts w:ascii="Cascadia Mono" w:hAnsi="Cascadia Mono" w:cs="Cascadia Mono"/>
           <w:color w:val="0000FF"/>
           <w:kern w:val="0"/>
-          <w:sz w:val="19"/>
+          <w:sz w:val="18"/>
           <w:szCs w:val="19"/>
           <w:highlight w:val="white"/>
           <w:lang w:val="uk-UA" w:bidi="ar-SA"/>
@@ -4731,7 +4699,7 @@
           <w:rFonts w:ascii="Cascadia Mono" w:hAnsi="Cascadia Mono" w:cs="Cascadia Mono"/>
           <w:color w:val="000000"/>
           <w:kern w:val="0"/>
-          <w:sz w:val="19"/>
+          <w:sz w:val="18"/>
           <w:szCs w:val="19"/>
           <w:highlight w:val="white"/>
           <w:lang w:val="uk-UA" w:bidi="ar-SA"/>
@@ -4744,7 +4712,7 @@
           <w:rFonts w:ascii="Cascadia Mono" w:hAnsi="Cascadia Mono" w:cs="Cascadia Mono"/>
           <w:color w:val="000000"/>
           <w:kern w:val="0"/>
-          <w:sz w:val="19"/>
+          <w:sz w:val="18"/>
           <w:szCs w:val="19"/>
           <w:highlight w:val="white"/>
           <w:lang w:val="uk-UA" w:bidi="ar-SA"/>
@@ -4757,7 +4725,7 @@
           <w:rFonts w:ascii="Cascadia Mono" w:hAnsi="Cascadia Mono" w:cs="Cascadia Mono"/>
           <w:color w:val="808080"/>
           <w:kern w:val="0"/>
-          <w:sz w:val="19"/>
+          <w:sz w:val="18"/>
           <w:szCs w:val="19"/>
           <w:highlight w:val="white"/>
           <w:lang w:val="uk-UA" w:bidi="ar-SA"/>
@@ -4769,7 +4737,7 @@
           <w:rFonts w:ascii="Cascadia Mono" w:hAnsi="Cascadia Mono" w:cs="Cascadia Mono"/>
           <w:color w:val="000000"/>
           <w:kern w:val="0"/>
-          <w:sz w:val="19"/>
+          <w:sz w:val="18"/>
           <w:szCs w:val="19"/>
           <w:highlight w:val="white"/>
           <w:lang w:val="uk-UA" w:bidi="ar-SA"/>
@@ -4781,7 +4749,7 @@
           <w:rFonts w:ascii="Cascadia Mono" w:hAnsi="Cascadia Mono" w:cs="Cascadia Mono"/>
           <w:color w:val="808080"/>
           <w:kern w:val="0"/>
-          <w:sz w:val="19"/>
+          <w:sz w:val="18"/>
           <w:szCs w:val="19"/>
           <w:highlight w:val="white"/>
           <w:lang w:val="uk-UA" w:bidi="ar-SA"/>
@@ -4798,18 +4766,18 @@
           <w:rFonts w:ascii="Cascadia Mono" w:hAnsi="Cascadia Mono" w:cs="Cascadia Mono"/>
           <w:color w:val="000000"/>
           <w:kern w:val="0"/>
-          <w:sz w:val="19"/>
-          <w:szCs w:val="19"/>
-          <w:highlight w:val="white"/>
-          <w:lang w:val="uk-UA" w:bidi="ar-SA"/>
-        </w:rPr>
-      </w:pPr>
-      <w:r>
-        <w:rPr>
-          <w:rFonts w:ascii="Cascadia Mono" w:hAnsi="Cascadia Mono" w:cs="Cascadia Mono"/>
-          <w:color w:val="000000"/>
-          <w:kern w:val="0"/>
-          <w:sz w:val="19"/>
+          <w:sz w:val="18"/>
+          <w:szCs w:val="19"/>
+          <w:highlight w:val="white"/>
+          <w:lang w:val="uk-UA" w:bidi="ar-SA"/>
+        </w:rPr>
+      </w:pPr>
+      <w:r>
+        <w:rPr>
+          <w:rFonts w:ascii="Cascadia Mono" w:hAnsi="Cascadia Mono" w:cs="Cascadia Mono"/>
+          <w:color w:val="000000"/>
+          <w:kern w:val="0"/>
+          <w:sz w:val="18"/>
           <w:szCs w:val="19"/>
           <w:highlight w:val="white"/>
           <w:lang w:val="uk-UA" w:bidi="ar-SA"/>
@@ -4822,7 +4790,7 @@
           <w:rFonts w:ascii="Cascadia Mono" w:hAnsi="Cascadia Mono" w:cs="Cascadia Mono"/>
           <w:color w:val="0000FF"/>
           <w:kern w:val="0"/>
-          <w:sz w:val="19"/>
+          <w:sz w:val="18"/>
           <w:szCs w:val="19"/>
           <w:highlight w:val="white"/>
           <w:lang w:val="uk-UA" w:bidi="ar-SA"/>
@@ -4835,7 +4803,7 @@
           <w:rFonts w:ascii="Cascadia Mono" w:hAnsi="Cascadia Mono" w:cs="Cascadia Mono"/>
           <w:color w:val="0000FF"/>
           <w:kern w:val="0"/>
-          <w:sz w:val="19"/>
+          <w:sz w:val="18"/>
           <w:szCs w:val="19"/>
           <w:highlight w:val="white"/>
           <w:lang w:val="uk-UA" w:bidi="ar-SA"/>
@@ -4847,7 +4815,7 @@
           <w:rFonts w:ascii="Cascadia Mono" w:hAnsi="Cascadia Mono" w:cs="Cascadia Mono"/>
           <w:color w:val="808080"/>
           <w:kern w:val="0"/>
-          <w:sz w:val="19"/>
+          <w:sz w:val="18"/>
           <w:szCs w:val="19"/>
           <w:highlight w:val="white"/>
           <w:lang w:val="uk-UA" w:bidi="ar-SA"/>
@@ -4864,18 +4832,18 @@
           <w:rFonts w:ascii="Cascadia Mono" w:hAnsi="Cascadia Mono" w:cs="Cascadia Mono"/>
           <w:color w:val="000000"/>
           <w:kern w:val="0"/>
-          <w:sz w:val="19"/>
-          <w:szCs w:val="19"/>
-          <w:highlight w:val="white"/>
-          <w:lang w:val="uk-UA" w:bidi="ar-SA"/>
-        </w:rPr>
-      </w:pPr>
-      <w:r>
-        <w:rPr>
-          <w:rFonts w:ascii="Cascadia Mono" w:hAnsi="Cascadia Mono" w:cs="Cascadia Mono"/>
-          <w:color w:val="000000"/>
-          <w:kern w:val="0"/>
-          <w:sz w:val="19"/>
+          <w:sz w:val="18"/>
+          <w:szCs w:val="19"/>
+          <w:highlight w:val="white"/>
+          <w:lang w:val="uk-UA" w:bidi="ar-SA"/>
+        </w:rPr>
+      </w:pPr>
+      <w:r>
+        <w:rPr>
+          <w:rFonts w:ascii="Cascadia Mono" w:hAnsi="Cascadia Mono" w:cs="Cascadia Mono"/>
+          <w:color w:val="000000"/>
+          <w:kern w:val="0"/>
+          <w:sz w:val="18"/>
           <w:szCs w:val="19"/>
           <w:highlight w:val="white"/>
           <w:lang w:val="uk-UA" w:bidi="ar-SA"/>
@@ -4887,7 +4855,7 @@
           <w:rFonts w:ascii="Cascadia Mono" w:hAnsi="Cascadia Mono" w:cs="Cascadia Mono"/>
           <w:color w:val="808080"/>
           <w:kern w:val="0"/>
-          <w:sz w:val="19"/>
+          <w:sz w:val="18"/>
           <w:szCs w:val="19"/>
           <w:highlight w:val="white"/>
           <w:lang w:val="uk-UA" w:bidi="ar-SA"/>
@@ -4900,7 +4868,7 @@
           <w:rFonts w:ascii="Cascadia Mono" w:hAnsi="Cascadia Mono" w:cs="Cascadia Mono"/>
           <w:color w:val="000000"/>
           <w:kern w:val="0"/>
-          <w:sz w:val="19"/>
+          <w:sz w:val="18"/>
           <w:szCs w:val="19"/>
           <w:highlight w:val="white"/>
           <w:lang w:val="uk-UA" w:bidi="ar-SA"/>
@@ -4913,7 +4881,7 @@
           <w:rFonts w:ascii="Cascadia Mono" w:hAnsi="Cascadia Mono" w:cs="Cascadia Mono"/>
           <w:color w:val="808080"/>
           <w:kern w:val="0"/>
-          <w:sz w:val="19"/>
+          <w:sz w:val="18"/>
           <w:szCs w:val="19"/>
           <w:highlight w:val="white"/>
           <w:lang w:val="uk-UA" w:bidi="ar-SA"/>
@@ -4930,23 +4898,22 @@
           <w:rFonts w:ascii="Cascadia Mono" w:hAnsi="Cascadia Mono" w:cs="Cascadia Mono"/>
           <w:color w:val="000000"/>
           <w:kern w:val="0"/>
-          <w:sz w:val="19"/>
-          <w:szCs w:val="19"/>
-          <w:highlight w:val="white"/>
-          <w:lang w:val="uk-UA" w:bidi="ar-SA"/>
-        </w:rPr>
-      </w:pPr>
-      <w:r>
-        <w:rPr>
-          <w:rFonts w:ascii="Cascadia Mono" w:hAnsi="Cascadia Mono" w:cs="Cascadia Mono"/>
-          <w:color w:val="000000"/>
-          <w:kern w:val="0"/>
-          <w:sz w:val="19"/>
-          <w:szCs w:val="19"/>
-          <w:highlight w:val="white"/>
-          <w:lang w:val="uk-UA" w:bidi="ar-SA"/>
-        </w:rPr>
-        <w:lastRenderedPageBreak/>
+          <w:sz w:val="18"/>
+          <w:szCs w:val="19"/>
+          <w:highlight w:val="white"/>
+          <w:lang w:val="uk-UA" w:bidi="ar-SA"/>
+        </w:rPr>
+      </w:pPr>
+      <w:r>
+        <w:rPr>
+          <w:rFonts w:ascii="Cascadia Mono" w:hAnsi="Cascadia Mono" w:cs="Cascadia Mono"/>
+          <w:color w:val="000000"/>
+          <w:kern w:val="0"/>
+          <w:sz w:val="18"/>
+          <w:szCs w:val="19"/>
+          <w:highlight w:val="white"/>
+          <w:lang w:val="uk-UA" w:bidi="ar-SA"/>
+        </w:rPr>
         <w:t xml:space="preserve">            </w:t>
       </w:r>
       <w:r>
@@ -4954,7 +4921,7 @@
           <w:rFonts w:ascii="Cascadia Mono" w:hAnsi="Cascadia Mono" w:cs="Cascadia Mono"/>
           <w:color w:val="808080"/>
           <w:kern w:val="0"/>
-          <w:sz w:val="19"/>
+          <w:sz w:val="18"/>
           <w:szCs w:val="19"/>
           <w:highlight w:val="white"/>
           <w:lang w:val="uk-UA" w:bidi="ar-SA"/>
@@ -4967,7 +4934,7 @@
           <w:rFonts w:ascii="Cascadia Mono" w:hAnsi="Cascadia Mono" w:cs="Cascadia Mono"/>
           <w:color w:val="000000"/>
           <w:kern w:val="0"/>
-          <w:sz w:val="19"/>
+          <w:sz w:val="18"/>
           <w:szCs w:val="19"/>
           <w:highlight w:val="white"/>
           <w:lang w:val="uk-UA" w:bidi="ar-SA"/>
@@ -4980,7 +4947,7 @@
           <w:rFonts w:ascii="Cascadia Mono" w:hAnsi="Cascadia Mono" w:cs="Cascadia Mono"/>
           <w:color w:val="000000"/>
           <w:kern w:val="0"/>
-          <w:sz w:val="19"/>
+          <w:sz w:val="18"/>
           <w:szCs w:val="19"/>
           <w:highlight w:val="white"/>
           <w:lang w:val="uk-UA" w:bidi="ar-SA"/>
@@ -4993,7 +4960,7 @@
           <w:rFonts w:ascii="Cascadia Mono" w:hAnsi="Cascadia Mono" w:cs="Cascadia Mono"/>
           <w:color w:val="000000"/>
           <w:kern w:val="0"/>
-          <w:sz w:val="19"/>
+          <w:sz w:val="18"/>
           <w:szCs w:val="19"/>
           <w:highlight w:val="white"/>
           <w:lang w:val="uk-UA" w:bidi="ar-SA"/>
@@ -5005,7 +4972,7 @@
           <w:rFonts w:ascii="Cascadia Mono" w:hAnsi="Cascadia Mono" w:cs="Cascadia Mono"/>
           <w:color w:val="808080"/>
           <w:kern w:val="0"/>
-          <w:sz w:val="19"/>
+          <w:sz w:val="18"/>
           <w:szCs w:val="19"/>
           <w:highlight w:val="white"/>
           <w:lang w:val="uk-UA" w:bidi="ar-SA"/>
@@ -5018,7 +4985,7 @@
           <w:rFonts w:ascii="Cascadia Mono" w:hAnsi="Cascadia Mono" w:cs="Cascadia Mono"/>
           <w:color w:val="808080"/>
           <w:kern w:val="0"/>
-          <w:sz w:val="19"/>
+          <w:sz w:val="18"/>
           <w:szCs w:val="19"/>
           <w:highlight w:val="white"/>
           <w:lang w:val="uk-UA" w:bidi="ar-SA"/>
@@ -5030,7 +4997,7 @@
           <w:rFonts w:ascii="Cascadia Mono" w:hAnsi="Cascadia Mono" w:cs="Cascadia Mono"/>
           <w:color w:val="000000"/>
           <w:kern w:val="0"/>
-          <w:sz w:val="19"/>
+          <w:sz w:val="18"/>
           <w:szCs w:val="19"/>
           <w:highlight w:val="white"/>
           <w:lang w:val="uk-UA" w:bidi="ar-SA"/>
@@ -5043,7 +5010,7 @@
           <w:rFonts w:ascii="Cascadia Mono" w:hAnsi="Cascadia Mono" w:cs="Cascadia Mono"/>
           <w:color w:val="0000FF"/>
           <w:kern w:val="0"/>
-          <w:sz w:val="19"/>
+          <w:sz w:val="18"/>
           <w:szCs w:val="19"/>
           <w:highlight w:val="white"/>
           <w:lang w:val="uk-UA" w:bidi="ar-SA"/>
@@ -5056,7 +5023,7 @@
           <w:rFonts w:ascii="Cascadia Mono" w:hAnsi="Cascadia Mono" w:cs="Cascadia Mono"/>
           <w:color w:val="0000FF"/>
           <w:kern w:val="0"/>
-          <w:sz w:val="19"/>
+          <w:sz w:val="18"/>
           <w:szCs w:val="19"/>
           <w:highlight w:val="white"/>
           <w:lang w:val="uk-UA" w:bidi="ar-SA"/>
@@ -5068,7 +5035,7 @@
           <w:rFonts w:ascii="Cascadia Mono" w:hAnsi="Cascadia Mono" w:cs="Cascadia Mono"/>
           <w:color w:val="000000"/>
           <w:kern w:val="0"/>
-          <w:sz w:val="19"/>
+          <w:sz w:val="18"/>
           <w:szCs w:val="19"/>
           <w:highlight w:val="white"/>
           <w:lang w:val="uk-UA" w:bidi="ar-SA"/>
@@ -5081,7 +5048,7 @@
           <w:rFonts w:ascii="Cascadia Mono" w:hAnsi="Cascadia Mono" w:cs="Cascadia Mono"/>
           <w:color w:val="FF0000"/>
           <w:kern w:val="0"/>
-          <w:sz w:val="19"/>
+          <w:sz w:val="18"/>
           <w:szCs w:val="19"/>
           <w:highlight w:val="white"/>
           <w:lang w:val="uk-UA" w:bidi="ar-SA"/>
@@ -5094,7 +5061,7 @@
           <w:rFonts w:ascii="Cascadia Mono" w:hAnsi="Cascadia Mono" w:cs="Cascadia Mono"/>
           <w:color w:val="808080"/>
           <w:kern w:val="0"/>
-          <w:sz w:val="19"/>
+          <w:sz w:val="18"/>
           <w:szCs w:val="19"/>
           <w:highlight w:val="white"/>
           <w:lang w:val="uk-UA" w:bidi="ar-SA"/>
@@ -5106,7 +5073,7 @@
           <w:rFonts w:ascii="Cascadia Mono" w:hAnsi="Cascadia Mono" w:cs="Cascadia Mono"/>
           <w:color w:val="000000"/>
           <w:kern w:val="0"/>
-          <w:sz w:val="19"/>
+          <w:sz w:val="18"/>
           <w:szCs w:val="19"/>
           <w:highlight w:val="white"/>
           <w:lang w:val="uk-UA" w:bidi="ar-SA"/>
@@ -5119,7 +5086,7 @@
           <w:rFonts w:ascii="Cascadia Mono" w:hAnsi="Cascadia Mono" w:cs="Cascadia Mono"/>
           <w:color w:val="0000FF"/>
           <w:kern w:val="0"/>
-          <w:sz w:val="19"/>
+          <w:sz w:val="18"/>
           <w:szCs w:val="19"/>
           <w:highlight w:val="white"/>
           <w:lang w:val="uk-UA" w:bidi="ar-SA"/>
@@ -5132,7 +5099,7 @@
           <w:rFonts w:ascii="Cascadia Mono" w:hAnsi="Cascadia Mono" w:cs="Cascadia Mono"/>
           <w:color w:val="0000FF"/>
           <w:kern w:val="0"/>
-          <w:sz w:val="19"/>
+          <w:sz w:val="18"/>
           <w:szCs w:val="19"/>
           <w:highlight w:val="white"/>
           <w:lang w:val="uk-UA" w:bidi="ar-SA"/>
@@ -5144,7 +5111,7 @@
           <w:rFonts w:ascii="Cascadia Mono" w:hAnsi="Cascadia Mono" w:cs="Cascadia Mono"/>
           <w:color w:val="000000"/>
           <w:kern w:val="0"/>
-          <w:sz w:val="19"/>
+          <w:sz w:val="18"/>
           <w:szCs w:val="19"/>
           <w:highlight w:val="white"/>
           <w:lang w:val="uk-UA" w:bidi="ar-SA"/>
@@ -5157,7 +5124,7 @@
           <w:rFonts w:ascii="Cascadia Mono" w:hAnsi="Cascadia Mono" w:cs="Cascadia Mono"/>
           <w:color w:val="FF0000"/>
           <w:kern w:val="0"/>
-          <w:sz w:val="19"/>
+          <w:sz w:val="18"/>
           <w:szCs w:val="19"/>
           <w:highlight w:val="white"/>
           <w:lang w:val="uk-UA" w:bidi="ar-SA"/>
@@ -5170,7 +5137,7 @@
           <w:rFonts w:ascii="Cascadia Mono" w:hAnsi="Cascadia Mono" w:cs="Cascadia Mono"/>
           <w:color w:val="808080"/>
           <w:kern w:val="0"/>
-          <w:sz w:val="19"/>
+          <w:sz w:val="18"/>
           <w:szCs w:val="19"/>
           <w:highlight w:val="white"/>
           <w:lang w:val="uk-UA" w:bidi="ar-SA"/>
@@ -5182,7 +5149,7 @@
           <w:rFonts w:ascii="Cascadia Mono" w:hAnsi="Cascadia Mono" w:cs="Cascadia Mono"/>
           <w:color w:val="000000"/>
           <w:kern w:val="0"/>
-          <w:sz w:val="19"/>
+          <w:sz w:val="18"/>
           <w:szCs w:val="19"/>
           <w:highlight w:val="white"/>
           <w:lang w:val="uk-UA" w:bidi="ar-SA"/>
@@ -5195,7 +5162,7 @@
           <w:rFonts w:ascii="Cascadia Mono" w:hAnsi="Cascadia Mono" w:cs="Cascadia Mono"/>
           <w:color w:val="0000FF"/>
           <w:kern w:val="0"/>
-          <w:sz w:val="19"/>
+          <w:sz w:val="18"/>
           <w:szCs w:val="19"/>
           <w:highlight w:val="white"/>
           <w:lang w:val="uk-UA" w:bidi="ar-SA"/>
@@ -5208,7 +5175,7 @@
           <w:rFonts w:ascii="Cascadia Mono" w:hAnsi="Cascadia Mono" w:cs="Cascadia Mono"/>
           <w:color w:val="0000FF"/>
           <w:kern w:val="0"/>
-          <w:sz w:val="19"/>
+          <w:sz w:val="18"/>
           <w:szCs w:val="19"/>
           <w:highlight w:val="white"/>
           <w:lang w:val="uk-UA" w:bidi="ar-SA"/>
@@ -5220,7 +5187,7 @@
           <w:rFonts w:ascii="Cascadia Mono" w:hAnsi="Cascadia Mono" w:cs="Cascadia Mono"/>
           <w:color w:val="000000"/>
           <w:kern w:val="0"/>
-          <w:sz w:val="19"/>
+          <w:sz w:val="18"/>
           <w:szCs w:val="19"/>
           <w:highlight w:val="white"/>
           <w:lang w:val="uk-UA" w:bidi="ar-SA"/>
@@ -5232,7 +5199,7 @@
           <w:rFonts w:ascii="Cascadia Mono" w:hAnsi="Cascadia Mono" w:cs="Cascadia Mono"/>
           <w:color w:val="FF0000"/>
           <w:kern w:val="0"/>
-          <w:sz w:val="19"/>
+          <w:sz w:val="18"/>
           <w:szCs w:val="19"/>
           <w:highlight w:val="white"/>
           <w:lang w:val="uk-UA" w:bidi="ar-SA"/>
@@ -5244,7 +5211,7 @@
           <w:rFonts w:ascii="Cascadia Mono" w:hAnsi="Cascadia Mono" w:cs="Cascadia Mono"/>
           <w:color w:val="000000"/>
           <w:kern w:val="0"/>
-          <w:sz w:val="19"/>
+          <w:sz w:val="18"/>
           <w:szCs w:val="19"/>
           <w:highlight w:val="white"/>
           <w:lang w:val="uk-UA" w:bidi="ar-SA"/>
@@ -5256,7 +5223,7 @@
           <w:rFonts w:ascii="Cascadia Mono" w:hAnsi="Cascadia Mono" w:cs="Cascadia Mono"/>
           <w:color w:val="808080"/>
           <w:kern w:val="0"/>
-          <w:sz w:val="19"/>
+          <w:sz w:val="18"/>
           <w:szCs w:val="19"/>
           <w:highlight w:val="white"/>
           <w:lang w:val="uk-UA" w:bidi="ar-SA"/>
@@ -5273,18 +5240,18 @@
           <w:rFonts w:ascii="Cascadia Mono" w:hAnsi="Cascadia Mono" w:cs="Cascadia Mono"/>
           <w:color w:val="000000"/>
           <w:kern w:val="0"/>
-          <w:sz w:val="19"/>
-          <w:szCs w:val="19"/>
-          <w:highlight w:val="white"/>
-          <w:lang w:val="uk-UA" w:bidi="ar-SA"/>
-        </w:rPr>
-      </w:pPr>
-      <w:r>
-        <w:rPr>
-          <w:rFonts w:ascii="Cascadia Mono" w:hAnsi="Cascadia Mono" w:cs="Cascadia Mono"/>
-          <w:color w:val="000000"/>
-          <w:kern w:val="0"/>
-          <w:sz w:val="19"/>
+          <w:sz w:val="18"/>
+          <w:szCs w:val="19"/>
+          <w:highlight w:val="white"/>
+          <w:lang w:val="uk-UA" w:bidi="ar-SA"/>
+        </w:rPr>
+      </w:pPr>
+      <w:r>
+        <w:rPr>
+          <w:rFonts w:ascii="Cascadia Mono" w:hAnsi="Cascadia Mono" w:cs="Cascadia Mono"/>
+          <w:color w:val="000000"/>
+          <w:kern w:val="0"/>
+          <w:sz w:val="18"/>
           <w:szCs w:val="19"/>
           <w:highlight w:val="white"/>
           <w:lang w:val="uk-UA" w:bidi="ar-SA"/>
@@ -5296,7 +5263,7 @@
           <w:rFonts w:ascii="Cascadia Mono" w:hAnsi="Cascadia Mono" w:cs="Cascadia Mono"/>
           <w:color w:val="808080"/>
           <w:kern w:val="0"/>
-          <w:sz w:val="19"/>
+          <w:sz w:val="18"/>
           <w:szCs w:val="19"/>
           <w:highlight w:val="white"/>
           <w:lang w:val="uk-UA" w:bidi="ar-SA"/>
@@ -5309,7 +5276,7 @@
           <w:rFonts w:ascii="Cascadia Mono" w:hAnsi="Cascadia Mono" w:cs="Cascadia Mono"/>
           <w:color w:val="000000"/>
           <w:kern w:val="0"/>
-          <w:sz w:val="19"/>
+          <w:sz w:val="18"/>
           <w:szCs w:val="19"/>
           <w:highlight w:val="white"/>
           <w:lang w:val="uk-UA" w:bidi="ar-SA"/>
@@ -5322,7 +5289,7 @@
           <w:rFonts w:ascii="Cascadia Mono" w:hAnsi="Cascadia Mono" w:cs="Cascadia Mono"/>
           <w:color w:val="808080"/>
           <w:kern w:val="0"/>
-          <w:sz w:val="19"/>
+          <w:sz w:val="18"/>
           <w:szCs w:val="19"/>
           <w:highlight w:val="white"/>
           <w:lang w:val="uk-UA" w:bidi="ar-SA"/>
@@ -5339,18 +5306,18 @@
           <w:rFonts w:ascii="Cascadia Mono" w:hAnsi="Cascadia Mono" w:cs="Cascadia Mono"/>
           <w:color w:val="000000"/>
           <w:kern w:val="0"/>
-          <w:sz w:val="19"/>
-          <w:szCs w:val="19"/>
-          <w:highlight w:val="white"/>
-          <w:lang w:val="uk-UA" w:bidi="ar-SA"/>
-        </w:rPr>
-      </w:pPr>
-      <w:r>
-        <w:rPr>
-          <w:rFonts w:ascii="Cascadia Mono" w:hAnsi="Cascadia Mono" w:cs="Cascadia Mono"/>
-          <w:color w:val="000000"/>
-          <w:kern w:val="0"/>
-          <w:sz w:val="19"/>
+          <w:sz w:val="18"/>
+          <w:szCs w:val="19"/>
+          <w:highlight w:val="white"/>
+          <w:lang w:val="uk-UA" w:bidi="ar-SA"/>
+        </w:rPr>
+      </w:pPr>
+      <w:r>
+        <w:rPr>
+          <w:rFonts w:ascii="Cascadia Mono" w:hAnsi="Cascadia Mono" w:cs="Cascadia Mono"/>
+          <w:color w:val="000000"/>
+          <w:kern w:val="0"/>
+          <w:sz w:val="18"/>
           <w:szCs w:val="19"/>
           <w:highlight w:val="white"/>
           <w:lang w:val="uk-UA" w:bidi="ar-SA"/>
@@ -5362,7 +5329,7 @@
           <w:rFonts w:ascii="Cascadia Mono" w:hAnsi="Cascadia Mono" w:cs="Cascadia Mono"/>
           <w:color w:val="808080"/>
           <w:kern w:val="0"/>
-          <w:sz w:val="19"/>
+          <w:sz w:val="18"/>
           <w:szCs w:val="19"/>
           <w:highlight w:val="white"/>
           <w:lang w:val="uk-UA" w:bidi="ar-SA"/>
@@ -5375,7 +5342,7 @@
           <w:rFonts w:ascii="Cascadia Mono" w:hAnsi="Cascadia Mono" w:cs="Cascadia Mono"/>
           <w:color w:val="000000"/>
           <w:kern w:val="0"/>
-          <w:sz w:val="19"/>
+          <w:sz w:val="18"/>
           <w:szCs w:val="19"/>
           <w:highlight w:val="white"/>
           <w:lang w:val="uk-UA" w:bidi="ar-SA"/>
@@ -5388,7 +5355,7 @@
           <w:rFonts w:ascii="Cascadia Mono" w:hAnsi="Cascadia Mono" w:cs="Cascadia Mono"/>
           <w:color w:val="000000"/>
           <w:kern w:val="0"/>
-          <w:sz w:val="19"/>
+          <w:sz w:val="18"/>
           <w:szCs w:val="19"/>
           <w:highlight w:val="white"/>
           <w:lang w:val="uk-UA" w:bidi="ar-SA"/>
@@ -5401,7 +5368,7 @@
           <w:rFonts w:ascii="Cascadia Mono" w:hAnsi="Cascadia Mono" w:cs="Cascadia Mono"/>
           <w:color w:val="000000"/>
           <w:kern w:val="0"/>
-          <w:sz w:val="19"/>
+          <w:sz w:val="18"/>
           <w:szCs w:val="19"/>
           <w:highlight w:val="white"/>
           <w:lang w:val="uk-UA" w:bidi="ar-SA"/>
@@ -5413,7 +5380,7 @@
           <w:rFonts w:ascii="Cascadia Mono" w:hAnsi="Cascadia Mono" w:cs="Cascadia Mono"/>
           <w:color w:val="808080"/>
           <w:kern w:val="0"/>
-          <w:sz w:val="19"/>
+          <w:sz w:val="18"/>
           <w:szCs w:val="19"/>
           <w:highlight w:val="white"/>
           <w:lang w:val="uk-UA" w:bidi="ar-SA"/>
@@ -5426,7 +5393,7 @@
           <w:rFonts w:ascii="Cascadia Mono" w:hAnsi="Cascadia Mono" w:cs="Cascadia Mono"/>
           <w:color w:val="000000"/>
           <w:kern w:val="0"/>
-          <w:sz w:val="19"/>
+          <w:sz w:val="18"/>
           <w:szCs w:val="19"/>
           <w:highlight w:val="white"/>
           <w:lang w:val="uk-UA" w:bidi="ar-SA"/>
@@ -5439,7 +5406,7 @@
           <w:rFonts w:ascii="Cascadia Mono" w:hAnsi="Cascadia Mono" w:cs="Cascadia Mono"/>
           <w:color w:val="000000"/>
           <w:kern w:val="0"/>
-          <w:sz w:val="19"/>
+          <w:sz w:val="18"/>
           <w:szCs w:val="19"/>
           <w:highlight w:val="white"/>
           <w:lang w:val="uk-UA" w:bidi="ar-SA"/>
@@ -5452,7 +5419,7 @@
           <w:rFonts w:ascii="Cascadia Mono" w:hAnsi="Cascadia Mono" w:cs="Cascadia Mono"/>
           <w:color w:val="000000"/>
           <w:kern w:val="0"/>
-          <w:sz w:val="19"/>
+          <w:sz w:val="18"/>
           <w:szCs w:val="19"/>
           <w:highlight w:val="white"/>
           <w:lang w:val="uk-UA" w:bidi="ar-SA"/>
@@ -5464,7 +5431,7 @@
           <w:rFonts w:ascii="Cascadia Mono" w:hAnsi="Cascadia Mono" w:cs="Cascadia Mono"/>
           <w:color w:val="808080"/>
           <w:kern w:val="0"/>
-          <w:sz w:val="19"/>
+          <w:sz w:val="18"/>
           <w:szCs w:val="19"/>
           <w:highlight w:val="white"/>
           <w:lang w:val="uk-UA" w:bidi="ar-SA"/>
@@ -5481,18 +5448,18 @@
           <w:rFonts w:ascii="Cascadia Mono" w:hAnsi="Cascadia Mono" w:cs="Cascadia Mono"/>
           <w:color w:val="000000"/>
           <w:kern w:val="0"/>
-          <w:sz w:val="19"/>
-          <w:szCs w:val="19"/>
-          <w:highlight w:val="white"/>
-          <w:lang w:val="uk-UA" w:bidi="ar-SA"/>
-        </w:rPr>
-      </w:pPr>
-      <w:r>
-        <w:rPr>
-          <w:rFonts w:ascii="Cascadia Mono" w:hAnsi="Cascadia Mono" w:cs="Cascadia Mono"/>
-          <w:color w:val="000000"/>
-          <w:kern w:val="0"/>
-          <w:sz w:val="19"/>
+          <w:sz w:val="18"/>
+          <w:szCs w:val="19"/>
+          <w:highlight w:val="white"/>
+          <w:lang w:val="uk-UA" w:bidi="ar-SA"/>
+        </w:rPr>
+      </w:pPr>
+      <w:r>
+        <w:rPr>
+          <w:rFonts w:ascii="Cascadia Mono" w:hAnsi="Cascadia Mono" w:cs="Cascadia Mono"/>
+          <w:color w:val="000000"/>
+          <w:kern w:val="0"/>
+          <w:sz w:val="18"/>
           <w:szCs w:val="19"/>
           <w:highlight w:val="white"/>
           <w:lang w:val="uk-UA" w:bidi="ar-SA"/>
@@ -5504,7 +5471,7 @@
           <w:rFonts w:ascii="Cascadia Mono" w:hAnsi="Cascadia Mono" w:cs="Cascadia Mono"/>
           <w:color w:val="808080"/>
           <w:kern w:val="0"/>
-          <w:sz w:val="19"/>
+          <w:sz w:val="18"/>
           <w:szCs w:val="19"/>
           <w:highlight w:val="white"/>
           <w:lang w:val="uk-UA" w:bidi="ar-SA"/>
@@ -5517,7 +5484,7 @@
           <w:rFonts w:ascii="Cascadia Mono" w:hAnsi="Cascadia Mono" w:cs="Cascadia Mono"/>
           <w:color w:val="000000"/>
           <w:kern w:val="0"/>
-          <w:sz w:val="19"/>
+          <w:sz w:val="18"/>
           <w:szCs w:val="19"/>
           <w:highlight w:val="white"/>
           <w:lang w:val="uk-UA" w:bidi="ar-SA"/>
@@ -5530,7 +5497,7 @@
           <w:rFonts w:ascii="Cascadia Mono" w:hAnsi="Cascadia Mono" w:cs="Cascadia Mono"/>
           <w:color w:val="000000"/>
           <w:kern w:val="0"/>
-          <w:sz w:val="19"/>
+          <w:sz w:val="18"/>
           <w:szCs w:val="19"/>
           <w:highlight w:val="white"/>
           <w:lang w:val="uk-UA" w:bidi="ar-SA"/>
@@ -5543,7 +5510,7 @@
           <w:rFonts w:ascii="Cascadia Mono" w:hAnsi="Cascadia Mono" w:cs="Cascadia Mono"/>
           <w:color w:val="000000"/>
           <w:kern w:val="0"/>
-          <w:sz w:val="19"/>
+          <w:sz w:val="18"/>
           <w:szCs w:val="19"/>
           <w:highlight w:val="white"/>
           <w:lang w:val="uk-UA" w:bidi="ar-SA"/>
@@ -5555,7 +5522,7 @@
           <w:rFonts w:ascii="Cascadia Mono" w:hAnsi="Cascadia Mono" w:cs="Cascadia Mono"/>
           <w:color w:val="808080"/>
           <w:kern w:val="0"/>
-          <w:sz w:val="19"/>
+          <w:sz w:val="18"/>
           <w:szCs w:val="19"/>
           <w:highlight w:val="white"/>
           <w:lang w:val="uk-UA" w:bidi="ar-SA"/>
@@ -5568,7 +5535,7 @@
           <w:rFonts w:ascii="Cascadia Mono" w:hAnsi="Cascadia Mono" w:cs="Cascadia Mono"/>
           <w:color w:val="000000"/>
           <w:kern w:val="0"/>
-          <w:sz w:val="19"/>
+          <w:sz w:val="18"/>
           <w:szCs w:val="19"/>
           <w:highlight w:val="white"/>
           <w:lang w:val="uk-UA" w:bidi="ar-SA"/>
@@ -5581,7 +5548,7 @@
           <w:rFonts w:ascii="Cascadia Mono" w:hAnsi="Cascadia Mono" w:cs="Cascadia Mono"/>
           <w:color w:val="000000"/>
           <w:kern w:val="0"/>
-          <w:sz w:val="19"/>
+          <w:sz w:val="18"/>
           <w:szCs w:val="19"/>
           <w:highlight w:val="white"/>
           <w:lang w:val="uk-UA" w:bidi="ar-SA"/>
@@ -5594,7 +5561,7 @@
           <w:rFonts w:ascii="Cascadia Mono" w:hAnsi="Cascadia Mono" w:cs="Cascadia Mono"/>
           <w:color w:val="000000"/>
           <w:kern w:val="0"/>
-          <w:sz w:val="19"/>
+          <w:sz w:val="18"/>
           <w:szCs w:val="19"/>
           <w:highlight w:val="white"/>
           <w:lang w:val="uk-UA" w:bidi="ar-SA"/>
@@ -5606,7 +5573,7 @@
           <w:rFonts w:ascii="Cascadia Mono" w:hAnsi="Cascadia Mono" w:cs="Cascadia Mono"/>
           <w:color w:val="808080"/>
           <w:kern w:val="0"/>
-          <w:sz w:val="19"/>
+          <w:sz w:val="18"/>
           <w:szCs w:val="19"/>
           <w:highlight w:val="white"/>
           <w:lang w:val="uk-UA" w:bidi="ar-SA"/>
@@ -5619,7 +5586,7 @@
           <w:rFonts w:ascii="Cascadia Mono" w:hAnsi="Cascadia Mono" w:cs="Cascadia Mono"/>
           <w:color w:val="000000"/>
           <w:kern w:val="0"/>
-          <w:sz w:val="19"/>
+          <w:sz w:val="18"/>
           <w:szCs w:val="19"/>
           <w:highlight w:val="white"/>
           <w:lang w:val="uk-UA" w:bidi="ar-SA"/>
@@ -5632,7 +5599,7 @@
           <w:rFonts w:ascii="Cascadia Mono" w:hAnsi="Cascadia Mono" w:cs="Cascadia Mono"/>
           <w:color w:val="808080"/>
           <w:kern w:val="0"/>
-          <w:sz w:val="19"/>
+          <w:sz w:val="18"/>
           <w:szCs w:val="19"/>
           <w:highlight w:val="white"/>
           <w:lang w:val="uk-UA" w:bidi="ar-SA"/>
@@ -5645,7 +5612,7 @@
           <w:rFonts w:ascii="Cascadia Mono" w:hAnsi="Cascadia Mono" w:cs="Cascadia Mono"/>
           <w:color w:val="000000"/>
           <w:kern w:val="0"/>
-          <w:sz w:val="19"/>
+          <w:sz w:val="18"/>
           <w:szCs w:val="19"/>
           <w:highlight w:val="white"/>
           <w:lang w:val="uk-UA" w:bidi="ar-SA"/>
@@ -5658,7 +5625,7 @@
           <w:rFonts w:ascii="Cascadia Mono" w:hAnsi="Cascadia Mono" w:cs="Cascadia Mono"/>
           <w:color w:val="808080"/>
           <w:kern w:val="0"/>
-          <w:sz w:val="19"/>
+          <w:sz w:val="18"/>
           <w:szCs w:val="19"/>
           <w:highlight w:val="white"/>
           <w:lang w:val="uk-UA" w:bidi="ar-SA"/>
@@ -5675,18 +5642,18 @@
           <w:rFonts w:ascii="Cascadia Mono" w:hAnsi="Cascadia Mono" w:cs="Cascadia Mono"/>
           <w:color w:val="000000"/>
           <w:kern w:val="0"/>
-          <w:sz w:val="19"/>
-          <w:szCs w:val="19"/>
-          <w:highlight w:val="white"/>
-          <w:lang w:val="uk-UA" w:bidi="ar-SA"/>
-        </w:rPr>
-      </w:pPr>
-      <w:r>
-        <w:rPr>
-          <w:rFonts w:ascii="Cascadia Mono" w:hAnsi="Cascadia Mono" w:cs="Cascadia Mono"/>
-          <w:color w:val="000000"/>
-          <w:kern w:val="0"/>
-          <w:sz w:val="19"/>
+          <w:sz w:val="18"/>
+          <w:szCs w:val="19"/>
+          <w:highlight w:val="white"/>
+          <w:lang w:val="uk-UA" w:bidi="ar-SA"/>
+        </w:rPr>
+      </w:pPr>
+      <w:r>
+        <w:rPr>
+          <w:rFonts w:ascii="Cascadia Mono" w:hAnsi="Cascadia Mono" w:cs="Cascadia Mono"/>
+          <w:color w:val="000000"/>
+          <w:kern w:val="0"/>
+          <w:sz w:val="18"/>
           <w:szCs w:val="19"/>
           <w:highlight w:val="white"/>
           <w:lang w:val="uk-UA" w:bidi="ar-SA"/>
@@ -5698,7 +5665,7 @@
           <w:rFonts w:ascii="Cascadia Mono" w:hAnsi="Cascadia Mono" w:cs="Cascadia Mono"/>
           <w:color w:val="808080"/>
           <w:kern w:val="0"/>
-          <w:sz w:val="19"/>
+          <w:sz w:val="18"/>
           <w:szCs w:val="19"/>
           <w:highlight w:val="white"/>
           <w:lang w:val="uk-UA" w:bidi="ar-SA"/>
@@ -5711,7 +5678,7 @@
           <w:rFonts w:ascii="Cascadia Mono" w:hAnsi="Cascadia Mono" w:cs="Cascadia Mono"/>
           <w:color w:val="000000"/>
           <w:kern w:val="0"/>
-          <w:sz w:val="19"/>
+          <w:sz w:val="18"/>
           <w:szCs w:val="19"/>
           <w:highlight w:val="white"/>
           <w:lang w:val="uk-UA" w:bidi="ar-SA"/>
@@ -5724,7 +5691,7 @@
           <w:rFonts w:ascii="Cascadia Mono" w:hAnsi="Cascadia Mono" w:cs="Cascadia Mono"/>
           <w:color w:val="808080"/>
           <w:kern w:val="0"/>
-          <w:sz w:val="19"/>
+          <w:sz w:val="18"/>
           <w:szCs w:val="19"/>
           <w:highlight w:val="white"/>
           <w:lang w:val="uk-UA" w:bidi="ar-SA"/>
@@ -5741,18 +5708,18 @@
           <w:rFonts w:ascii="Cascadia Mono" w:hAnsi="Cascadia Mono" w:cs="Cascadia Mono"/>
           <w:color w:val="000000"/>
           <w:kern w:val="0"/>
-          <w:sz w:val="19"/>
-          <w:szCs w:val="19"/>
-          <w:highlight w:val="white"/>
-          <w:lang w:val="uk-UA" w:bidi="ar-SA"/>
-        </w:rPr>
-      </w:pPr>
-      <w:r>
-        <w:rPr>
-          <w:rFonts w:ascii="Cascadia Mono" w:hAnsi="Cascadia Mono" w:cs="Cascadia Mono"/>
-          <w:color w:val="000000"/>
-          <w:kern w:val="0"/>
-          <w:sz w:val="19"/>
+          <w:sz w:val="18"/>
+          <w:szCs w:val="19"/>
+          <w:highlight w:val="white"/>
+          <w:lang w:val="uk-UA" w:bidi="ar-SA"/>
+        </w:rPr>
+      </w:pPr>
+      <w:r>
+        <w:rPr>
+          <w:rFonts w:ascii="Cascadia Mono" w:hAnsi="Cascadia Mono" w:cs="Cascadia Mono"/>
+          <w:color w:val="000000"/>
+          <w:kern w:val="0"/>
+          <w:sz w:val="18"/>
           <w:szCs w:val="19"/>
           <w:highlight w:val="white"/>
           <w:lang w:val="uk-UA" w:bidi="ar-SA"/>
@@ -5764,7 +5731,7 @@
           <w:rFonts w:ascii="Cascadia Mono" w:hAnsi="Cascadia Mono" w:cs="Cascadia Mono"/>
           <w:color w:val="808080"/>
           <w:kern w:val="0"/>
-          <w:sz w:val="19"/>
+          <w:sz w:val="18"/>
           <w:szCs w:val="19"/>
           <w:highlight w:val="white"/>
           <w:lang w:val="uk-UA" w:bidi="ar-SA"/>
@@ -5777,7 +5744,7 @@
           <w:rFonts w:ascii="Cascadia Mono" w:hAnsi="Cascadia Mono" w:cs="Cascadia Mono"/>
           <w:color w:val="000000"/>
           <w:kern w:val="0"/>
-          <w:sz w:val="19"/>
+          <w:sz w:val="18"/>
           <w:szCs w:val="19"/>
           <w:highlight w:val="white"/>
           <w:lang w:val="uk-UA" w:bidi="ar-SA"/>
@@ -5790,7 +5757,7 @@
           <w:rFonts w:ascii="Cascadia Mono" w:hAnsi="Cascadia Mono" w:cs="Cascadia Mono"/>
           <w:color w:val="000000"/>
           <w:kern w:val="0"/>
-          <w:sz w:val="19"/>
+          <w:sz w:val="18"/>
           <w:szCs w:val="19"/>
           <w:highlight w:val="white"/>
           <w:lang w:val="uk-UA" w:bidi="ar-SA"/>
@@ -5803,7 +5770,7 @@
           <w:rFonts w:ascii="Cascadia Mono" w:hAnsi="Cascadia Mono" w:cs="Cascadia Mono"/>
           <w:color w:val="000000"/>
           <w:kern w:val="0"/>
-          <w:sz w:val="19"/>
+          <w:sz w:val="18"/>
           <w:szCs w:val="19"/>
           <w:highlight w:val="white"/>
           <w:lang w:val="uk-UA" w:bidi="ar-SA"/>
@@ -5815,7 +5782,7 @@
           <w:rFonts w:ascii="Cascadia Mono" w:hAnsi="Cascadia Mono" w:cs="Cascadia Mono"/>
           <w:color w:val="808080"/>
           <w:kern w:val="0"/>
-          <w:sz w:val="19"/>
+          <w:sz w:val="18"/>
           <w:szCs w:val="19"/>
           <w:highlight w:val="white"/>
           <w:lang w:val="uk-UA" w:bidi="ar-SA"/>
@@ -5828,7 +5795,7 @@
           <w:rFonts w:ascii="Cascadia Mono" w:hAnsi="Cascadia Mono" w:cs="Cascadia Mono"/>
           <w:color w:val="808080"/>
           <w:kern w:val="0"/>
-          <w:sz w:val="19"/>
+          <w:sz w:val="18"/>
           <w:szCs w:val="19"/>
           <w:highlight w:val="white"/>
           <w:lang w:val="uk-UA" w:bidi="ar-SA"/>
@@ -5840,7 +5807,7 @@
           <w:rFonts w:ascii="Cascadia Mono" w:hAnsi="Cascadia Mono" w:cs="Cascadia Mono"/>
           <w:color w:val="000000"/>
           <w:kern w:val="0"/>
-          <w:sz w:val="19"/>
+          <w:sz w:val="18"/>
           <w:szCs w:val="19"/>
           <w:highlight w:val="white"/>
           <w:lang w:val="uk-UA" w:bidi="ar-SA"/>
@@ -5853,7 +5820,7 @@
           <w:rFonts w:ascii="Cascadia Mono" w:hAnsi="Cascadia Mono" w:cs="Cascadia Mono"/>
           <w:color w:val="0000FF"/>
           <w:kern w:val="0"/>
-          <w:sz w:val="19"/>
+          <w:sz w:val="18"/>
           <w:szCs w:val="19"/>
           <w:highlight w:val="white"/>
           <w:lang w:val="uk-UA" w:bidi="ar-SA"/>
@@ -5866,7 +5833,7 @@
           <w:rFonts w:ascii="Cascadia Mono" w:hAnsi="Cascadia Mono" w:cs="Cascadia Mono"/>
           <w:color w:val="0000FF"/>
           <w:kern w:val="0"/>
-          <w:sz w:val="19"/>
+          <w:sz w:val="18"/>
           <w:szCs w:val="19"/>
           <w:highlight w:val="white"/>
           <w:lang w:val="uk-UA" w:bidi="ar-SA"/>
@@ -5878,7 +5845,7 @@
           <w:rFonts w:ascii="Cascadia Mono" w:hAnsi="Cascadia Mono" w:cs="Cascadia Mono"/>
           <w:color w:val="000000"/>
           <w:kern w:val="0"/>
-          <w:sz w:val="19"/>
+          <w:sz w:val="18"/>
           <w:szCs w:val="19"/>
           <w:highlight w:val="white"/>
           <w:lang w:val="uk-UA" w:bidi="ar-SA"/>
@@ -5891,7 +5858,7 @@
           <w:rFonts w:ascii="Cascadia Mono" w:hAnsi="Cascadia Mono" w:cs="Cascadia Mono"/>
           <w:color w:val="FF0000"/>
           <w:kern w:val="0"/>
-          <w:sz w:val="19"/>
+          <w:sz w:val="18"/>
           <w:szCs w:val="19"/>
           <w:highlight w:val="white"/>
           <w:lang w:val="uk-UA" w:bidi="ar-SA"/>
@@ -5904,7 +5871,7 @@
           <w:rFonts w:ascii="Cascadia Mono" w:hAnsi="Cascadia Mono" w:cs="Cascadia Mono"/>
           <w:color w:val="808080"/>
           <w:kern w:val="0"/>
-          <w:sz w:val="19"/>
+          <w:sz w:val="18"/>
           <w:szCs w:val="19"/>
           <w:highlight w:val="white"/>
           <w:lang w:val="uk-UA" w:bidi="ar-SA"/>
@@ -5916,7 +5883,7 @@
           <w:rFonts w:ascii="Cascadia Mono" w:hAnsi="Cascadia Mono" w:cs="Cascadia Mono"/>
           <w:color w:val="000000"/>
           <w:kern w:val="0"/>
-          <w:sz w:val="19"/>
+          <w:sz w:val="18"/>
           <w:szCs w:val="19"/>
           <w:highlight w:val="white"/>
           <w:lang w:val="uk-UA" w:bidi="ar-SA"/>
@@ -5929,7 +5896,7 @@
           <w:rFonts w:ascii="Cascadia Mono" w:hAnsi="Cascadia Mono" w:cs="Cascadia Mono"/>
           <w:color w:val="0000FF"/>
           <w:kern w:val="0"/>
-          <w:sz w:val="19"/>
+          <w:sz w:val="18"/>
           <w:szCs w:val="19"/>
           <w:highlight w:val="white"/>
           <w:lang w:val="uk-UA" w:bidi="ar-SA"/>
@@ -5942,7 +5909,7 @@
           <w:rFonts w:ascii="Cascadia Mono" w:hAnsi="Cascadia Mono" w:cs="Cascadia Mono"/>
           <w:color w:val="0000FF"/>
           <w:kern w:val="0"/>
-          <w:sz w:val="19"/>
+          <w:sz w:val="18"/>
           <w:szCs w:val="19"/>
           <w:highlight w:val="white"/>
           <w:lang w:val="uk-UA" w:bidi="ar-SA"/>
@@ -5954,7 +5921,7 @@
           <w:rFonts w:ascii="Cascadia Mono" w:hAnsi="Cascadia Mono" w:cs="Cascadia Mono"/>
           <w:color w:val="000000"/>
           <w:kern w:val="0"/>
-          <w:sz w:val="19"/>
+          <w:sz w:val="18"/>
           <w:szCs w:val="19"/>
           <w:highlight w:val="white"/>
           <w:lang w:val="uk-UA" w:bidi="ar-SA"/>
@@ -5966,7 +5933,7 @@
           <w:rFonts w:ascii="Cascadia Mono" w:hAnsi="Cascadia Mono" w:cs="Cascadia Mono"/>
           <w:color w:val="FF0000"/>
           <w:kern w:val="0"/>
-          <w:sz w:val="19"/>
+          <w:sz w:val="18"/>
           <w:szCs w:val="19"/>
           <w:highlight w:val="white"/>
           <w:lang w:val="uk-UA" w:bidi="ar-SA"/>
@@ -5978,7 +5945,7 @@
           <w:rFonts w:ascii="Cascadia Mono" w:hAnsi="Cascadia Mono" w:cs="Cascadia Mono"/>
           <w:color w:val="808080"/>
           <w:kern w:val="0"/>
-          <w:sz w:val="19"/>
+          <w:sz w:val="18"/>
           <w:szCs w:val="19"/>
           <w:highlight w:val="white"/>
           <w:lang w:val="uk-UA" w:bidi="ar-SA"/>
@@ -5990,7 +5957,7 @@
           <w:rFonts w:ascii="Cascadia Mono" w:hAnsi="Cascadia Mono" w:cs="Cascadia Mono"/>
           <w:color w:val="000000"/>
           <w:kern w:val="0"/>
-          <w:sz w:val="19"/>
+          <w:sz w:val="18"/>
           <w:szCs w:val="19"/>
           <w:highlight w:val="white"/>
           <w:lang w:val="uk-UA" w:bidi="ar-SA"/>
@@ -6003,7 +5970,7 @@
           <w:rFonts w:ascii="Cascadia Mono" w:hAnsi="Cascadia Mono" w:cs="Cascadia Mono"/>
           <w:color w:val="0000FF"/>
           <w:kern w:val="0"/>
-          <w:sz w:val="19"/>
+          <w:sz w:val="18"/>
           <w:szCs w:val="19"/>
           <w:highlight w:val="white"/>
           <w:lang w:val="uk-UA" w:bidi="ar-SA"/>
@@ -6016,7 +5983,7 @@
           <w:rFonts w:ascii="Cascadia Mono" w:hAnsi="Cascadia Mono" w:cs="Cascadia Mono"/>
           <w:color w:val="0000FF"/>
           <w:kern w:val="0"/>
-          <w:sz w:val="19"/>
+          <w:sz w:val="18"/>
           <w:szCs w:val="19"/>
           <w:highlight w:val="white"/>
           <w:lang w:val="uk-UA" w:bidi="ar-SA"/>
@@ -6028,7 +5995,7 @@
           <w:rFonts w:ascii="Cascadia Mono" w:hAnsi="Cascadia Mono" w:cs="Cascadia Mono"/>
           <w:color w:val="000000"/>
           <w:kern w:val="0"/>
-          <w:sz w:val="19"/>
+          <w:sz w:val="18"/>
           <w:szCs w:val="19"/>
           <w:highlight w:val="white"/>
           <w:lang w:val="uk-UA" w:bidi="ar-SA"/>
@@ -6041,7 +6008,7 @@
           <w:rFonts w:ascii="Cascadia Mono" w:hAnsi="Cascadia Mono" w:cs="Cascadia Mono"/>
           <w:color w:val="FF0000"/>
           <w:kern w:val="0"/>
-          <w:sz w:val="19"/>
+          <w:sz w:val="18"/>
           <w:szCs w:val="19"/>
           <w:highlight w:val="white"/>
           <w:lang w:val="uk-UA" w:bidi="ar-SA"/>
@@ -6054,7 +6021,7 @@
           <w:rFonts w:ascii="Cascadia Mono" w:hAnsi="Cascadia Mono" w:cs="Cascadia Mono"/>
           <w:color w:val="000000"/>
           <w:kern w:val="0"/>
-          <w:sz w:val="19"/>
+          <w:sz w:val="18"/>
           <w:szCs w:val="19"/>
           <w:highlight w:val="white"/>
           <w:lang w:val="uk-UA" w:bidi="ar-SA"/>
@@ -6066,7 +6033,7 @@
           <w:rFonts w:ascii="Cascadia Mono" w:hAnsi="Cascadia Mono" w:cs="Cascadia Mono"/>
           <w:color w:val="808080"/>
           <w:kern w:val="0"/>
-          <w:sz w:val="19"/>
+          <w:sz w:val="18"/>
           <w:szCs w:val="19"/>
           <w:highlight w:val="white"/>
           <w:lang w:val="uk-UA" w:bidi="ar-SA"/>
@@ -6083,18 +6050,18 @@
           <w:rFonts w:ascii="Cascadia Mono" w:hAnsi="Cascadia Mono" w:cs="Cascadia Mono"/>
           <w:color w:val="000000"/>
           <w:kern w:val="0"/>
-          <w:sz w:val="19"/>
-          <w:szCs w:val="19"/>
-          <w:highlight w:val="white"/>
-          <w:lang w:val="uk-UA" w:bidi="ar-SA"/>
-        </w:rPr>
-      </w:pPr>
-      <w:r>
-        <w:rPr>
-          <w:rFonts w:ascii="Cascadia Mono" w:hAnsi="Cascadia Mono" w:cs="Cascadia Mono"/>
-          <w:color w:val="000000"/>
-          <w:kern w:val="0"/>
-          <w:sz w:val="19"/>
+          <w:sz w:val="18"/>
+          <w:szCs w:val="19"/>
+          <w:highlight w:val="white"/>
+          <w:lang w:val="uk-UA" w:bidi="ar-SA"/>
+        </w:rPr>
+      </w:pPr>
+      <w:r>
+        <w:rPr>
+          <w:rFonts w:ascii="Cascadia Mono" w:hAnsi="Cascadia Mono" w:cs="Cascadia Mono"/>
+          <w:color w:val="000000"/>
+          <w:kern w:val="0"/>
+          <w:sz w:val="18"/>
           <w:szCs w:val="19"/>
           <w:highlight w:val="white"/>
           <w:lang w:val="uk-UA" w:bidi="ar-SA"/>
@@ -6106,7 +6073,7 @@
           <w:rFonts w:ascii="Cascadia Mono" w:hAnsi="Cascadia Mono" w:cs="Cascadia Mono"/>
           <w:color w:val="808080"/>
           <w:kern w:val="0"/>
-          <w:sz w:val="19"/>
+          <w:sz w:val="18"/>
           <w:szCs w:val="19"/>
           <w:highlight w:val="white"/>
           <w:lang w:val="uk-UA" w:bidi="ar-SA"/>
@@ -6119,7 +6086,7 @@
           <w:rFonts w:ascii="Cascadia Mono" w:hAnsi="Cascadia Mono" w:cs="Cascadia Mono"/>
           <w:color w:val="000000"/>
           <w:kern w:val="0"/>
-          <w:sz w:val="19"/>
+          <w:sz w:val="18"/>
           <w:szCs w:val="19"/>
           <w:highlight w:val="white"/>
           <w:lang w:val="uk-UA" w:bidi="ar-SA"/>
@@ -6132,7 +6099,7 @@
           <w:rFonts w:ascii="Cascadia Mono" w:hAnsi="Cascadia Mono" w:cs="Cascadia Mono"/>
           <w:color w:val="808080"/>
           <w:kern w:val="0"/>
-          <w:sz w:val="19"/>
+          <w:sz w:val="18"/>
           <w:szCs w:val="19"/>
           <w:highlight w:val="white"/>
           <w:lang w:val="uk-UA" w:bidi="ar-SA"/>
@@ -6145,7 +6112,7 @@
           <w:rFonts w:ascii="Cascadia Mono" w:hAnsi="Cascadia Mono" w:cs="Cascadia Mono"/>
           <w:color w:val="000000"/>
           <w:kern w:val="0"/>
-          <w:sz w:val="19"/>
+          <w:sz w:val="18"/>
           <w:szCs w:val="19"/>
           <w:highlight w:val="white"/>
           <w:lang w:val="uk-UA" w:bidi="ar-SA"/>
@@ -6158,7 +6125,7 @@
           <w:rFonts w:ascii="Cascadia Mono" w:hAnsi="Cascadia Mono" w:cs="Cascadia Mono"/>
           <w:color w:val="000000"/>
           <w:kern w:val="0"/>
-          <w:sz w:val="19"/>
+          <w:sz w:val="18"/>
           <w:szCs w:val="19"/>
           <w:highlight w:val="white"/>
           <w:lang w:val="uk-UA" w:bidi="ar-SA"/>
@@ -6171,7 +6138,7 @@
           <w:rFonts w:ascii="Cascadia Mono" w:hAnsi="Cascadia Mono" w:cs="Cascadia Mono"/>
           <w:color w:val="0000FF"/>
           <w:kern w:val="0"/>
-          <w:sz w:val="19"/>
+          <w:sz w:val="18"/>
           <w:szCs w:val="19"/>
           <w:highlight w:val="white"/>
           <w:lang w:val="uk-UA" w:bidi="ar-SA"/>
@@ -6183,7 +6150,7 @@
           <w:rFonts w:ascii="Cascadia Mono" w:hAnsi="Cascadia Mono" w:cs="Cascadia Mono"/>
           <w:color w:val="808080"/>
           <w:kern w:val="0"/>
-          <w:sz w:val="19"/>
+          <w:sz w:val="18"/>
           <w:szCs w:val="19"/>
           <w:highlight w:val="white"/>
           <w:lang w:val="uk-UA" w:bidi="ar-SA"/>
@@ -6196,7 +6163,7 @@
           <w:rFonts w:ascii="Cascadia Mono" w:hAnsi="Cascadia Mono" w:cs="Cascadia Mono"/>
           <w:color w:val="000000"/>
           <w:kern w:val="0"/>
-          <w:sz w:val="19"/>
+          <w:sz w:val="18"/>
           <w:szCs w:val="19"/>
           <w:highlight w:val="white"/>
           <w:lang w:val="uk-UA" w:bidi="ar-SA"/>
@@ -6208,7 +6175,7 @@
           <w:rFonts w:ascii="Cascadia Mono" w:hAnsi="Cascadia Mono" w:cs="Cascadia Mono"/>
           <w:color w:val="808080"/>
           <w:kern w:val="0"/>
-          <w:sz w:val="19"/>
+          <w:sz w:val="18"/>
           <w:szCs w:val="19"/>
           <w:highlight w:val="white"/>
           <w:lang w:val="uk-UA" w:bidi="ar-SA"/>
@@ -6220,7 +6187,7 @@
           <w:rFonts w:ascii="Cascadia Mono" w:hAnsi="Cascadia Mono" w:cs="Cascadia Mono"/>
           <w:color w:val="000000"/>
           <w:kern w:val="0"/>
-          <w:sz w:val="19"/>
+          <w:sz w:val="18"/>
           <w:szCs w:val="19"/>
           <w:highlight w:val="white"/>
           <w:lang w:val="uk-UA" w:bidi="ar-SA"/>
@@ -6232,7 +6199,7 @@
           <w:rFonts w:ascii="Cascadia Mono" w:hAnsi="Cascadia Mono" w:cs="Cascadia Mono"/>
           <w:color w:val="808080"/>
           <w:kern w:val="0"/>
-          <w:sz w:val="19"/>
+          <w:sz w:val="18"/>
           <w:szCs w:val="19"/>
           <w:highlight w:val="white"/>
           <w:lang w:val="uk-UA" w:bidi="ar-SA"/>
@@ -6245,7 +6212,7 @@
           <w:rFonts w:ascii="Cascadia Mono" w:hAnsi="Cascadia Mono" w:cs="Cascadia Mono"/>
           <w:color w:val="000000"/>
           <w:kern w:val="0"/>
-          <w:sz w:val="19"/>
+          <w:sz w:val="18"/>
           <w:szCs w:val="19"/>
           <w:highlight w:val="white"/>
           <w:lang w:val="uk-UA" w:bidi="ar-SA"/>
@@ -6258,7 +6225,7 @@
           <w:rFonts w:ascii="Cascadia Mono" w:hAnsi="Cascadia Mono" w:cs="Cascadia Mono"/>
           <w:color w:val="808080"/>
           <w:kern w:val="0"/>
-          <w:sz w:val="19"/>
+          <w:sz w:val="18"/>
           <w:szCs w:val="19"/>
           <w:highlight w:val="white"/>
           <w:lang w:val="uk-UA" w:bidi="ar-SA"/>
@@ -6271,7 +6238,7 @@
           <w:rFonts w:ascii="Cascadia Mono" w:hAnsi="Cascadia Mono" w:cs="Cascadia Mono"/>
           <w:color w:val="000000"/>
           <w:kern w:val="0"/>
-          <w:sz w:val="19"/>
+          <w:sz w:val="18"/>
           <w:szCs w:val="19"/>
           <w:highlight w:val="white"/>
           <w:lang w:val="uk-UA" w:bidi="ar-SA"/>
@@ -6284,7 +6251,7 @@
           <w:rFonts w:ascii="Cascadia Mono" w:hAnsi="Cascadia Mono" w:cs="Cascadia Mono"/>
           <w:color w:val="808080"/>
           <w:kern w:val="0"/>
-          <w:sz w:val="19"/>
+          <w:sz w:val="18"/>
           <w:szCs w:val="19"/>
           <w:highlight w:val="white"/>
           <w:lang w:val="uk-UA" w:bidi="ar-SA"/>
@@ -6301,18 +6268,18 @@
           <w:rFonts w:ascii="Cascadia Mono" w:hAnsi="Cascadia Mono" w:cs="Cascadia Mono"/>
           <w:color w:val="000000"/>
           <w:kern w:val="0"/>
-          <w:sz w:val="19"/>
-          <w:szCs w:val="19"/>
-          <w:highlight w:val="white"/>
-          <w:lang w:val="uk-UA" w:bidi="ar-SA"/>
-        </w:rPr>
-      </w:pPr>
-      <w:r>
-        <w:rPr>
-          <w:rFonts w:ascii="Cascadia Mono" w:hAnsi="Cascadia Mono" w:cs="Cascadia Mono"/>
-          <w:color w:val="000000"/>
-          <w:kern w:val="0"/>
-          <w:sz w:val="19"/>
+          <w:sz w:val="18"/>
+          <w:szCs w:val="19"/>
+          <w:highlight w:val="white"/>
+          <w:lang w:val="uk-UA" w:bidi="ar-SA"/>
+        </w:rPr>
+      </w:pPr>
+      <w:r>
+        <w:rPr>
+          <w:rFonts w:ascii="Cascadia Mono" w:hAnsi="Cascadia Mono" w:cs="Cascadia Mono"/>
+          <w:color w:val="000000"/>
+          <w:kern w:val="0"/>
+          <w:sz w:val="18"/>
           <w:szCs w:val="19"/>
           <w:highlight w:val="white"/>
           <w:lang w:val="uk-UA" w:bidi="ar-SA"/>
@@ -6324,7 +6291,7 @@
           <w:rFonts w:ascii="Cascadia Mono" w:hAnsi="Cascadia Mono" w:cs="Cascadia Mono"/>
           <w:color w:val="808080"/>
           <w:kern w:val="0"/>
-          <w:sz w:val="19"/>
+          <w:sz w:val="18"/>
           <w:szCs w:val="19"/>
           <w:highlight w:val="white"/>
           <w:lang w:val="uk-UA" w:bidi="ar-SA"/>
@@ -6337,7 +6304,7 @@
           <w:rFonts w:ascii="Cascadia Mono" w:hAnsi="Cascadia Mono" w:cs="Cascadia Mono"/>
           <w:color w:val="000000"/>
           <w:kern w:val="0"/>
-          <w:sz w:val="19"/>
+          <w:sz w:val="18"/>
           <w:szCs w:val="19"/>
           <w:highlight w:val="white"/>
           <w:lang w:val="uk-UA" w:bidi="ar-SA"/>
@@ -6350,7 +6317,7 @@
           <w:rFonts w:ascii="Cascadia Mono" w:hAnsi="Cascadia Mono" w:cs="Cascadia Mono"/>
           <w:color w:val="808080"/>
           <w:kern w:val="0"/>
-          <w:sz w:val="19"/>
+          <w:sz w:val="18"/>
           <w:szCs w:val="19"/>
           <w:highlight w:val="white"/>
           <w:lang w:val="uk-UA" w:bidi="ar-SA"/>
@@ -6363,7 +6330,7 @@
           <w:rFonts w:ascii="Cascadia Mono" w:hAnsi="Cascadia Mono" w:cs="Cascadia Mono"/>
           <w:color w:val="000000"/>
           <w:kern w:val="0"/>
-          <w:sz w:val="19"/>
+          <w:sz w:val="18"/>
           <w:szCs w:val="19"/>
           <w:highlight w:val="white"/>
           <w:lang w:val="uk-UA" w:bidi="ar-SA"/>
@@ -6376,7 +6343,7 @@
           <w:rFonts w:ascii="Cascadia Mono" w:hAnsi="Cascadia Mono" w:cs="Cascadia Mono"/>
           <w:color w:val="000000"/>
           <w:kern w:val="0"/>
-          <w:sz w:val="19"/>
+          <w:sz w:val="18"/>
           <w:szCs w:val="19"/>
           <w:highlight w:val="white"/>
           <w:lang w:val="uk-UA" w:bidi="ar-SA"/>
@@ -6389,7 +6356,7 @@
           <w:rFonts w:ascii="Cascadia Mono" w:hAnsi="Cascadia Mono" w:cs="Cascadia Mono"/>
           <w:color w:val="0000FF"/>
           <w:kern w:val="0"/>
-          <w:sz w:val="19"/>
+          <w:sz w:val="18"/>
           <w:szCs w:val="19"/>
           <w:highlight w:val="white"/>
           <w:lang w:val="uk-UA" w:bidi="ar-SA"/>
@@ -6401,7 +6368,7 @@
           <w:rFonts w:ascii="Cascadia Mono" w:hAnsi="Cascadia Mono" w:cs="Cascadia Mono"/>
           <w:color w:val="808080"/>
           <w:kern w:val="0"/>
-          <w:sz w:val="19"/>
+          <w:sz w:val="18"/>
           <w:szCs w:val="19"/>
           <w:highlight w:val="white"/>
           <w:lang w:val="uk-UA" w:bidi="ar-SA"/>
@@ -6414,7 +6381,7 @@
           <w:rFonts w:ascii="Cascadia Mono" w:hAnsi="Cascadia Mono" w:cs="Cascadia Mono"/>
           <w:color w:val="000000"/>
           <w:kern w:val="0"/>
-          <w:sz w:val="19"/>
+          <w:sz w:val="18"/>
           <w:szCs w:val="19"/>
           <w:highlight w:val="white"/>
           <w:lang w:val="uk-UA" w:bidi="ar-SA"/>
@@ -6427,7 +6394,7 @@
           <w:rFonts w:ascii="Cascadia Mono" w:hAnsi="Cascadia Mono" w:cs="Cascadia Mono"/>
           <w:color w:val="000000"/>
           <w:kern w:val="0"/>
-          <w:sz w:val="19"/>
+          <w:sz w:val="18"/>
           <w:szCs w:val="19"/>
           <w:highlight w:val="white"/>
           <w:lang w:val="uk-UA" w:bidi="ar-SA"/>
@@ -6440,7 +6407,7 @@
           <w:rFonts w:ascii="Cascadia Mono" w:hAnsi="Cascadia Mono" w:cs="Cascadia Mono"/>
           <w:color w:val="000000"/>
           <w:kern w:val="0"/>
-          <w:sz w:val="19"/>
+          <w:sz w:val="18"/>
           <w:szCs w:val="19"/>
           <w:highlight w:val="white"/>
           <w:lang w:val="uk-UA" w:bidi="ar-SA"/>
@@ -6452,7 +6419,7 @@
           <w:rFonts w:ascii="Cascadia Mono" w:hAnsi="Cascadia Mono" w:cs="Cascadia Mono"/>
           <w:color w:val="808080"/>
           <w:kern w:val="0"/>
-          <w:sz w:val="19"/>
+          <w:sz w:val="18"/>
           <w:szCs w:val="19"/>
           <w:highlight w:val="white"/>
           <w:lang w:val="uk-UA" w:bidi="ar-SA"/>
@@ -6464,7 +6431,7 @@
           <w:rFonts w:ascii="Cascadia Mono" w:hAnsi="Cascadia Mono" w:cs="Cascadia Mono"/>
           <w:color w:val="000000"/>
           <w:kern w:val="0"/>
-          <w:sz w:val="19"/>
+          <w:sz w:val="18"/>
           <w:szCs w:val="19"/>
           <w:highlight w:val="white"/>
           <w:lang w:val="uk-UA" w:bidi="ar-SA"/>
@@ -6476,7 +6443,7 @@
           <w:rFonts w:ascii="Cascadia Mono" w:hAnsi="Cascadia Mono" w:cs="Cascadia Mono"/>
           <w:color w:val="808080"/>
           <w:kern w:val="0"/>
-          <w:sz w:val="19"/>
+          <w:sz w:val="18"/>
           <w:szCs w:val="19"/>
           <w:highlight w:val="white"/>
           <w:lang w:val="uk-UA" w:bidi="ar-SA"/>
@@ -6489,7 +6456,7 @@
           <w:rFonts w:ascii="Cascadia Mono" w:hAnsi="Cascadia Mono" w:cs="Cascadia Mono"/>
           <w:color w:val="000000"/>
           <w:kern w:val="0"/>
-          <w:sz w:val="19"/>
+          <w:sz w:val="18"/>
           <w:szCs w:val="19"/>
           <w:highlight w:val="white"/>
           <w:lang w:val="uk-UA" w:bidi="ar-SA"/>
@@ -6502,7 +6469,7 @@
           <w:rFonts w:ascii="Cascadia Mono" w:hAnsi="Cascadia Mono" w:cs="Cascadia Mono"/>
           <w:color w:val="808080"/>
           <w:kern w:val="0"/>
-          <w:sz w:val="19"/>
+          <w:sz w:val="18"/>
           <w:szCs w:val="19"/>
           <w:highlight w:val="white"/>
           <w:lang w:val="uk-UA" w:bidi="ar-SA"/>
@@ -6515,7 +6482,7 @@
           <w:rFonts w:ascii="Cascadia Mono" w:hAnsi="Cascadia Mono" w:cs="Cascadia Mono"/>
           <w:color w:val="000000"/>
           <w:kern w:val="0"/>
-          <w:sz w:val="19"/>
+          <w:sz w:val="18"/>
           <w:szCs w:val="19"/>
           <w:highlight w:val="white"/>
           <w:lang w:val="uk-UA" w:bidi="ar-SA"/>
@@ -6528,7 +6495,7 @@
           <w:rFonts w:ascii="Cascadia Mono" w:hAnsi="Cascadia Mono" w:cs="Cascadia Mono"/>
           <w:color w:val="808080"/>
           <w:kern w:val="0"/>
-          <w:sz w:val="19"/>
+          <w:sz w:val="18"/>
           <w:szCs w:val="19"/>
           <w:highlight w:val="white"/>
           <w:lang w:val="uk-UA" w:bidi="ar-SA"/>
@@ -6545,18 +6512,18 @@
           <w:rFonts w:ascii="Cascadia Mono" w:hAnsi="Cascadia Mono" w:cs="Cascadia Mono"/>
           <w:color w:val="000000"/>
           <w:kern w:val="0"/>
-          <w:sz w:val="19"/>
-          <w:szCs w:val="19"/>
-          <w:highlight w:val="white"/>
-          <w:lang w:val="uk-UA" w:bidi="ar-SA"/>
-        </w:rPr>
-      </w:pPr>
-      <w:r>
-        <w:rPr>
-          <w:rFonts w:ascii="Cascadia Mono" w:hAnsi="Cascadia Mono" w:cs="Cascadia Mono"/>
-          <w:color w:val="000000"/>
-          <w:kern w:val="0"/>
-          <w:sz w:val="19"/>
+          <w:sz w:val="18"/>
+          <w:szCs w:val="19"/>
+          <w:highlight w:val="white"/>
+          <w:lang w:val="uk-UA" w:bidi="ar-SA"/>
+        </w:rPr>
+      </w:pPr>
+      <w:r>
+        <w:rPr>
+          <w:rFonts w:ascii="Cascadia Mono" w:hAnsi="Cascadia Mono" w:cs="Cascadia Mono"/>
+          <w:color w:val="000000"/>
+          <w:kern w:val="0"/>
+          <w:sz w:val="18"/>
           <w:szCs w:val="19"/>
           <w:highlight w:val="white"/>
           <w:lang w:val="uk-UA" w:bidi="ar-SA"/>
@@ -6568,7 +6535,7 @@
           <w:rFonts w:ascii="Cascadia Mono" w:hAnsi="Cascadia Mono" w:cs="Cascadia Mono"/>
           <w:color w:val="808080"/>
           <w:kern w:val="0"/>
-          <w:sz w:val="19"/>
+          <w:sz w:val="18"/>
           <w:szCs w:val="19"/>
           <w:highlight w:val="white"/>
           <w:lang w:val="uk-UA" w:bidi="ar-SA"/>
@@ -6581,7 +6548,7 @@
           <w:rFonts w:ascii="Cascadia Mono" w:hAnsi="Cascadia Mono" w:cs="Cascadia Mono"/>
           <w:color w:val="000000"/>
           <w:kern w:val="0"/>
-          <w:sz w:val="19"/>
+          <w:sz w:val="18"/>
           <w:szCs w:val="19"/>
           <w:highlight w:val="white"/>
           <w:lang w:val="uk-UA" w:bidi="ar-SA"/>
@@ -6594,7 +6561,7 @@
           <w:rFonts w:ascii="Cascadia Mono" w:hAnsi="Cascadia Mono" w:cs="Cascadia Mono"/>
           <w:color w:val="808080"/>
           <w:kern w:val="0"/>
-          <w:sz w:val="19"/>
+          <w:sz w:val="18"/>
           <w:szCs w:val="19"/>
           <w:highlight w:val="white"/>
           <w:lang w:val="uk-UA" w:bidi="ar-SA"/>
@@ -6607,7 +6574,7 @@
           <w:rFonts w:ascii="Cascadia Mono" w:hAnsi="Cascadia Mono" w:cs="Cascadia Mono"/>
           <w:color w:val="000000"/>
           <w:kern w:val="0"/>
-          <w:sz w:val="19"/>
+          <w:sz w:val="18"/>
           <w:szCs w:val="19"/>
           <w:highlight w:val="white"/>
           <w:lang w:val="uk-UA" w:bidi="ar-SA"/>
@@ -6620,7 +6587,7 @@
           <w:rFonts w:ascii="Cascadia Mono" w:hAnsi="Cascadia Mono" w:cs="Cascadia Mono"/>
           <w:color w:val="000000"/>
           <w:kern w:val="0"/>
-          <w:sz w:val="19"/>
+          <w:sz w:val="18"/>
           <w:szCs w:val="19"/>
           <w:highlight w:val="white"/>
           <w:lang w:val="uk-UA" w:bidi="ar-SA"/>
@@ -6633,7 +6600,7 @@
           <w:rFonts w:ascii="Cascadia Mono" w:hAnsi="Cascadia Mono" w:cs="Cascadia Mono"/>
           <w:color w:val="0000FF"/>
           <w:kern w:val="0"/>
-          <w:sz w:val="19"/>
+          <w:sz w:val="18"/>
           <w:szCs w:val="19"/>
           <w:highlight w:val="white"/>
           <w:lang w:val="uk-UA" w:bidi="ar-SA"/>
@@ -6645,7 +6612,7 @@
           <w:rFonts w:ascii="Cascadia Mono" w:hAnsi="Cascadia Mono" w:cs="Cascadia Mono"/>
           <w:color w:val="808080"/>
           <w:kern w:val="0"/>
-          <w:sz w:val="19"/>
+          <w:sz w:val="18"/>
           <w:szCs w:val="19"/>
           <w:highlight w:val="white"/>
           <w:lang w:val="uk-UA" w:bidi="ar-SA"/>
@@ -6658,7 +6625,7 @@
           <w:rFonts w:ascii="Cascadia Mono" w:hAnsi="Cascadia Mono" w:cs="Cascadia Mono"/>
           <w:color w:val="000000"/>
           <w:kern w:val="0"/>
-          <w:sz w:val="19"/>
+          <w:sz w:val="18"/>
           <w:szCs w:val="19"/>
           <w:highlight w:val="white"/>
           <w:lang w:val="uk-UA" w:bidi="ar-SA"/>
@@ -6671,7 +6638,7 @@
           <w:rFonts w:ascii="Cascadia Mono" w:hAnsi="Cascadia Mono" w:cs="Cascadia Mono"/>
           <w:color w:val="000000"/>
           <w:kern w:val="0"/>
-          <w:sz w:val="19"/>
+          <w:sz w:val="18"/>
           <w:szCs w:val="19"/>
           <w:highlight w:val="white"/>
           <w:lang w:val="uk-UA" w:bidi="ar-SA"/>
@@ -6684,7 +6651,7 @@
           <w:rFonts w:ascii="Cascadia Mono" w:hAnsi="Cascadia Mono" w:cs="Cascadia Mono"/>
           <w:color w:val="000000"/>
           <w:kern w:val="0"/>
-          <w:sz w:val="19"/>
+          <w:sz w:val="18"/>
           <w:szCs w:val="19"/>
           <w:highlight w:val="white"/>
           <w:lang w:val="uk-UA" w:bidi="ar-SA"/>
@@ -6696,7 +6663,7 @@
           <w:rFonts w:ascii="Cascadia Mono" w:hAnsi="Cascadia Mono" w:cs="Cascadia Mono"/>
           <w:color w:val="808080"/>
           <w:kern w:val="0"/>
-          <w:sz w:val="19"/>
+          <w:sz w:val="18"/>
           <w:szCs w:val="19"/>
           <w:highlight w:val="white"/>
           <w:lang w:val="uk-UA" w:bidi="ar-SA"/>
@@ -6708,7 +6675,7 @@
           <w:rFonts w:ascii="Cascadia Mono" w:hAnsi="Cascadia Mono" w:cs="Cascadia Mono"/>
           <w:color w:val="000000"/>
           <w:kern w:val="0"/>
-          <w:sz w:val="19"/>
+          <w:sz w:val="18"/>
           <w:szCs w:val="19"/>
           <w:highlight w:val="white"/>
           <w:lang w:val="uk-UA" w:bidi="ar-SA"/>
@@ -6720,7 +6687,7 @@
           <w:rFonts w:ascii="Cascadia Mono" w:hAnsi="Cascadia Mono" w:cs="Cascadia Mono"/>
           <w:color w:val="808080"/>
           <w:kern w:val="0"/>
-          <w:sz w:val="19"/>
+          <w:sz w:val="18"/>
           <w:szCs w:val="19"/>
           <w:highlight w:val="white"/>
           <w:lang w:val="uk-UA" w:bidi="ar-SA"/>
@@ -6733,7 +6700,7 @@
           <w:rFonts w:ascii="Cascadia Mono" w:hAnsi="Cascadia Mono" w:cs="Cascadia Mono"/>
           <w:color w:val="000000"/>
           <w:kern w:val="0"/>
-          <w:sz w:val="19"/>
+          <w:sz w:val="18"/>
           <w:szCs w:val="19"/>
           <w:highlight w:val="white"/>
           <w:lang w:val="uk-UA" w:bidi="ar-SA"/>
@@ -6746,7 +6713,7 @@
           <w:rFonts w:ascii="Cascadia Mono" w:hAnsi="Cascadia Mono" w:cs="Cascadia Mono"/>
           <w:color w:val="808080"/>
           <w:kern w:val="0"/>
-          <w:sz w:val="19"/>
+          <w:sz w:val="18"/>
           <w:szCs w:val="19"/>
           <w:highlight w:val="white"/>
           <w:lang w:val="uk-UA" w:bidi="ar-SA"/>
@@ -6759,7 +6726,7 @@
           <w:rFonts w:ascii="Cascadia Mono" w:hAnsi="Cascadia Mono" w:cs="Cascadia Mono"/>
           <w:color w:val="000000"/>
           <w:kern w:val="0"/>
-          <w:sz w:val="19"/>
+          <w:sz w:val="18"/>
           <w:szCs w:val="19"/>
           <w:highlight w:val="white"/>
           <w:lang w:val="uk-UA" w:bidi="ar-SA"/>
@@ -6772,7 +6739,7 @@
           <w:rFonts w:ascii="Cascadia Mono" w:hAnsi="Cascadia Mono" w:cs="Cascadia Mono"/>
           <w:color w:val="808080"/>
           <w:kern w:val="0"/>
-          <w:sz w:val="19"/>
+          <w:sz w:val="18"/>
           <w:szCs w:val="19"/>
           <w:highlight w:val="white"/>
           <w:lang w:val="uk-UA" w:bidi="ar-SA"/>
@@ -6789,18 +6756,18 @@
           <w:rFonts w:ascii="Cascadia Mono" w:hAnsi="Cascadia Mono" w:cs="Cascadia Mono"/>
           <w:color w:val="000000"/>
           <w:kern w:val="0"/>
-          <w:sz w:val="19"/>
-          <w:szCs w:val="19"/>
-          <w:highlight w:val="white"/>
-          <w:lang w:val="uk-UA" w:bidi="ar-SA"/>
-        </w:rPr>
-      </w:pPr>
-      <w:r>
-        <w:rPr>
-          <w:rFonts w:ascii="Cascadia Mono" w:hAnsi="Cascadia Mono" w:cs="Cascadia Mono"/>
-          <w:color w:val="000000"/>
-          <w:kern w:val="0"/>
-          <w:sz w:val="19"/>
+          <w:sz w:val="18"/>
+          <w:szCs w:val="19"/>
+          <w:highlight w:val="white"/>
+          <w:lang w:val="uk-UA" w:bidi="ar-SA"/>
+        </w:rPr>
+      </w:pPr>
+      <w:r>
+        <w:rPr>
+          <w:rFonts w:ascii="Cascadia Mono" w:hAnsi="Cascadia Mono" w:cs="Cascadia Mono"/>
+          <w:color w:val="000000"/>
+          <w:kern w:val="0"/>
+          <w:sz w:val="18"/>
           <w:szCs w:val="19"/>
           <w:highlight w:val="white"/>
           <w:lang w:val="uk-UA" w:bidi="ar-SA"/>
@@ -6812,7 +6779,7 @@
           <w:rFonts w:ascii="Cascadia Mono" w:hAnsi="Cascadia Mono" w:cs="Cascadia Mono"/>
           <w:color w:val="808080"/>
           <w:kern w:val="0"/>
-          <w:sz w:val="19"/>
+          <w:sz w:val="18"/>
           <w:szCs w:val="19"/>
           <w:highlight w:val="white"/>
           <w:lang w:val="uk-UA" w:bidi="ar-SA"/>
@@ -6825,7 +6792,7 @@
           <w:rFonts w:ascii="Cascadia Mono" w:hAnsi="Cascadia Mono" w:cs="Cascadia Mono"/>
           <w:color w:val="000000"/>
           <w:kern w:val="0"/>
-          <w:sz w:val="19"/>
+          <w:sz w:val="18"/>
           <w:szCs w:val="19"/>
           <w:highlight w:val="white"/>
           <w:lang w:val="uk-UA" w:bidi="ar-SA"/>
@@ -6838,7 +6805,7 @@
           <w:rFonts w:ascii="Cascadia Mono" w:hAnsi="Cascadia Mono" w:cs="Cascadia Mono"/>
           <w:color w:val="808080"/>
           <w:kern w:val="0"/>
-          <w:sz w:val="19"/>
+          <w:sz w:val="18"/>
           <w:szCs w:val="19"/>
           <w:highlight w:val="white"/>
           <w:lang w:val="uk-UA" w:bidi="ar-SA"/>
@@ -6851,7 +6818,7 @@
           <w:rFonts w:ascii="Cascadia Mono" w:hAnsi="Cascadia Mono" w:cs="Cascadia Mono"/>
           <w:color w:val="000000"/>
           <w:kern w:val="0"/>
-          <w:sz w:val="19"/>
+          <w:sz w:val="18"/>
           <w:szCs w:val="19"/>
           <w:highlight w:val="white"/>
           <w:lang w:val="uk-UA" w:bidi="ar-SA"/>
@@ -6864,7 +6831,7 @@
           <w:rFonts w:ascii="Cascadia Mono" w:hAnsi="Cascadia Mono" w:cs="Cascadia Mono"/>
           <w:color w:val="000000"/>
           <w:kern w:val="0"/>
-          <w:sz w:val="19"/>
+          <w:sz w:val="18"/>
           <w:szCs w:val="19"/>
           <w:highlight w:val="white"/>
           <w:lang w:val="uk-UA" w:bidi="ar-SA"/>
@@ -6877,7 +6844,7 @@
           <w:rFonts w:ascii="Cascadia Mono" w:hAnsi="Cascadia Mono" w:cs="Cascadia Mono"/>
           <w:color w:val="0000FF"/>
           <w:kern w:val="0"/>
-          <w:sz w:val="19"/>
+          <w:sz w:val="18"/>
           <w:szCs w:val="19"/>
           <w:highlight w:val="white"/>
           <w:lang w:val="uk-UA" w:bidi="ar-SA"/>
@@ -6889,7 +6856,7 @@
           <w:rFonts w:ascii="Cascadia Mono" w:hAnsi="Cascadia Mono" w:cs="Cascadia Mono"/>
           <w:color w:val="808080"/>
           <w:kern w:val="0"/>
-          <w:sz w:val="19"/>
+          <w:sz w:val="18"/>
           <w:szCs w:val="19"/>
           <w:highlight w:val="white"/>
           <w:lang w:val="uk-UA" w:bidi="ar-SA"/>
@@ -6902,7 +6869,7 @@
           <w:rFonts w:ascii="Cascadia Mono" w:hAnsi="Cascadia Mono" w:cs="Cascadia Mono"/>
           <w:color w:val="000000"/>
           <w:kern w:val="0"/>
-          <w:sz w:val="19"/>
+          <w:sz w:val="18"/>
           <w:szCs w:val="19"/>
           <w:highlight w:val="white"/>
           <w:lang w:val="uk-UA" w:bidi="ar-SA"/>
@@ -6915,7 +6882,7 @@
           <w:rFonts w:ascii="Cascadia Mono" w:hAnsi="Cascadia Mono" w:cs="Cascadia Mono"/>
           <w:color w:val="000000"/>
           <w:kern w:val="0"/>
-          <w:sz w:val="19"/>
+          <w:sz w:val="18"/>
           <w:szCs w:val="19"/>
           <w:highlight w:val="white"/>
           <w:lang w:val="uk-UA" w:bidi="ar-SA"/>
@@ -6928,7 +6895,7 @@
           <w:rFonts w:ascii="Cascadia Mono" w:hAnsi="Cascadia Mono" w:cs="Cascadia Mono"/>
           <w:color w:val="000000"/>
           <w:kern w:val="0"/>
-          <w:sz w:val="19"/>
+          <w:sz w:val="18"/>
           <w:szCs w:val="19"/>
           <w:highlight w:val="white"/>
           <w:lang w:val="uk-UA" w:bidi="ar-SA"/>
@@ -6940,7 +6907,7 @@
           <w:rFonts w:ascii="Cascadia Mono" w:hAnsi="Cascadia Mono" w:cs="Cascadia Mono"/>
           <w:color w:val="808080"/>
           <w:kern w:val="0"/>
-          <w:sz w:val="19"/>
+          <w:sz w:val="18"/>
           <w:szCs w:val="19"/>
           <w:highlight w:val="white"/>
           <w:lang w:val="uk-UA" w:bidi="ar-SA"/>
@@ -6952,7 +6919,7 @@
           <w:rFonts w:ascii="Cascadia Mono" w:hAnsi="Cascadia Mono" w:cs="Cascadia Mono"/>
           <w:color w:val="000000"/>
           <w:kern w:val="0"/>
-          <w:sz w:val="19"/>
+          <w:sz w:val="18"/>
           <w:szCs w:val="19"/>
           <w:highlight w:val="white"/>
           <w:lang w:val="uk-UA" w:bidi="ar-SA"/>
@@ -6964,7 +6931,7 @@
           <w:rFonts w:ascii="Cascadia Mono" w:hAnsi="Cascadia Mono" w:cs="Cascadia Mono"/>
           <w:color w:val="808080"/>
           <w:kern w:val="0"/>
-          <w:sz w:val="19"/>
+          <w:sz w:val="18"/>
           <w:szCs w:val="19"/>
           <w:highlight w:val="white"/>
           <w:lang w:val="uk-UA" w:bidi="ar-SA"/>
@@ -6977,7 +6944,7 @@
           <w:rFonts w:ascii="Cascadia Mono" w:hAnsi="Cascadia Mono" w:cs="Cascadia Mono"/>
           <w:color w:val="000000"/>
           <w:kern w:val="0"/>
-          <w:sz w:val="19"/>
+          <w:sz w:val="18"/>
           <w:szCs w:val="19"/>
           <w:highlight w:val="white"/>
           <w:lang w:val="uk-UA" w:bidi="ar-SA"/>
@@ -6990,7 +6957,7 @@
           <w:rFonts w:ascii="Cascadia Mono" w:hAnsi="Cascadia Mono" w:cs="Cascadia Mono"/>
           <w:color w:val="808080"/>
           <w:kern w:val="0"/>
-          <w:sz w:val="19"/>
+          <w:sz w:val="18"/>
           <w:szCs w:val="19"/>
           <w:highlight w:val="white"/>
           <w:lang w:val="uk-UA" w:bidi="ar-SA"/>
@@ -7003,7 +6970,7 @@
           <w:rFonts w:ascii="Cascadia Mono" w:hAnsi="Cascadia Mono" w:cs="Cascadia Mono"/>
           <w:color w:val="000000"/>
           <w:kern w:val="0"/>
-          <w:sz w:val="19"/>
+          <w:sz w:val="18"/>
           <w:szCs w:val="19"/>
           <w:highlight w:val="white"/>
           <w:lang w:val="uk-UA" w:bidi="ar-SA"/>
@@ -7016,7 +6983,7 @@
           <w:rFonts w:ascii="Cascadia Mono" w:hAnsi="Cascadia Mono" w:cs="Cascadia Mono"/>
           <w:color w:val="808080"/>
           <w:kern w:val="0"/>
-          <w:sz w:val="19"/>
+          <w:sz w:val="18"/>
           <w:szCs w:val="19"/>
           <w:highlight w:val="white"/>
           <w:lang w:val="uk-UA" w:bidi="ar-SA"/>
@@ -7028,7 +6995,7 @@
           <w:rFonts w:ascii="Cascadia Mono" w:hAnsi="Cascadia Mono" w:cs="Cascadia Mono"/>
           <w:color w:val="000000"/>
           <w:kern w:val="0"/>
-          <w:sz w:val="19"/>
+          <w:sz w:val="18"/>
           <w:szCs w:val="19"/>
           <w:highlight w:val="white"/>
           <w:lang w:val="uk-UA" w:bidi="ar-SA"/>
@@ -7040,7 +7007,7 @@
           <w:rFonts w:ascii="Cascadia Mono" w:hAnsi="Cascadia Mono" w:cs="Cascadia Mono"/>
           <w:color w:val="808080"/>
           <w:kern w:val="0"/>
-          <w:sz w:val="19"/>
+          <w:sz w:val="18"/>
           <w:szCs w:val="19"/>
           <w:highlight w:val="white"/>
           <w:lang w:val="uk-UA" w:bidi="ar-SA"/>
@@ -7052,7 +7019,7 @@
           <w:rFonts w:ascii="Cascadia Mono" w:hAnsi="Cascadia Mono" w:cs="Cascadia Mono"/>
           <w:color w:val="008000"/>
           <w:kern w:val="0"/>
-          <w:sz w:val="19"/>
+          <w:sz w:val="18"/>
           <w:szCs w:val="19"/>
           <w:highlight w:val="white"/>
           <w:lang w:val="uk-UA" w:bidi="ar-SA"/>
@@ -7065,7 +7032,7 @@
           <w:rFonts w:ascii="Cascadia Mono" w:hAnsi="Cascadia Mono" w:cs="Cascadia Mono"/>
           <w:color w:val="008000"/>
           <w:kern w:val="0"/>
-          <w:sz w:val="19"/>
+          <w:sz w:val="18"/>
           <w:szCs w:val="19"/>
           <w:highlight w:val="white"/>
           <w:lang w:val="uk-UA" w:bidi="ar-SA"/>
@@ -7078,7 +7045,7 @@
           <w:rFonts w:ascii="Cascadia Mono" w:hAnsi="Cascadia Mono" w:cs="Cascadia Mono"/>
           <w:color w:val="008000"/>
           <w:kern w:val="0"/>
-          <w:sz w:val="19"/>
+          <w:sz w:val="18"/>
           <w:szCs w:val="19"/>
           <w:highlight w:val="white"/>
           <w:lang w:val="uk-UA" w:bidi="ar-SA"/>
@@ -7090,7 +7057,7 @@
           <w:rFonts w:ascii="Cascadia Mono" w:hAnsi="Cascadia Mono" w:cs="Cascadia Mono"/>
           <w:color w:val="808080"/>
           <w:kern w:val="0"/>
-          <w:sz w:val="19"/>
+          <w:sz w:val="18"/>
           <w:szCs w:val="19"/>
           <w:highlight w:val="white"/>
           <w:lang w:val="uk-UA" w:bidi="ar-SA"/>
@@ -7107,18 +7074,18 @@
           <w:rFonts w:ascii="Cascadia Mono" w:hAnsi="Cascadia Mono" w:cs="Cascadia Mono"/>
           <w:color w:val="000000"/>
           <w:kern w:val="0"/>
-          <w:sz w:val="19"/>
-          <w:szCs w:val="19"/>
-          <w:highlight w:val="white"/>
-          <w:lang w:val="uk-UA" w:bidi="ar-SA"/>
-        </w:rPr>
-      </w:pPr>
-      <w:r>
-        <w:rPr>
-          <w:rFonts w:ascii="Cascadia Mono" w:hAnsi="Cascadia Mono" w:cs="Cascadia Mono"/>
-          <w:color w:val="000000"/>
-          <w:kern w:val="0"/>
-          <w:sz w:val="19"/>
+          <w:sz w:val="18"/>
+          <w:szCs w:val="19"/>
+          <w:highlight w:val="white"/>
+          <w:lang w:val="uk-UA" w:bidi="ar-SA"/>
+        </w:rPr>
+      </w:pPr>
+      <w:r>
+        <w:rPr>
+          <w:rFonts w:ascii="Cascadia Mono" w:hAnsi="Cascadia Mono" w:cs="Cascadia Mono"/>
+          <w:color w:val="000000"/>
+          <w:kern w:val="0"/>
+          <w:sz w:val="18"/>
           <w:szCs w:val="19"/>
           <w:highlight w:val="white"/>
           <w:lang w:val="uk-UA" w:bidi="ar-SA"/>
@@ -7130,7 +7097,7 @@
           <w:rFonts w:ascii="Cascadia Mono" w:hAnsi="Cascadia Mono" w:cs="Cascadia Mono"/>
           <w:color w:val="808080"/>
           <w:kern w:val="0"/>
-          <w:sz w:val="19"/>
+          <w:sz w:val="18"/>
           <w:szCs w:val="19"/>
           <w:highlight w:val="white"/>
           <w:lang w:val="uk-UA" w:bidi="ar-SA"/>
@@ -7143,7 +7110,7 @@
           <w:rFonts w:ascii="Cascadia Mono" w:hAnsi="Cascadia Mono" w:cs="Cascadia Mono"/>
           <w:color w:val="000000"/>
           <w:kern w:val="0"/>
-          <w:sz w:val="19"/>
+          <w:sz w:val="18"/>
           <w:szCs w:val="19"/>
           <w:highlight w:val="white"/>
           <w:lang w:val="uk-UA" w:bidi="ar-SA"/>
@@ -7156,7 +7123,7 @@
           <w:rFonts w:ascii="Cascadia Mono" w:hAnsi="Cascadia Mono" w:cs="Cascadia Mono"/>
           <w:color w:val="808080"/>
           <w:kern w:val="0"/>
-          <w:sz w:val="19"/>
+          <w:sz w:val="18"/>
           <w:szCs w:val="19"/>
           <w:highlight w:val="white"/>
           <w:lang w:val="uk-UA" w:bidi="ar-SA"/>
@@ -7173,18 +7140,18 @@
           <w:rFonts w:ascii="Cascadia Mono" w:hAnsi="Cascadia Mono" w:cs="Cascadia Mono"/>
           <w:color w:val="000000"/>
           <w:kern w:val="0"/>
-          <w:sz w:val="19"/>
-          <w:szCs w:val="19"/>
-          <w:highlight w:val="white"/>
-          <w:lang w:val="uk-UA" w:bidi="ar-SA"/>
-        </w:rPr>
-      </w:pPr>
-      <w:r>
-        <w:rPr>
-          <w:rFonts w:ascii="Cascadia Mono" w:hAnsi="Cascadia Mono" w:cs="Cascadia Mono"/>
-          <w:color w:val="000000"/>
-          <w:kern w:val="0"/>
-          <w:sz w:val="19"/>
+          <w:sz w:val="18"/>
+          <w:szCs w:val="19"/>
+          <w:highlight w:val="white"/>
+          <w:lang w:val="uk-UA" w:bidi="ar-SA"/>
+        </w:rPr>
+      </w:pPr>
+      <w:r>
+        <w:rPr>
+          <w:rFonts w:ascii="Cascadia Mono" w:hAnsi="Cascadia Mono" w:cs="Cascadia Mono"/>
+          <w:color w:val="000000"/>
+          <w:kern w:val="0"/>
+          <w:sz w:val="18"/>
           <w:szCs w:val="19"/>
           <w:highlight w:val="white"/>
           <w:lang w:val="uk-UA" w:bidi="ar-SA"/>
@@ -7196,7 +7163,7 @@
           <w:rFonts w:ascii="Cascadia Mono" w:hAnsi="Cascadia Mono" w:cs="Cascadia Mono"/>
           <w:color w:val="808080"/>
           <w:kern w:val="0"/>
-          <w:sz w:val="19"/>
+          <w:sz w:val="18"/>
           <w:szCs w:val="19"/>
           <w:highlight w:val="white"/>
           <w:lang w:val="uk-UA" w:bidi="ar-SA"/>
@@ -7209,7 +7176,7 @@
           <w:rFonts w:ascii="Cascadia Mono" w:hAnsi="Cascadia Mono" w:cs="Cascadia Mono"/>
           <w:color w:val="000000"/>
           <w:kern w:val="0"/>
-          <w:sz w:val="19"/>
+          <w:sz w:val="18"/>
           <w:szCs w:val="19"/>
           <w:highlight w:val="white"/>
           <w:lang w:val="uk-UA" w:bidi="ar-SA"/>
@@ -7222,7 +7189,7 @@
           <w:rFonts w:ascii="Cascadia Mono" w:hAnsi="Cascadia Mono" w:cs="Cascadia Mono"/>
           <w:color w:val="808080"/>
           <w:kern w:val="0"/>
-          <w:sz w:val="19"/>
+          <w:sz w:val="18"/>
           <w:szCs w:val="19"/>
           <w:highlight w:val="white"/>
           <w:lang w:val="uk-UA" w:bidi="ar-SA"/>
@@ -7239,22 +7206,23 @@
           <w:rFonts w:ascii="Cascadia Mono" w:hAnsi="Cascadia Mono" w:cs="Cascadia Mono"/>
           <w:color w:val="000000"/>
           <w:kern w:val="0"/>
-          <w:sz w:val="19"/>
-          <w:szCs w:val="19"/>
-          <w:highlight w:val="white"/>
-          <w:lang w:val="uk-UA" w:bidi="ar-SA"/>
-        </w:rPr>
-      </w:pPr>
-      <w:r>
-        <w:rPr>
-          <w:rFonts w:ascii="Cascadia Mono" w:hAnsi="Cascadia Mono" w:cs="Cascadia Mono"/>
-          <w:color w:val="000000"/>
-          <w:kern w:val="0"/>
-          <w:sz w:val="19"/>
-          <w:szCs w:val="19"/>
-          <w:highlight w:val="white"/>
-          <w:lang w:val="uk-UA" w:bidi="ar-SA"/>
-        </w:rPr>
+          <w:sz w:val="18"/>
+          <w:szCs w:val="19"/>
+          <w:highlight w:val="white"/>
+          <w:lang w:val="uk-UA" w:bidi="ar-SA"/>
+        </w:rPr>
+      </w:pPr>
+      <w:r>
+        <w:rPr>
+          <w:rFonts w:ascii="Cascadia Mono" w:hAnsi="Cascadia Mono" w:cs="Cascadia Mono"/>
+          <w:color w:val="000000"/>
+          <w:kern w:val="0"/>
+          <w:sz w:val="18"/>
+          <w:szCs w:val="19"/>
+          <w:highlight w:val="white"/>
+          <w:lang w:val="uk-UA" w:bidi="ar-SA"/>
+        </w:rPr>
+        <w:lastRenderedPageBreak/>
         <w:t xml:space="preserve">                    </w:t>
       </w:r>
       <w:r>
@@ -7262,7 +7230,7 @@
           <w:rFonts w:ascii="Cascadia Mono" w:hAnsi="Cascadia Mono" w:cs="Cascadia Mono"/>
           <w:color w:val="808080"/>
           <w:kern w:val="0"/>
-          <w:sz w:val="19"/>
+          <w:sz w:val="18"/>
           <w:szCs w:val="19"/>
           <w:highlight w:val="white"/>
           <w:lang w:val="uk-UA" w:bidi="ar-SA"/>
@@ -7275,7 +7243,7 @@
           <w:rFonts w:ascii="Cascadia Mono" w:hAnsi="Cascadia Mono" w:cs="Cascadia Mono"/>
           <w:color w:val="000000"/>
           <w:kern w:val="0"/>
-          <w:sz w:val="19"/>
+          <w:sz w:val="18"/>
           <w:szCs w:val="19"/>
           <w:highlight w:val="white"/>
           <w:lang w:val="uk-UA" w:bidi="ar-SA"/>
@@ -7288,7 +7256,7 @@
           <w:rFonts w:ascii="Cascadia Mono" w:hAnsi="Cascadia Mono" w:cs="Cascadia Mono"/>
           <w:color w:val="808080"/>
           <w:kern w:val="0"/>
-          <w:sz w:val="19"/>
+          <w:sz w:val="18"/>
           <w:szCs w:val="19"/>
           <w:highlight w:val="white"/>
           <w:lang w:val="uk-UA" w:bidi="ar-SA"/>
@@ -7305,18 +7273,18 @@
           <w:rFonts w:ascii="Cascadia Mono" w:hAnsi="Cascadia Mono" w:cs="Cascadia Mono"/>
           <w:color w:val="000000"/>
           <w:kern w:val="0"/>
-          <w:sz w:val="19"/>
-          <w:szCs w:val="19"/>
-          <w:highlight w:val="white"/>
-          <w:lang w:val="uk-UA" w:bidi="ar-SA"/>
-        </w:rPr>
-      </w:pPr>
-      <w:r>
-        <w:rPr>
-          <w:rFonts w:ascii="Cascadia Mono" w:hAnsi="Cascadia Mono" w:cs="Cascadia Mono"/>
-          <w:color w:val="000000"/>
-          <w:kern w:val="0"/>
-          <w:sz w:val="19"/>
+          <w:sz w:val="18"/>
+          <w:szCs w:val="19"/>
+          <w:highlight w:val="white"/>
+          <w:lang w:val="uk-UA" w:bidi="ar-SA"/>
+        </w:rPr>
+      </w:pPr>
+      <w:r>
+        <w:rPr>
+          <w:rFonts w:ascii="Cascadia Mono" w:hAnsi="Cascadia Mono" w:cs="Cascadia Mono"/>
+          <w:color w:val="000000"/>
+          <w:kern w:val="0"/>
+          <w:sz w:val="18"/>
           <w:szCs w:val="19"/>
           <w:highlight w:val="white"/>
           <w:lang w:val="uk-UA" w:bidi="ar-SA"/>
@@ -7328,7 +7296,7 @@
           <w:rFonts w:ascii="Cascadia Mono" w:hAnsi="Cascadia Mono" w:cs="Cascadia Mono"/>
           <w:color w:val="808080"/>
           <w:kern w:val="0"/>
-          <w:sz w:val="19"/>
+          <w:sz w:val="18"/>
           <w:szCs w:val="19"/>
           <w:highlight w:val="white"/>
           <w:lang w:val="uk-UA" w:bidi="ar-SA"/>
@@ -7341,7 +7309,7 @@
           <w:rFonts w:ascii="Cascadia Mono" w:hAnsi="Cascadia Mono" w:cs="Cascadia Mono"/>
           <w:color w:val="000000"/>
           <w:kern w:val="0"/>
-          <w:sz w:val="19"/>
+          <w:sz w:val="18"/>
           <w:szCs w:val="19"/>
           <w:highlight w:val="white"/>
           <w:lang w:val="uk-UA" w:bidi="ar-SA"/>
@@ -7354,7 +7322,7 @@
           <w:rFonts w:ascii="Cascadia Mono" w:hAnsi="Cascadia Mono" w:cs="Cascadia Mono"/>
           <w:color w:val="808080"/>
           <w:kern w:val="0"/>
-          <w:sz w:val="19"/>
+          <w:sz w:val="18"/>
           <w:szCs w:val="19"/>
           <w:highlight w:val="white"/>
           <w:lang w:val="uk-UA" w:bidi="ar-SA"/>
@@ -7371,7 +7339,7 @@
           <w:rFonts w:ascii="Cascadia Mono" w:hAnsi="Cascadia Mono" w:cs="Cascadia Mono"/>
           <w:color w:val="000000"/>
           <w:kern w:val="0"/>
-          <w:sz w:val="19"/>
+          <w:sz w:val="18"/>
           <w:szCs w:val="19"/>
           <w:highlight w:val="white"/>
           <w:lang w:val="uk-UA" w:bidi="ar-SA"/>
@@ -7387,18 +7355,18 @@
           <w:rFonts w:ascii="Cascadia Mono" w:hAnsi="Cascadia Mono" w:cs="Cascadia Mono"/>
           <w:color w:val="000000"/>
           <w:kern w:val="0"/>
-          <w:sz w:val="19"/>
-          <w:szCs w:val="19"/>
-          <w:highlight w:val="white"/>
-          <w:lang w:val="uk-UA" w:bidi="ar-SA"/>
-        </w:rPr>
-      </w:pPr>
-      <w:r>
-        <w:rPr>
-          <w:rFonts w:ascii="Cascadia Mono" w:hAnsi="Cascadia Mono" w:cs="Cascadia Mono"/>
-          <w:color w:val="000000"/>
-          <w:kern w:val="0"/>
-          <w:sz w:val="19"/>
+          <w:sz w:val="18"/>
+          <w:szCs w:val="19"/>
+          <w:highlight w:val="white"/>
+          <w:lang w:val="uk-UA" w:bidi="ar-SA"/>
+        </w:rPr>
+      </w:pPr>
+      <w:r>
+        <w:rPr>
+          <w:rFonts w:ascii="Cascadia Mono" w:hAnsi="Cascadia Mono" w:cs="Cascadia Mono"/>
+          <w:color w:val="000000"/>
+          <w:kern w:val="0"/>
+          <w:sz w:val="18"/>
           <w:szCs w:val="19"/>
           <w:highlight w:val="white"/>
           <w:lang w:val="uk-UA" w:bidi="ar-SA"/>
@@ -7410,7 +7378,7 @@
           <w:rFonts w:ascii="Cascadia Mono" w:hAnsi="Cascadia Mono" w:cs="Cascadia Mono"/>
           <w:color w:val="808080"/>
           <w:kern w:val="0"/>
-          <w:sz w:val="19"/>
+          <w:sz w:val="18"/>
           <w:szCs w:val="19"/>
           <w:highlight w:val="white"/>
           <w:lang w:val="uk-UA" w:bidi="ar-SA"/>
@@ -7423,7 +7391,7 @@
           <w:rFonts w:ascii="Cascadia Mono" w:hAnsi="Cascadia Mono" w:cs="Cascadia Mono"/>
           <w:color w:val="000000"/>
           <w:kern w:val="0"/>
-          <w:sz w:val="19"/>
+          <w:sz w:val="18"/>
           <w:szCs w:val="19"/>
           <w:highlight w:val="white"/>
           <w:lang w:val="uk-UA" w:bidi="ar-SA"/>
@@ -7436,7 +7404,7 @@
           <w:rFonts w:ascii="Cascadia Mono" w:hAnsi="Cascadia Mono" w:cs="Cascadia Mono"/>
           <w:color w:val="000000"/>
           <w:kern w:val="0"/>
-          <w:sz w:val="19"/>
+          <w:sz w:val="18"/>
           <w:szCs w:val="19"/>
           <w:highlight w:val="white"/>
           <w:lang w:val="uk-UA" w:bidi="ar-SA"/>
@@ -7449,7 +7417,7 @@
           <w:rFonts w:ascii="Cascadia Mono" w:hAnsi="Cascadia Mono" w:cs="Cascadia Mono"/>
           <w:color w:val="000000"/>
           <w:kern w:val="0"/>
-          <w:sz w:val="19"/>
+          <w:sz w:val="18"/>
           <w:szCs w:val="19"/>
           <w:highlight w:val="white"/>
           <w:lang w:val="uk-UA" w:bidi="ar-SA"/>
@@ -7461,7 +7429,7 @@
           <w:rFonts w:ascii="Cascadia Mono" w:hAnsi="Cascadia Mono" w:cs="Cascadia Mono"/>
           <w:color w:val="808080"/>
           <w:kern w:val="0"/>
-          <w:sz w:val="19"/>
+          <w:sz w:val="18"/>
           <w:szCs w:val="19"/>
           <w:highlight w:val="white"/>
           <w:lang w:val="uk-UA" w:bidi="ar-SA"/>
@@ -7474,7 +7442,7 @@
           <w:rFonts w:ascii="Cascadia Mono" w:hAnsi="Cascadia Mono" w:cs="Cascadia Mono"/>
           <w:color w:val="808080"/>
           <w:kern w:val="0"/>
-          <w:sz w:val="19"/>
+          <w:sz w:val="18"/>
           <w:szCs w:val="19"/>
           <w:highlight w:val="white"/>
           <w:lang w:val="uk-UA" w:bidi="ar-SA"/>
@@ -7486,7 +7454,7 @@
           <w:rFonts w:ascii="Cascadia Mono" w:hAnsi="Cascadia Mono" w:cs="Cascadia Mono"/>
           <w:color w:val="000000"/>
           <w:kern w:val="0"/>
-          <w:sz w:val="19"/>
+          <w:sz w:val="18"/>
           <w:szCs w:val="19"/>
           <w:highlight w:val="white"/>
           <w:lang w:val="uk-UA" w:bidi="ar-SA"/>
@@ -7499,7 +7467,7 @@
           <w:rFonts w:ascii="Cascadia Mono" w:hAnsi="Cascadia Mono" w:cs="Cascadia Mono"/>
           <w:color w:val="0000FF"/>
           <w:kern w:val="0"/>
-          <w:sz w:val="19"/>
+          <w:sz w:val="18"/>
           <w:szCs w:val="19"/>
           <w:highlight w:val="white"/>
           <w:lang w:val="uk-UA" w:bidi="ar-SA"/>
@@ -7512,7 +7480,7 @@
           <w:rFonts w:ascii="Cascadia Mono" w:hAnsi="Cascadia Mono" w:cs="Cascadia Mono"/>
           <w:color w:val="0000FF"/>
           <w:kern w:val="0"/>
-          <w:sz w:val="19"/>
+          <w:sz w:val="18"/>
           <w:szCs w:val="19"/>
           <w:highlight w:val="white"/>
           <w:lang w:val="uk-UA" w:bidi="ar-SA"/>
@@ -7524,7 +7492,7 @@
           <w:rFonts w:ascii="Cascadia Mono" w:hAnsi="Cascadia Mono" w:cs="Cascadia Mono"/>
           <w:color w:val="000000"/>
           <w:kern w:val="0"/>
-          <w:sz w:val="19"/>
+          <w:sz w:val="18"/>
           <w:szCs w:val="19"/>
           <w:highlight w:val="white"/>
           <w:lang w:val="uk-UA" w:bidi="ar-SA"/>
@@ -7536,7 +7504,7 @@
           <w:rFonts w:ascii="Cascadia Mono" w:hAnsi="Cascadia Mono" w:cs="Cascadia Mono"/>
           <w:color w:val="FF0000"/>
           <w:kern w:val="0"/>
-          <w:sz w:val="19"/>
+          <w:sz w:val="18"/>
           <w:szCs w:val="19"/>
           <w:highlight w:val="white"/>
           <w:lang w:val="uk-UA" w:bidi="ar-SA"/>
@@ -7548,7 +7516,7 @@
           <w:rFonts w:ascii="Cascadia Mono" w:hAnsi="Cascadia Mono" w:cs="Cascadia Mono"/>
           <w:color w:val="808080"/>
           <w:kern w:val="0"/>
-          <w:sz w:val="19"/>
+          <w:sz w:val="18"/>
           <w:szCs w:val="19"/>
           <w:highlight w:val="white"/>
           <w:lang w:val="uk-UA" w:bidi="ar-SA"/>
@@ -7560,7 +7528,7 @@
           <w:rFonts w:ascii="Cascadia Mono" w:hAnsi="Cascadia Mono" w:cs="Cascadia Mono"/>
           <w:color w:val="000000"/>
           <w:kern w:val="0"/>
-          <w:sz w:val="19"/>
+          <w:sz w:val="18"/>
           <w:szCs w:val="19"/>
           <w:highlight w:val="white"/>
           <w:lang w:val="uk-UA" w:bidi="ar-SA"/>
@@ -7573,7 +7541,7 @@
           <w:rFonts w:ascii="Cascadia Mono" w:hAnsi="Cascadia Mono" w:cs="Cascadia Mono"/>
           <w:color w:val="0000FF"/>
           <w:kern w:val="0"/>
-          <w:sz w:val="19"/>
+          <w:sz w:val="18"/>
           <w:szCs w:val="19"/>
           <w:highlight w:val="white"/>
           <w:lang w:val="uk-UA" w:bidi="ar-SA"/>
@@ -7586,7 +7554,7 @@
           <w:rFonts w:ascii="Cascadia Mono" w:hAnsi="Cascadia Mono" w:cs="Cascadia Mono"/>
           <w:color w:val="0000FF"/>
           <w:kern w:val="0"/>
-          <w:sz w:val="19"/>
+          <w:sz w:val="18"/>
           <w:szCs w:val="19"/>
           <w:highlight w:val="white"/>
           <w:lang w:val="uk-UA" w:bidi="ar-SA"/>
@@ -7598,7 +7566,7 @@
           <w:rFonts w:ascii="Cascadia Mono" w:hAnsi="Cascadia Mono" w:cs="Cascadia Mono"/>
           <w:color w:val="000000"/>
           <w:kern w:val="0"/>
-          <w:sz w:val="19"/>
+          <w:sz w:val="18"/>
           <w:szCs w:val="19"/>
           <w:highlight w:val="white"/>
           <w:lang w:val="uk-UA" w:bidi="ar-SA"/>
@@ -7610,7 +7578,7 @@
           <w:rFonts w:ascii="Cascadia Mono" w:hAnsi="Cascadia Mono" w:cs="Cascadia Mono"/>
           <w:color w:val="808080"/>
           <w:kern w:val="0"/>
-          <w:sz w:val="19"/>
+          <w:sz w:val="18"/>
           <w:szCs w:val="19"/>
           <w:highlight w:val="white"/>
           <w:lang w:val="uk-UA" w:bidi="ar-SA"/>
@@ -7627,18 +7595,18 @@
           <w:rFonts w:ascii="Cascadia Mono" w:hAnsi="Cascadia Mono" w:cs="Cascadia Mono"/>
           <w:color w:val="000000"/>
           <w:kern w:val="0"/>
-          <w:sz w:val="19"/>
-          <w:szCs w:val="19"/>
-          <w:highlight w:val="white"/>
-          <w:lang w:val="uk-UA" w:bidi="ar-SA"/>
-        </w:rPr>
-      </w:pPr>
-      <w:r>
-        <w:rPr>
-          <w:rFonts w:ascii="Cascadia Mono" w:hAnsi="Cascadia Mono" w:cs="Cascadia Mono"/>
-          <w:color w:val="000000"/>
-          <w:kern w:val="0"/>
-          <w:sz w:val="19"/>
+          <w:sz w:val="18"/>
+          <w:szCs w:val="19"/>
+          <w:highlight w:val="white"/>
+          <w:lang w:val="uk-UA" w:bidi="ar-SA"/>
+        </w:rPr>
+      </w:pPr>
+      <w:r>
+        <w:rPr>
+          <w:rFonts w:ascii="Cascadia Mono" w:hAnsi="Cascadia Mono" w:cs="Cascadia Mono"/>
+          <w:color w:val="000000"/>
+          <w:kern w:val="0"/>
+          <w:sz w:val="18"/>
           <w:szCs w:val="19"/>
           <w:highlight w:val="white"/>
           <w:lang w:val="uk-UA" w:bidi="ar-SA"/>
@@ -7650,7 +7618,7 @@
           <w:rFonts w:ascii="Cascadia Mono" w:hAnsi="Cascadia Mono" w:cs="Cascadia Mono"/>
           <w:color w:val="808080"/>
           <w:kern w:val="0"/>
-          <w:sz w:val="19"/>
+          <w:sz w:val="18"/>
           <w:szCs w:val="19"/>
           <w:highlight w:val="white"/>
           <w:lang w:val="uk-UA" w:bidi="ar-SA"/>
@@ -7663,7 +7631,7 @@
           <w:rFonts w:ascii="Cascadia Mono" w:hAnsi="Cascadia Mono" w:cs="Cascadia Mono"/>
           <w:color w:val="00FF00"/>
           <w:kern w:val="0"/>
-          <w:sz w:val="19"/>
+          <w:sz w:val="18"/>
           <w:szCs w:val="19"/>
           <w:highlight w:val="white"/>
           <w:lang w:val="uk-UA" w:bidi="ar-SA"/>
@@ -7676,7 +7644,7 @@
           <w:rFonts w:ascii="Cascadia Mono" w:hAnsi="Cascadia Mono" w:cs="Cascadia Mono"/>
           <w:color w:val="808080"/>
           <w:kern w:val="0"/>
-          <w:sz w:val="19"/>
+          <w:sz w:val="18"/>
           <w:szCs w:val="19"/>
           <w:highlight w:val="white"/>
           <w:lang w:val="uk-UA" w:bidi="ar-SA"/>
@@ -7693,18 +7661,18 @@
           <w:rFonts w:ascii="Cascadia Mono" w:hAnsi="Cascadia Mono" w:cs="Cascadia Mono"/>
           <w:color w:val="000000"/>
           <w:kern w:val="0"/>
-          <w:sz w:val="19"/>
-          <w:szCs w:val="19"/>
-          <w:highlight w:val="white"/>
-          <w:lang w:val="uk-UA" w:bidi="ar-SA"/>
-        </w:rPr>
-      </w:pPr>
-      <w:r>
-        <w:rPr>
-          <w:rFonts w:ascii="Cascadia Mono" w:hAnsi="Cascadia Mono" w:cs="Cascadia Mono"/>
-          <w:color w:val="000000"/>
-          <w:kern w:val="0"/>
-          <w:sz w:val="19"/>
+          <w:sz w:val="18"/>
+          <w:szCs w:val="19"/>
+          <w:highlight w:val="white"/>
+          <w:lang w:val="uk-UA" w:bidi="ar-SA"/>
+        </w:rPr>
+      </w:pPr>
+      <w:r>
+        <w:rPr>
+          <w:rFonts w:ascii="Cascadia Mono" w:hAnsi="Cascadia Mono" w:cs="Cascadia Mono"/>
+          <w:color w:val="000000"/>
+          <w:kern w:val="0"/>
+          <w:sz w:val="18"/>
           <w:szCs w:val="19"/>
           <w:highlight w:val="white"/>
           <w:lang w:val="uk-UA" w:bidi="ar-SA"/>
@@ -7716,7 +7684,7 @@
           <w:rFonts w:ascii="Cascadia Mono" w:hAnsi="Cascadia Mono" w:cs="Cascadia Mono"/>
           <w:color w:val="808080"/>
           <w:kern w:val="0"/>
-          <w:sz w:val="19"/>
+          <w:sz w:val="18"/>
           <w:szCs w:val="19"/>
           <w:highlight w:val="white"/>
           <w:lang w:val="uk-UA" w:bidi="ar-SA"/>
@@ -7729,7 +7697,7 @@
           <w:rFonts w:ascii="Cascadia Mono" w:hAnsi="Cascadia Mono" w:cs="Cascadia Mono"/>
           <w:color w:val="0000FF"/>
           <w:kern w:val="0"/>
-          <w:sz w:val="19"/>
+          <w:sz w:val="18"/>
           <w:szCs w:val="19"/>
           <w:highlight w:val="white"/>
           <w:lang w:val="uk-UA" w:bidi="ar-SA"/>
@@ -7742,7 +7710,7 @@
           <w:rFonts w:ascii="Cascadia Mono" w:hAnsi="Cascadia Mono" w:cs="Cascadia Mono"/>
           <w:color w:val="000000"/>
           <w:kern w:val="0"/>
-          <w:sz w:val="19"/>
+          <w:sz w:val="18"/>
           <w:szCs w:val="19"/>
           <w:highlight w:val="white"/>
           <w:lang w:val="uk-UA" w:bidi="ar-SA"/>
@@ -7755,7 +7723,7 @@
           <w:rFonts w:ascii="Cascadia Mono" w:hAnsi="Cascadia Mono" w:cs="Cascadia Mono"/>
           <w:color w:val="0000FF"/>
           <w:kern w:val="0"/>
-          <w:sz w:val="19"/>
+          <w:sz w:val="18"/>
           <w:szCs w:val="19"/>
           <w:highlight w:val="white"/>
           <w:lang w:val="uk-UA" w:bidi="ar-SA"/>
@@ -7767,7 +7735,7 @@
           <w:rFonts w:ascii="Cascadia Mono" w:hAnsi="Cascadia Mono" w:cs="Cascadia Mono"/>
           <w:color w:val="808080"/>
           <w:kern w:val="0"/>
-          <w:sz w:val="19"/>
+          <w:sz w:val="18"/>
           <w:szCs w:val="19"/>
           <w:highlight w:val="white"/>
           <w:lang w:val="uk-UA" w:bidi="ar-SA"/>
@@ -7780,7 +7748,7 @@
           <w:rFonts w:ascii="Cascadia Mono" w:hAnsi="Cascadia Mono" w:cs="Cascadia Mono"/>
           <w:color w:val="000000"/>
           <w:kern w:val="0"/>
-          <w:sz w:val="19"/>
+          <w:sz w:val="18"/>
           <w:szCs w:val="19"/>
           <w:highlight w:val="white"/>
           <w:lang w:val="uk-UA" w:bidi="ar-SA"/>
@@ -7793,7 +7761,7 @@
           <w:rFonts w:ascii="Cascadia Mono" w:hAnsi="Cascadia Mono" w:cs="Cascadia Mono"/>
           <w:color w:val="000000"/>
           <w:kern w:val="0"/>
-          <w:sz w:val="19"/>
+          <w:sz w:val="18"/>
           <w:szCs w:val="19"/>
           <w:highlight w:val="white"/>
           <w:lang w:val="uk-UA" w:bidi="ar-SA"/>
@@ -7805,7 +7773,7 @@
           <w:rFonts w:ascii="Cascadia Mono" w:hAnsi="Cascadia Mono" w:cs="Cascadia Mono"/>
           <w:color w:val="808080"/>
           <w:kern w:val="0"/>
-          <w:sz w:val="19"/>
+          <w:sz w:val="18"/>
           <w:szCs w:val="19"/>
           <w:highlight w:val="white"/>
           <w:lang w:val="uk-UA" w:bidi="ar-SA"/>
@@ -7818,7 +7786,7 @@
           <w:rFonts w:ascii="Cascadia Mono" w:hAnsi="Cascadia Mono" w:cs="Cascadia Mono"/>
           <w:color w:val="808080"/>
           <w:kern w:val="0"/>
-          <w:sz w:val="19"/>
+          <w:sz w:val="18"/>
           <w:szCs w:val="19"/>
           <w:highlight w:val="white"/>
           <w:lang w:val="uk-UA" w:bidi="ar-SA"/>
@@ -7831,7 +7799,7 @@
           <w:rFonts w:ascii="Cascadia Mono" w:hAnsi="Cascadia Mono" w:cs="Cascadia Mono"/>
           <w:color w:val="000000"/>
           <w:kern w:val="0"/>
-          <w:sz w:val="19"/>
+          <w:sz w:val="18"/>
           <w:szCs w:val="19"/>
           <w:highlight w:val="white"/>
           <w:lang w:val="uk-UA" w:bidi="ar-SA"/>
@@ -7844,7 +7812,7 @@
           <w:rFonts w:ascii="Cascadia Mono" w:hAnsi="Cascadia Mono" w:cs="Cascadia Mono"/>
           <w:color w:val="000000"/>
           <w:kern w:val="0"/>
-          <w:sz w:val="19"/>
+          <w:sz w:val="18"/>
           <w:szCs w:val="19"/>
           <w:highlight w:val="white"/>
           <w:lang w:val="uk-UA" w:bidi="ar-SA"/>
@@ -7856,7 +7824,7 @@
           <w:rFonts w:ascii="Cascadia Mono" w:hAnsi="Cascadia Mono" w:cs="Cascadia Mono"/>
           <w:color w:val="808080"/>
           <w:kern w:val="0"/>
-          <w:sz w:val="19"/>
+          <w:sz w:val="18"/>
           <w:szCs w:val="19"/>
           <w:highlight w:val="white"/>
           <w:lang w:val="uk-UA" w:bidi="ar-SA"/>
@@ -7868,7 +7836,7 @@
           <w:rFonts w:ascii="Cascadia Mono" w:hAnsi="Cascadia Mono" w:cs="Cascadia Mono"/>
           <w:color w:val="000000"/>
           <w:kern w:val="0"/>
-          <w:sz w:val="19"/>
+          <w:sz w:val="18"/>
           <w:szCs w:val="19"/>
           <w:highlight w:val="white"/>
           <w:lang w:val="uk-UA" w:bidi="ar-SA"/>
@@ -7880,7 +7848,7 @@
           <w:rFonts w:ascii="Cascadia Mono" w:hAnsi="Cascadia Mono" w:cs="Cascadia Mono"/>
           <w:color w:val="808080"/>
           <w:kern w:val="0"/>
-          <w:sz w:val="19"/>
+          <w:sz w:val="18"/>
           <w:szCs w:val="19"/>
           <w:highlight w:val="white"/>
           <w:lang w:val="uk-UA" w:bidi="ar-SA"/>
@@ -7897,18 +7865,18 @@
           <w:rFonts w:ascii="Cascadia Mono" w:hAnsi="Cascadia Mono" w:cs="Cascadia Mono"/>
           <w:color w:val="000000"/>
           <w:kern w:val="0"/>
-          <w:sz w:val="19"/>
-          <w:szCs w:val="19"/>
-          <w:highlight w:val="white"/>
-          <w:lang w:val="uk-UA" w:bidi="ar-SA"/>
-        </w:rPr>
-      </w:pPr>
-      <w:r>
-        <w:rPr>
-          <w:rFonts w:ascii="Cascadia Mono" w:hAnsi="Cascadia Mono" w:cs="Cascadia Mono"/>
-          <w:color w:val="000000"/>
-          <w:kern w:val="0"/>
-          <w:sz w:val="19"/>
+          <w:sz w:val="18"/>
+          <w:szCs w:val="19"/>
+          <w:highlight w:val="white"/>
+          <w:lang w:val="uk-UA" w:bidi="ar-SA"/>
+        </w:rPr>
+      </w:pPr>
+      <w:r>
+        <w:rPr>
+          <w:rFonts w:ascii="Cascadia Mono" w:hAnsi="Cascadia Mono" w:cs="Cascadia Mono"/>
+          <w:color w:val="000000"/>
+          <w:kern w:val="0"/>
+          <w:sz w:val="18"/>
           <w:szCs w:val="19"/>
           <w:highlight w:val="white"/>
           <w:lang w:val="uk-UA" w:bidi="ar-SA"/>
@@ -7920,7 +7888,7 @@
           <w:rFonts w:ascii="Cascadia Mono" w:hAnsi="Cascadia Mono" w:cs="Cascadia Mono"/>
           <w:color w:val="808080"/>
           <w:kern w:val="0"/>
-          <w:sz w:val="19"/>
+          <w:sz w:val="18"/>
           <w:szCs w:val="19"/>
           <w:highlight w:val="white"/>
           <w:lang w:val="uk-UA" w:bidi="ar-SA"/>
@@ -7933,7 +7901,7 @@
           <w:rFonts w:ascii="Cascadia Mono" w:hAnsi="Cascadia Mono" w:cs="Cascadia Mono"/>
           <w:color w:val="0000FF"/>
           <w:kern w:val="0"/>
-          <w:sz w:val="19"/>
+          <w:sz w:val="18"/>
           <w:szCs w:val="19"/>
           <w:highlight w:val="white"/>
           <w:lang w:val="uk-UA" w:bidi="ar-SA"/>
@@ -7946,7 +7914,7 @@
           <w:rFonts w:ascii="Cascadia Mono" w:hAnsi="Cascadia Mono" w:cs="Cascadia Mono"/>
           <w:color w:val="000000"/>
           <w:kern w:val="0"/>
-          <w:sz w:val="19"/>
+          <w:sz w:val="18"/>
           <w:szCs w:val="19"/>
           <w:highlight w:val="white"/>
           <w:lang w:val="uk-UA" w:bidi="ar-SA"/>
@@ -7959,7 +7927,7 @@
           <w:rFonts w:ascii="Cascadia Mono" w:hAnsi="Cascadia Mono" w:cs="Cascadia Mono"/>
           <w:color w:val="0000FF"/>
           <w:kern w:val="0"/>
-          <w:sz w:val="19"/>
+          <w:sz w:val="18"/>
           <w:szCs w:val="19"/>
           <w:highlight w:val="white"/>
           <w:lang w:val="uk-UA" w:bidi="ar-SA"/>
@@ -7971,7 +7939,7 @@
           <w:rFonts w:ascii="Cascadia Mono" w:hAnsi="Cascadia Mono" w:cs="Cascadia Mono"/>
           <w:color w:val="808080"/>
           <w:kern w:val="0"/>
-          <w:sz w:val="19"/>
+          <w:sz w:val="18"/>
           <w:szCs w:val="19"/>
           <w:highlight w:val="white"/>
           <w:lang w:val="uk-UA" w:bidi="ar-SA"/>
@@ -7984,7 +7952,7 @@
           <w:rFonts w:ascii="Cascadia Mono" w:hAnsi="Cascadia Mono" w:cs="Cascadia Mono"/>
           <w:color w:val="000000"/>
           <w:kern w:val="0"/>
-          <w:sz w:val="19"/>
+          <w:sz w:val="18"/>
           <w:szCs w:val="19"/>
           <w:highlight w:val="white"/>
           <w:lang w:val="uk-UA" w:bidi="ar-SA"/>
@@ -7997,7 +7965,7 @@
           <w:rFonts w:ascii="Cascadia Mono" w:hAnsi="Cascadia Mono" w:cs="Cascadia Mono"/>
           <w:color w:val="000000"/>
           <w:kern w:val="0"/>
-          <w:sz w:val="19"/>
+          <w:sz w:val="18"/>
           <w:szCs w:val="19"/>
           <w:highlight w:val="white"/>
           <w:lang w:val="uk-UA" w:bidi="ar-SA"/>
@@ -8010,7 +7978,7 @@
           <w:rFonts w:ascii="Cascadia Mono" w:hAnsi="Cascadia Mono" w:cs="Cascadia Mono"/>
           <w:color w:val="000000"/>
           <w:kern w:val="0"/>
-          <w:sz w:val="19"/>
+          <w:sz w:val="18"/>
           <w:szCs w:val="19"/>
           <w:highlight w:val="white"/>
           <w:lang w:val="uk-UA" w:bidi="ar-SA"/>
@@ -8023,7 +7991,7 @@
           <w:rFonts w:ascii="Cascadia Mono" w:hAnsi="Cascadia Mono" w:cs="Cascadia Mono"/>
           <w:color w:val="000000"/>
           <w:kern w:val="0"/>
-          <w:sz w:val="19"/>
+          <w:sz w:val="18"/>
           <w:szCs w:val="19"/>
           <w:highlight w:val="white"/>
           <w:lang w:val="uk-UA" w:bidi="ar-SA"/>
@@ -8035,7 +8003,7 @@
           <w:rFonts w:ascii="Cascadia Mono" w:hAnsi="Cascadia Mono" w:cs="Cascadia Mono"/>
           <w:color w:val="808080"/>
           <w:kern w:val="0"/>
-          <w:sz w:val="19"/>
+          <w:sz w:val="18"/>
           <w:szCs w:val="19"/>
           <w:highlight w:val="white"/>
           <w:lang w:val="uk-UA" w:bidi="ar-SA"/>
@@ -8048,7 +8016,7 @@
           <w:rFonts w:ascii="Cascadia Mono" w:hAnsi="Cascadia Mono" w:cs="Cascadia Mono"/>
           <w:color w:val="808080"/>
           <w:kern w:val="0"/>
-          <w:sz w:val="19"/>
+          <w:sz w:val="18"/>
           <w:szCs w:val="19"/>
           <w:highlight w:val="white"/>
           <w:lang w:val="uk-UA" w:bidi="ar-SA"/>
@@ -8061,7 +8029,7 @@
           <w:rFonts w:ascii="Cascadia Mono" w:hAnsi="Cascadia Mono" w:cs="Cascadia Mono"/>
           <w:color w:val="000000"/>
           <w:kern w:val="0"/>
-          <w:sz w:val="19"/>
+          <w:sz w:val="18"/>
           <w:szCs w:val="19"/>
           <w:highlight w:val="white"/>
           <w:lang w:val="uk-UA" w:bidi="ar-SA"/>
@@ -8074,7 +8042,7 @@
           <w:rFonts w:ascii="Cascadia Mono" w:hAnsi="Cascadia Mono" w:cs="Cascadia Mono"/>
           <w:color w:val="000000"/>
           <w:kern w:val="0"/>
-          <w:sz w:val="19"/>
+          <w:sz w:val="18"/>
           <w:szCs w:val="19"/>
           <w:highlight w:val="white"/>
           <w:lang w:val="uk-UA" w:bidi="ar-SA"/>
@@ -8086,7 +8054,7 @@
           <w:rFonts w:ascii="Cascadia Mono" w:hAnsi="Cascadia Mono" w:cs="Cascadia Mono"/>
           <w:color w:val="808080"/>
           <w:kern w:val="0"/>
-          <w:sz w:val="19"/>
+          <w:sz w:val="18"/>
           <w:szCs w:val="19"/>
           <w:highlight w:val="white"/>
           <w:lang w:val="uk-UA" w:bidi="ar-SA"/>
@@ -8098,7 +8066,7 @@
           <w:rFonts w:ascii="Cascadia Mono" w:hAnsi="Cascadia Mono" w:cs="Cascadia Mono"/>
           <w:color w:val="000000"/>
           <w:kern w:val="0"/>
-          <w:sz w:val="19"/>
+          <w:sz w:val="18"/>
           <w:szCs w:val="19"/>
           <w:highlight w:val="white"/>
           <w:lang w:val="uk-UA" w:bidi="ar-SA"/>
@@ -8110,7 +8078,7 @@
           <w:rFonts w:ascii="Cascadia Mono" w:hAnsi="Cascadia Mono" w:cs="Cascadia Mono"/>
           <w:color w:val="808080"/>
           <w:kern w:val="0"/>
-          <w:sz w:val="19"/>
+          <w:sz w:val="18"/>
           <w:szCs w:val="19"/>
           <w:highlight w:val="white"/>
           <w:lang w:val="uk-UA" w:bidi="ar-SA"/>
@@ -8127,18 +8095,18 @@
           <w:rFonts w:ascii="Cascadia Mono" w:hAnsi="Cascadia Mono" w:cs="Cascadia Mono"/>
           <w:color w:val="000000"/>
           <w:kern w:val="0"/>
-          <w:sz w:val="19"/>
-          <w:szCs w:val="19"/>
-          <w:highlight w:val="white"/>
-          <w:lang w:val="uk-UA" w:bidi="ar-SA"/>
-        </w:rPr>
-      </w:pPr>
-      <w:r>
-        <w:rPr>
-          <w:rFonts w:ascii="Cascadia Mono" w:hAnsi="Cascadia Mono" w:cs="Cascadia Mono"/>
-          <w:color w:val="000000"/>
-          <w:kern w:val="0"/>
-          <w:sz w:val="19"/>
+          <w:sz w:val="18"/>
+          <w:szCs w:val="19"/>
+          <w:highlight w:val="white"/>
+          <w:lang w:val="uk-UA" w:bidi="ar-SA"/>
+        </w:rPr>
+      </w:pPr>
+      <w:r>
+        <w:rPr>
+          <w:rFonts w:ascii="Cascadia Mono" w:hAnsi="Cascadia Mono" w:cs="Cascadia Mono"/>
+          <w:color w:val="000000"/>
+          <w:kern w:val="0"/>
+          <w:sz w:val="18"/>
           <w:szCs w:val="19"/>
           <w:highlight w:val="white"/>
           <w:lang w:val="uk-UA" w:bidi="ar-SA"/>
@@ -8150,7 +8118,7 @@
           <w:rFonts w:ascii="Cascadia Mono" w:hAnsi="Cascadia Mono" w:cs="Cascadia Mono"/>
           <w:color w:val="808080"/>
           <w:kern w:val="0"/>
-          <w:sz w:val="19"/>
+          <w:sz w:val="18"/>
           <w:szCs w:val="19"/>
           <w:highlight w:val="white"/>
           <w:lang w:val="uk-UA" w:bidi="ar-SA"/>
@@ -8163,7 +8131,7 @@
           <w:rFonts w:ascii="Cascadia Mono" w:hAnsi="Cascadia Mono" w:cs="Cascadia Mono"/>
           <w:color w:val="0000FF"/>
           <w:kern w:val="0"/>
-          <w:sz w:val="19"/>
+          <w:sz w:val="18"/>
           <w:szCs w:val="19"/>
           <w:highlight w:val="white"/>
           <w:lang w:val="uk-UA" w:bidi="ar-SA"/>
@@ -8176,7 +8144,7 @@
           <w:rFonts w:ascii="Cascadia Mono" w:hAnsi="Cascadia Mono" w:cs="Cascadia Mono"/>
           <w:color w:val="000000"/>
           <w:kern w:val="0"/>
-          <w:sz w:val="19"/>
+          <w:sz w:val="18"/>
           <w:szCs w:val="19"/>
           <w:highlight w:val="white"/>
           <w:lang w:val="uk-UA" w:bidi="ar-SA"/>
@@ -8189,7 +8157,7 @@
           <w:rFonts w:ascii="Cascadia Mono" w:hAnsi="Cascadia Mono" w:cs="Cascadia Mono"/>
           <w:color w:val="0000FF"/>
           <w:kern w:val="0"/>
-          <w:sz w:val="19"/>
+          <w:sz w:val="18"/>
           <w:szCs w:val="19"/>
           <w:highlight w:val="white"/>
           <w:lang w:val="uk-UA" w:bidi="ar-SA"/>
@@ -8201,7 +8169,7 @@
           <w:rFonts w:ascii="Cascadia Mono" w:hAnsi="Cascadia Mono" w:cs="Cascadia Mono"/>
           <w:color w:val="808080"/>
           <w:kern w:val="0"/>
-          <w:sz w:val="19"/>
+          <w:sz w:val="18"/>
           <w:szCs w:val="19"/>
           <w:highlight w:val="white"/>
           <w:lang w:val="uk-UA" w:bidi="ar-SA"/>
@@ -8214,7 +8182,7 @@
           <w:rFonts w:ascii="Cascadia Mono" w:hAnsi="Cascadia Mono" w:cs="Cascadia Mono"/>
           <w:color w:val="000000"/>
           <w:kern w:val="0"/>
-          <w:sz w:val="19"/>
+          <w:sz w:val="18"/>
           <w:szCs w:val="19"/>
           <w:highlight w:val="white"/>
           <w:lang w:val="uk-UA" w:bidi="ar-SA"/>
@@ -8227,7 +8195,7 @@
           <w:rFonts w:ascii="Cascadia Mono" w:hAnsi="Cascadia Mono" w:cs="Cascadia Mono"/>
           <w:color w:val="000000"/>
           <w:kern w:val="0"/>
-          <w:sz w:val="19"/>
+          <w:sz w:val="18"/>
           <w:szCs w:val="19"/>
           <w:highlight w:val="white"/>
           <w:lang w:val="uk-UA" w:bidi="ar-SA"/>
@@ -8240,7 +8208,7 @@
           <w:rFonts w:ascii="Cascadia Mono" w:hAnsi="Cascadia Mono" w:cs="Cascadia Mono"/>
           <w:color w:val="000000"/>
           <w:kern w:val="0"/>
-          <w:sz w:val="19"/>
+          <w:sz w:val="18"/>
           <w:szCs w:val="19"/>
           <w:highlight w:val="white"/>
           <w:lang w:val="uk-UA" w:bidi="ar-SA"/>
@@ -8253,7 +8221,7 @@
           <w:rFonts w:ascii="Cascadia Mono" w:hAnsi="Cascadia Mono" w:cs="Cascadia Mono"/>
           <w:color w:val="000000"/>
           <w:kern w:val="0"/>
-          <w:sz w:val="19"/>
+          <w:sz w:val="18"/>
           <w:szCs w:val="19"/>
           <w:highlight w:val="white"/>
           <w:lang w:val="uk-UA" w:bidi="ar-SA"/>
@@ -8265,7 +8233,7 @@
           <w:rFonts w:ascii="Cascadia Mono" w:hAnsi="Cascadia Mono" w:cs="Cascadia Mono"/>
           <w:color w:val="808080"/>
           <w:kern w:val="0"/>
-          <w:sz w:val="19"/>
+          <w:sz w:val="18"/>
           <w:szCs w:val="19"/>
           <w:highlight w:val="white"/>
           <w:lang w:val="uk-UA" w:bidi="ar-SA"/>
@@ -8278,7 +8246,7 @@
           <w:rFonts w:ascii="Cascadia Mono" w:hAnsi="Cascadia Mono" w:cs="Cascadia Mono"/>
           <w:color w:val="808080"/>
           <w:kern w:val="0"/>
-          <w:sz w:val="19"/>
+          <w:sz w:val="18"/>
           <w:szCs w:val="19"/>
           <w:highlight w:val="white"/>
           <w:lang w:val="uk-UA" w:bidi="ar-SA"/>
@@ -8291,7 +8259,7 @@
           <w:rFonts w:ascii="Cascadia Mono" w:hAnsi="Cascadia Mono" w:cs="Cascadia Mono"/>
           <w:color w:val="000000"/>
           <w:kern w:val="0"/>
-          <w:sz w:val="19"/>
+          <w:sz w:val="18"/>
           <w:szCs w:val="19"/>
           <w:highlight w:val="white"/>
           <w:lang w:val="uk-UA" w:bidi="ar-SA"/>
@@ -8304,7 +8272,7 @@
           <w:rFonts w:ascii="Cascadia Mono" w:hAnsi="Cascadia Mono" w:cs="Cascadia Mono"/>
           <w:color w:val="000000"/>
           <w:kern w:val="0"/>
-          <w:sz w:val="19"/>
+          <w:sz w:val="18"/>
           <w:szCs w:val="19"/>
           <w:highlight w:val="white"/>
           <w:lang w:val="uk-UA" w:bidi="ar-SA"/>
@@ -8316,7 +8284,7 @@
           <w:rFonts w:ascii="Cascadia Mono" w:hAnsi="Cascadia Mono" w:cs="Cascadia Mono"/>
           <w:color w:val="808080"/>
           <w:kern w:val="0"/>
-          <w:sz w:val="19"/>
+          <w:sz w:val="18"/>
           <w:szCs w:val="19"/>
           <w:highlight w:val="white"/>
           <w:lang w:val="uk-UA" w:bidi="ar-SA"/>
@@ -8328,7 +8296,7 @@
           <w:rFonts w:ascii="Cascadia Mono" w:hAnsi="Cascadia Mono" w:cs="Cascadia Mono"/>
           <w:color w:val="000000"/>
           <w:kern w:val="0"/>
-          <w:sz w:val="19"/>
+          <w:sz w:val="18"/>
           <w:szCs w:val="19"/>
           <w:highlight w:val="white"/>
           <w:lang w:val="uk-UA" w:bidi="ar-SA"/>
@@ -8340,7 +8308,7 @@
           <w:rFonts w:ascii="Cascadia Mono" w:hAnsi="Cascadia Mono" w:cs="Cascadia Mono"/>
           <w:color w:val="808080"/>
           <w:kern w:val="0"/>
-          <w:sz w:val="19"/>
+          <w:sz w:val="18"/>
           <w:szCs w:val="19"/>
           <w:highlight w:val="white"/>
           <w:lang w:val="uk-UA" w:bidi="ar-SA"/>
@@ -8357,18 +8325,18 @@
           <w:rFonts w:ascii="Cascadia Mono" w:hAnsi="Cascadia Mono" w:cs="Cascadia Mono"/>
           <w:color w:val="000000"/>
           <w:kern w:val="0"/>
-          <w:sz w:val="19"/>
-          <w:szCs w:val="19"/>
-          <w:highlight w:val="white"/>
-          <w:lang w:val="uk-UA" w:bidi="ar-SA"/>
-        </w:rPr>
-      </w:pPr>
-      <w:r>
-        <w:rPr>
-          <w:rFonts w:ascii="Cascadia Mono" w:hAnsi="Cascadia Mono" w:cs="Cascadia Mono"/>
-          <w:color w:val="000000"/>
-          <w:kern w:val="0"/>
-          <w:sz w:val="19"/>
+          <w:sz w:val="18"/>
+          <w:szCs w:val="19"/>
+          <w:highlight w:val="white"/>
+          <w:lang w:val="uk-UA" w:bidi="ar-SA"/>
+        </w:rPr>
+      </w:pPr>
+      <w:r>
+        <w:rPr>
+          <w:rFonts w:ascii="Cascadia Mono" w:hAnsi="Cascadia Mono" w:cs="Cascadia Mono"/>
+          <w:color w:val="000000"/>
+          <w:kern w:val="0"/>
+          <w:sz w:val="18"/>
           <w:szCs w:val="19"/>
           <w:highlight w:val="white"/>
           <w:lang w:val="uk-UA" w:bidi="ar-SA"/>
@@ -8380,7 +8348,7 @@
           <w:rFonts w:ascii="Cascadia Mono" w:hAnsi="Cascadia Mono" w:cs="Cascadia Mono"/>
           <w:color w:val="808080"/>
           <w:kern w:val="0"/>
-          <w:sz w:val="19"/>
+          <w:sz w:val="18"/>
           <w:szCs w:val="19"/>
           <w:highlight w:val="white"/>
           <w:lang w:val="uk-UA" w:bidi="ar-SA"/>
@@ -8393,7 +8361,7 @@
           <w:rFonts w:ascii="Cascadia Mono" w:hAnsi="Cascadia Mono" w:cs="Cascadia Mono"/>
           <w:color w:val="0000FF"/>
           <w:kern w:val="0"/>
-          <w:sz w:val="19"/>
+          <w:sz w:val="18"/>
           <w:szCs w:val="19"/>
           <w:highlight w:val="white"/>
           <w:lang w:val="uk-UA" w:bidi="ar-SA"/>
@@ -8406,7 +8374,7 @@
           <w:rFonts w:ascii="Cascadia Mono" w:hAnsi="Cascadia Mono" w:cs="Cascadia Mono"/>
           <w:color w:val="000000"/>
           <w:kern w:val="0"/>
-          <w:sz w:val="19"/>
+          <w:sz w:val="18"/>
           <w:szCs w:val="19"/>
           <w:highlight w:val="white"/>
           <w:lang w:val="uk-UA" w:bidi="ar-SA"/>
@@ -8419,7 +8387,7 @@
           <w:rFonts w:ascii="Cascadia Mono" w:hAnsi="Cascadia Mono" w:cs="Cascadia Mono"/>
           <w:color w:val="0000FF"/>
           <w:kern w:val="0"/>
-          <w:sz w:val="19"/>
+          <w:sz w:val="18"/>
           <w:szCs w:val="19"/>
           <w:highlight w:val="white"/>
           <w:lang w:val="uk-UA" w:bidi="ar-SA"/>
@@ -8431,7 +8399,7 @@
           <w:rFonts w:ascii="Cascadia Mono" w:hAnsi="Cascadia Mono" w:cs="Cascadia Mono"/>
           <w:color w:val="808080"/>
           <w:kern w:val="0"/>
-          <w:sz w:val="19"/>
+          <w:sz w:val="18"/>
           <w:szCs w:val="19"/>
           <w:highlight w:val="white"/>
           <w:lang w:val="uk-UA" w:bidi="ar-SA"/>
@@ -8444,7 +8412,7 @@
           <w:rFonts w:ascii="Cascadia Mono" w:hAnsi="Cascadia Mono" w:cs="Cascadia Mono"/>
           <w:color w:val="000000"/>
           <w:kern w:val="0"/>
-          <w:sz w:val="19"/>
+          <w:sz w:val="18"/>
           <w:szCs w:val="19"/>
           <w:highlight w:val="white"/>
           <w:lang w:val="uk-UA" w:bidi="ar-SA"/>
@@ -8457,7 +8425,7 @@
           <w:rFonts w:ascii="Cascadia Mono" w:hAnsi="Cascadia Mono" w:cs="Cascadia Mono"/>
           <w:color w:val="000000"/>
           <w:kern w:val="0"/>
-          <w:sz w:val="19"/>
+          <w:sz w:val="18"/>
           <w:szCs w:val="19"/>
           <w:highlight w:val="white"/>
           <w:lang w:val="uk-UA" w:bidi="ar-SA"/>
@@ -8470,7 +8438,7 @@
           <w:rFonts w:ascii="Cascadia Mono" w:hAnsi="Cascadia Mono" w:cs="Cascadia Mono"/>
           <w:color w:val="000000"/>
           <w:kern w:val="0"/>
-          <w:sz w:val="19"/>
+          <w:sz w:val="18"/>
           <w:szCs w:val="19"/>
           <w:highlight w:val="white"/>
           <w:lang w:val="uk-UA" w:bidi="ar-SA"/>
@@ -8483,7 +8451,7 @@
           <w:rFonts w:ascii="Cascadia Mono" w:hAnsi="Cascadia Mono" w:cs="Cascadia Mono"/>
           <w:color w:val="000000"/>
           <w:kern w:val="0"/>
-          <w:sz w:val="19"/>
+          <w:sz w:val="18"/>
           <w:szCs w:val="19"/>
           <w:highlight w:val="white"/>
           <w:lang w:val="uk-UA" w:bidi="ar-SA"/>
@@ -8495,7 +8463,7 @@
           <w:rFonts w:ascii="Cascadia Mono" w:hAnsi="Cascadia Mono" w:cs="Cascadia Mono"/>
           <w:color w:val="808080"/>
           <w:kern w:val="0"/>
-          <w:sz w:val="19"/>
+          <w:sz w:val="18"/>
           <w:szCs w:val="19"/>
           <w:highlight w:val="white"/>
           <w:lang w:val="uk-UA" w:bidi="ar-SA"/>
@@ -8508,7 +8476,7 @@
           <w:rFonts w:ascii="Cascadia Mono" w:hAnsi="Cascadia Mono" w:cs="Cascadia Mono"/>
           <w:color w:val="808080"/>
           <w:kern w:val="0"/>
-          <w:sz w:val="19"/>
+          <w:sz w:val="18"/>
           <w:szCs w:val="19"/>
           <w:highlight w:val="white"/>
           <w:lang w:val="uk-UA" w:bidi="ar-SA"/>
@@ -8521,7 +8489,7 @@
           <w:rFonts w:ascii="Cascadia Mono" w:hAnsi="Cascadia Mono" w:cs="Cascadia Mono"/>
           <w:color w:val="000000"/>
           <w:kern w:val="0"/>
-          <w:sz w:val="19"/>
+          <w:sz w:val="18"/>
           <w:szCs w:val="19"/>
           <w:highlight w:val="white"/>
           <w:lang w:val="uk-UA" w:bidi="ar-SA"/>
@@ -8534,7 +8502,7 @@
           <w:rFonts w:ascii="Cascadia Mono" w:hAnsi="Cascadia Mono" w:cs="Cascadia Mono"/>
           <w:color w:val="000000"/>
           <w:kern w:val="0"/>
-          <w:sz w:val="19"/>
+          <w:sz w:val="18"/>
           <w:szCs w:val="19"/>
           <w:highlight w:val="white"/>
           <w:lang w:val="uk-UA" w:bidi="ar-SA"/>
@@ -8546,7 +8514,7 @@
           <w:rFonts w:ascii="Cascadia Mono" w:hAnsi="Cascadia Mono" w:cs="Cascadia Mono"/>
           <w:color w:val="808080"/>
           <w:kern w:val="0"/>
-          <w:sz w:val="19"/>
+          <w:sz w:val="18"/>
           <w:szCs w:val="19"/>
           <w:highlight w:val="white"/>
           <w:lang w:val="uk-UA" w:bidi="ar-SA"/>
@@ -8558,7 +8526,7 @@
           <w:rFonts w:ascii="Cascadia Mono" w:hAnsi="Cascadia Mono" w:cs="Cascadia Mono"/>
           <w:color w:val="000000"/>
           <w:kern w:val="0"/>
-          <w:sz w:val="19"/>
+          <w:sz w:val="18"/>
           <w:szCs w:val="19"/>
           <w:highlight w:val="white"/>
           <w:lang w:val="uk-UA" w:bidi="ar-SA"/>
@@ -8570,7 +8538,7 @@
           <w:rFonts w:ascii="Cascadia Mono" w:hAnsi="Cascadia Mono" w:cs="Cascadia Mono"/>
           <w:color w:val="808080"/>
           <w:kern w:val="0"/>
-          <w:sz w:val="19"/>
+          <w:sz w:val="18"/>
           <w:szCs w:val="19"/>
           <w:highlight w:val="white"/>
           <w:lang w:val="uk-UA" w:bidi="ar-SA"/>
@@ -8582,7 +8550,7 @@
           <w:rFonts w:ascii="Cascadia Mono" w:hAnsi="Cascadia Mono" w:cs="Cascadia Mono"/>
           <w:color w:val="000000"/>
           <w:kern w:val="0"/>
-          <w:sz w:val="19"/>
+          <w:sz w:val="18"/>
           <w:szCs w:val="19"/>
           <w:highlight w:val="white"/>
           <w:lang w:val="uk-UA" w:bidi="ar-SA"/>
@@ -8594,7 +8562,7 @@
           <w:rFonts w:ascii="Cascadia Mono" w:hAnsi="Cascadia Mono" w:cs="Cascadia Mono"/>
           <w:color w:val="808080"/>
           <w:kern w:val="0"/>
-          <w:sz w:val="19"/>
+          <w:sz w:val="18"/>
           <w:szCs w:val="19"/>
           <w:highlight w:val="white"/>
           <w:lang w:val="uk-UA" w:bidi="ar-SA"/>
@@ -8606,7 +8574,7 @@
           <w:rFonts w:ascii="Cascadia Mono" w:hAnsi="Cascadia Mono" w:cs="Cascadia Mono"/>
           <w:color w:val="008000"/>
           <w:kern w:val="0"/>
-          <w:sz w:val="19"/>
+          <w:sz w:val="18"/>
           <w:szCs w:val="19"/>
           <w:highlight w:val="white"/>
           <w:lang w:val="uk-UA" w:bidi="ar-SA"/>
@@ -8618,7 +8586,7 @@
           <w:rFonts w:ascii="Cascadia Mono" w:hAnsi="Cascadia Mono" w:cs="Cascadia Mono"/>
           <w:color w:val="808080"/>
           <w:kern w:val="0"/>
-          <w:sz w:val="19"/>
+          <w:sz w:val="18"/>
           <w:szCs w:val="19"/>
           <w:highlight w:val="white"/>
           <w:lang w:val="uk-UA" w:bidi="ar-SA"/>
@@ -8635,18 +8603,18 @@
           <w:rFonts w:ascii="Cascadia Mono" w:hAnsi="Cascadia Mono" w:cs="Cascadia Mono"/>
           <w:color w:val="000000"/>
           <w:kern w:val="0"/>
-          <w:sz w:val="19"/>
-          <w:szCs w:val="19"/>
-          <w:highlight w:val="white"/>
-          <w:lang w:val="uk-UA" w:bidi="ar-SA"/>
-        </w:rPr>
-      </w:pPr>
-      <w:r>
-        <w:rPr>
-          <w:rFonts w:ascii="Cascadia Mono" w:hAnsi="Cascadia Mono" w:cs="Cascadia Mono"/>
-          <w:color w:val="000000"/>
-          <w:kern w:val="0"/>
-          <w:sz w:val="19"/>
+          <w:sz w:val="18"/>
+          <w:szCs w:val="19"/>
+          <w:highlight w:val="white"/>
+          <w:lang w:val="uk-UA" w:bidi="ar-SA"/>
+        </w:rPr>
+      </w:pPr>
+      <w:r>
+        <w:rPr>
+          <w:rFonts w:ascii="Cascadia Mono" w:hAnsi="Cascadia Mono" w:cs="Cascadia Mono"/>
+          <w:color w:val="000000"/>
+          <w:kern w:val="0"/>
+          <w:sz w:val="18"/>
           <w:szCs w:val="19"/>
           <w:highlight w:val="white"/>
           <w:lang w:val="uk-UA" w:bidi="ar-SA"/>
@@ -8658,7 +8626,7 @@
           <w:rFonts w:ascii="Cascadia Mono" w:hAnsi="Cascadia Mono" w:cs="Cascadia Mono"/>
           <w:color w:val="808080"/>
           <w:kern w:val="0"/>
-          <w:sz w:val="19"/>
+          <w:sz w:val="18"/>
           <w:szCs w:val="19"/>
           <w:highlight w:val="white"/>
           <w:lang w:val="uk-UA" w:bidi="ar-SA"/>
@@ -8671,7 +8639,7 @@
           <w:rFonts w:ascii="Cascadia Mono" w:hAnsi="Cascadia Mono" w:cs="Cascadia Mono"/>
           <w:color w:val="00FF00"/>
           <w:kern w:val="0"/>
-          <w:sz w:val="19"/>
+          <w:sz w:val="18"/>
           <w:szCs w:val="19"/>
           <w:highlight w:val="white"/>
           <w:lang w:val="uk-UA" w:bidi="ar-SA"/>
@@ -8684,7 +8652,7 @@
           <w:rFonts w:ascii="Cascadia Mono" w:hAnsi="Cascadia Mono" w:cs="Cascadia Mono"/>
           <w:color w:val="808080"/>
           <w:kern w:val="0"/>
-          <w:sz w:val="19"/>
+          <w:sz w:val="18"/>
           <w:szCs w:val="19"/>
           <w:highlight w:val="white"/>
           <w:lang w:val="uk-UA" w:bidi="ar-SA"/>
@@ -8701,18 +8669,18 @@
           <w:rFonts w:ascii="Cascadia Mono" w:hAnsi="Cascadia Mono" w:cs="Cascadia Mono"/>
           <w:color w:val="000000"/>
           <w:kern w:val="0"/>
-          <w:sz w:val="19"/>
-          <w:szCs w:val="19"/>
-          <w:highlight w:val="white"/>
-          <w:lang w:val="uk-UA" w:bidi="ar-SA"/>
-        </w:rPr>
-      </w:pPr>
-      <w:r>
-        <w:rPr>
-          <w:rFonts w:ascii="Cascadia Mono" w:hAnsi="Cascadia Mono" w:cs="Cascadia Mono"/>
-          <w:color w:val="000000"/>
-          <w:kern w:val="0"/>
-          <w:sz w:val="19"/>
+          <w:sz w:val="18"/>
+          <w:szCs w:val="19"/>
+          <w:highlight w:val="white"/>
+          <w:lang w:val="uk-UA" w:bidi="ar-SA"/>
+        </w:rPr>
+      </w:pPr>
+      <w:r>
+        <w:rPr>
+          <w:rFonts w:ascii="Cascadia Mono" w:hAnsi="Cascadia Mono" w:cs="Cascadia Mono"/>
+          <w:color w:val="000000"/>
+          <w:kern w:val="0"/>
+          <w:sz w:val="18"/>
           <w:szCs w:val="19"/>
           <w:highlight w:val="white"/>
           <w:lang w:val="uk-UA" w:bidi="ar-SA"/>
@@ -8724,7 +8692,7 @@
           <w:rFonts w:ascii="Cascadia Mono" w:hAnsi="Cascadia Mono" w:cs="Cascadia Mono"/>
           <w:color w:val="808080"/>
           <w:kern w:val="0"/>
-          <w:sz w:val="19"/>
+          <w:sz w:val="18"/>
           <w:szCs w:val="19"/>
           <w:highlight w:val="white"/>
           <w:lang w:val="uk-UA" w:bidi="ar-SA"/>
@@ -8737,7 +8705,7 @@
           <w:rFonts w:ascii="Cascadia Mono" w:hAnsi="Cascadia Mono" w:cs="Cascadia Mono"/>
           <w:color w:val="000000"/>
           <w:kern w:val="0"/>
-          <w:sz w:val="19"/>
+          <w:sz w:val="18"/>
           <w:szCs w:val="19"/>
           <w:highlight w:val="white"/>
           <w:lang w:val="uk-UA" w:bidi="ar-SA"/>
@@ -8750,7 +8718,7 @@
           <w:rFonts w:ascii="Cascadia Mono" w:hAnsi="Cascadia Mono" w:cs="Cascadia Mono"/>
           <w:color w:val="808080"/>
           <w:kern w:val="0"/>
-          <w:sz w:val="19"/>
+          <w:sz w:val="18"/>
           <w:szCs w:val="19"/>
           <w:highlight w:val="white"/>
           <w:lang w:val="uk-UA" w:bidi="ar-SA"/>
@@ -8767,7 +8735,7 @@
           <w:rFonts w:ascii="Cascadia Mono" w:hAnsi="Cascadia Mono" w:cs="Cascadia Mono"/>
           <w:color w:val="000000"/>
           <w:kern w:val="0"/>
-          <w:sz w:val="19"/>
+          <w:sz w:val="18"/>
           <w:szCs w:val="19"/>
           <w:highlight w:val="white"/>
           <w:lang w:val="uk-UA" w:bidi="ar-SA"/>
@@ -8783,18 +8751,18 @@
           <w:rFonts w:ascii="Cascadia Mono" w:hAnsi="Cascadia Mono" w:cs="Cascadia Mono"/>
           <w:color w:val="000000"/>
           <w:kern w:val="0"/>
-          <w:sz w:val="19"/>
-          <w:szCs w:val="19"/>
-          <w:highlight w:val="white"/>
-          <w:lang w:val="uk-UA" w:bidi="ar-SA"/>
-        </w:rPr>
-      </w:pPr>
-      <w:r>
-        <w:rPr>
-          <w:rFonts w:ascii="Cascadia Mono" w:hAnsi="Cascadia Mono" w:cs="Cascadia Mono"/>
-          <w:color w:val="000000"/>
-          <w:kern w:val="0"/>
-          <w:sz w:val="19"/>
+          <w:sz w:val="18"/>
+          <w:szCs w:val="19"/>
+          <w:highlight w:val="white"/>
+          <w:lang w:val="uk-UA" w:bidi="ar-SA"/>
+        </w:rPr>
+      </w:pPr>
+      <w:r>
+        <w:rPr>
+          <w:rFonts w:ascii="Cascadia Mono" w:hAnsi="Cascadia Mono" w:cs="Cascadia Mono"/>
+          <w:color w:val="000000"/>
+          <w:kern w:val="0"/>
+          <w:sz w:val="18"/>
           <w:szCs w:val="19"/>
           <w:highlight w:val="white"/>
           <w:lang w:val="uk-UA" w:bidi="ar-SA"/>
@@ -8806,7 +8774,7 @@
           <w:rFonts w:ascii="Cascadia Mono" w:hAnsi="Cascadia Mono" w:cs="Cascadia Mono"/>
           <w:color w:val="808080"/>
           <w:kern w:val="0"/>
-          <w:sz w:val="19"/>
+          <w:sz w:val="18"/>
           <w:szCs w:val="19"/>
           <w:highlight w:val="white"/>
           <w:lang w:val="uk-UA" w:bidi="ar-SA"/>
@@ -8818,7 +8786,7 @@
           <w:rFonts w:ascii="Cascadia Mono" w:hAnsi="Cascadia Mono" w:cs="Cascadia Mono"/>
           <w:color w:val="008000"/>
           <w:kern w:val="0"/>
-          <w:sz w:val="19"/>
+          <w:sz w:val="18"/>
           <w:szCs w:val="19"/>
           <w:highlight w:val="white"/>
           <w:lang w:val="uk-UA" w:bidi="ar-SA"/>
@@ -8831,7 +8799,7 @@
           <w:rFonts w:ascii="Cascadia Mono" w:hAnsi="Cascadia Mono" w:cs="Cascadia Mono"/>
           <w:color w:val="008000"/>
           <w:kern w:val="0"/>
-          <w:sz w:val="19"/>
+          <w:sz w:val="18"/>
           <w:szCs w:val="19"/>
           <w:highlight w:val="white"/>
           <w:lang w:val="uk-UA" w:bidi="ar-SA"/>
@@ -8844,7 +8812,7 @@
           <w:rFonts w:ascii="Cascadia Mono" w:hAnsi="Cascadia Mono" w:cs="Cascadia Mono"/>
           <w:color w:val="008000"/>
           <w:kern w:val="0"/>
-          <w:sz w:val="19"/>
+          <w:sz w:val="18"/>
           <w:szCs w:val="19"/>
           <w:highlight w:val="white"/>
           <w:lang w:val="uk-UA" w:bidi="ar-SA"/>
@@ -8856,7 +8824,7 @@
           <w:rFonts w:ascii="Cascadia Mono" w:hAnsi="Cascadia Mono" w:cs="Cascadia Mono"/>
           <w:color w:val="808080"/>
           <w:kern w:val="0"/>
-          <w:sz w:val="19"/>
+          <w:sz w:val="18"/>
           <w:szCs w:val="19"/>
           <w:highlight w:val="white"/>
           <w:lang w:val="uk-UA" w:bidi="ar-SA"/>
@@ -8873,18 +8841,18 @@
           <w:rFonts w:ascii="Cascadia Mono" w:hAnsi="Cascadia Mono" w:cs="Cascadia Mono"/>
           <w:color w:val="000000"/>
           <w:kern w:val="0"/>
-          <w:sz w:val="19"/>
-          <w:szCs w:val="19"/>
-          <w:highlight w:val="white"/>
-          <w:lang w:val="uk-UA" w:bidi="ar-SA"/>
-        </w:rPr>
-      </w:pPr>
-      <w:r>
-        <w:rPr>
-          <w:rFonts w:ascii="Cascadia Mono" w:hAnsi="Cascadia Mono" w:cs="Cascadia Mono"/>
-          <w:color w:val="000000"/>
-          <w:kern w:val="0"/>
-          <w:sz w:val="19"/>
+          <w:sz w:val="18"/>
+          <w:szCs w:val="19"/>
+          <w:highlight w:val="white"/>
+          <w:lang w:val="uk-UA" w:bidi="ar-SA"/>
+        </w:rPr>
+      </w:pPr>
+      <w:r>
+        <w:rPr>
+          <w:rFonts w:ascii="Cascadia Mono" w:hAnsi="Cascadia Mono" w:cs="Cascadia Mono"/>
+          <w:color w:val="000000"/>
+          <w:kern w:val="0"/>
+          <w:sz w:val="18"/>
           <w:szCs w:val="19"/>
           <w:highlight w:val="white"/>
           <w:lang w:val="uk-UA" w:bidi="ar-SA"/>
@@ -8896,7 +8864,7 @@
           <w:rFonts w:ascii="Cascadia Mono" w:hAnsi="Cascadia Mono" w:cs="Cascadia Mono"/>
           <w:color w:val="808080"/>
           <w:kern w:val="0"/>
-          <w:sz w:val="19"/>
+          <w:sz w:val="18"/>
           <w:szCs w:val="19"/>
           <w:highlight w:val="white"/>
           <w:lang w:val="uk-UA" w:bidi="ar-SA"/>
@@ -8909,7 +8877,7 @@
           <w:rFonts w:ascii="Cascadia Mono" w:hAnsi="Cascadia Mono" w:cs="Cascadia Mono"/>
           <w:color w:val="000000"/>
           <w:kern w:val="0"/>
-          <w:sz w:val="19"/>
+          <w:sz w:val="18"/>
           <w:szCs w:val="19"/>
           <w:highlight w:val="white"/>
           <w:lang w:val="uk-UA" w:bidi="ar-SA"/>
@@ -8922,7 +8890,7 @@
           <w:rFonts w:ascii="Cascadia Mono" w:hAnsi="Cascadia Mono" w:cs="Cascadia Mono"/>
           <w:color w:val="808080"/>
           <w:kern w:val="0"/>
-          <w:sz w:val="19"/>
+          <w:sz w:val="18"/>
           <w:szCs w:val="19"/>
           <w:highlight w:val="white"/>
           <w:lang w:val="uk-UA" w:bidi="ar-SA"/>
@@ -8939,18 +8907,18 @@
           <w:rFonts w:ascii="Cascadia Mono" w:hAnsi="Cascadia Mono" w:cs="Cascadia Mono"/>
           <w:color w:val="000000"/>
           <w:kern w:val="0"/>
-          <w:sz w:val="19"/>
-          <w:szCs w:val="19"/>
-          <w:highlight w:val="white"/>
-          <w:lang w:val="uk-UA" w:bidi="ar-SA"/>
-        </w:rPr>
-      </w:pPr>
-      <w:r>
-        <w:rPr>
-          <w:rFonts w:ascii="Cascadia Mono" w:hAnsi="Cascadia Mono" w:cs="Cascadia Mono"/>
-          <w:color w:val="000000"/>
-          <w:kern w:val="0"/>
-          <w:sz w:val="19"/>
+          <w:sz w:val="18"/>
+          <w:szCs w:val="19"/>
+          <w:highlight w:val="white"/>
+          <w:lang w:val="uk-UA" w:bidi="ar-SA"/>
+        </w:rPr>
+      </w:pPr>
+      <w:r>
+        <w:rPr>
+          <w:rFonts w:ascii="Cascadia Mono" w:hAnsi="Cascadia Mono" w:cs="Cascadia Mono"/>
+          <w:color w:val="000000"/>
+          <w:kern w:val="0"/>
+          <w:sz w:val="18"/>
           <w:szCs w:val="19"/>
           <w:highlight w:val="white"/>
           <w:lang w:val="uk-UA" w:bidi="ar-SA"/>
@@ -8962,7 +8930,7 @@
           <w:rFonts w:ascii="Cascadia Mono" w:hAnsi="Cascadia Mono" w:cs="Cascadia Mono"/>
           <w:color w:val="808080"/>
           <w:kern w:val="0"/>
-          <w:sz w:val="19"/>
+          <w:sz w:val="18"/>
           <w:szCs w:val="19"/>
           <w:highlight w:val="white"/>
           <w:lang w:val="uk-UA" w:bidi="ar-SA"/>
@@ -8975,7 +8943,7 @@
           <w:rFonts w:ascii="Cascadia Mono" w:hAnsi="Cascadia Mono" w:cs="Cascadia Mono"/>
           <w:color w:val="000000"/>
           <w:kern w:val="0"/>
-          <w:sz w:val="19"/>
+          <w:sz w:val="18"/>
           <w:szCs w:val="19"/>
           <w:highlight w:val="white"/>
           <w:lang w:val="uk-UA" w:bidi="ar-SA"/>
@@ -8988,7 +8956,7 @@
           <w:rFonts w:ascii="Cascadia Mono" w:hAnsi="Cascadia Mono" w:cs="Cascadia Mono"/>
           <w:color w:val="000000"/>
           <w:kern w:val="0"/>
-          <w:sz w:val="19"/>
+          <w:sz w:val="18"/>
           <w:szCs w:val="19"/>
           <w:highlight w:val="white"/>
           <w:lang w:val="uk-UA" w:bidi="ar-SA"/>
@@ -9001,7 +8969,7 @@
           <w:rFonts w:ascii="Cascadia Mono" w:hAnsi="Cascadia Mono" w:cs="Cascadia Mono"/>
           <w:color w:val="000000"/>
           <w:kern w:val="0"/>
-          <w:sz w:val="19"/>
+          <w:sz w:val="18"/>
           <w:szCs w:val="19"/>
           <w:highlight w:val="white"/>
           <w:lang w:val="uk-UA" w:bidi="ar-SA"/>
@@ -9013,7 +8981,7 @@
           <w:rFonts w:ascii="Cascadia Mono" w:hAnsi="Cascadia Mono" w:cs="Cascadia Mono"/>
           <w:color w:val="808080"/>
           <w:kern w:val="0"/>
-          <w:sz w:val="19"/>
+          <w:sz w:val="18"/>
           <w:szCs w:val="19"/>
           <w:highlight w:val="white"/>
           <w:lang w:val="uk-UA" w:bidi="ar-SA"/>
@@ -9026,7 +8994,7 @@
           <w:rFonts w:ascii="Cascadia Mono" w:hAnsi="Cascadia Mono" w:cs="Cascadia Mono"/>
           <w:color w:val="000000"/>
           <w:kern w:val="0"/>
-          <w:sz w:val="19"/>
+          <w:sz w:val="18"/>
           <w:szCs w:val="19"/>
           <w:highlight w:val="white"/>
           <w:lang w:val="uk-UA" w:bidi="ar-SA"/>
@@ -9039,7 +9007,7 @@
           <w:rFonts w:ascii="Cascadia Mono" w:hAnsi="Cascadia Mono" w:cs="Cascadia Mono"/>
           <w:color w:val="000000"/>
           <w:kern w:val="0"/>
-          <w:sz w:val="19"/>
+          <w:sz w:val="18"/>
           <w:szCs w:val="19"/>
           <w:highlight w:val="white"/>
           <w:lang w:val="uk-UA" w:bidi="ar-SA"/>
@@ -9052,7 +9020,7 @@
           <w:rFonts w:ascii="Cascadia Mono" w:hAnsi="Cascadia Mono" w:cs="Cascadia Mono"/>
           <w:color w:val="000000"/>
           <w:kern w:val="0"/>
-          <w:sz w:val="19"/>
+          <w:sz w:val="18"/>
           <w:szCs w:val="19"/>
           <w:highlight w:val="white"/>
           <w:lang w:val="uk-UA" w:bidi="ar-SA"/>
@@ -9064,7 +9032,7 @@
           <w:rFonts w:ascii="Cascadia Mono" w:hAnsi="Cascadia Mono" w:cs="Cascadia Mono"/>
           <w:color w:val="808080"/>
           <w:kern w:val="0"/>
-          <w:sz w:val="19"/>
+          <w:sz w:val="18"/>
           <w:szCs w:val="19"/>
           <w:highlight w:val="white"/>
           <w:lang w:val="uk-UA" w:bidi="ar-SA"/>
@@ -9081,18 +9049,18 @@
           <w:rFonts w:ascii="Cascadia Mono" w:hAnsi="Cascadia Mono" w:cs="Cascadia Mono"/>
           <w:color w:val="000000"/>
           <w:kern w:val="0"/>
-          <w:sz w:val="19"/>
-          <w:szCs w:val="19"/>
-          <w:highlight w:val="white"/>
-          <w:lang w:val="uk-UA" w:bidi="ar-SA"/>
-        </w:rPr>
-      </w:pPr>
-      <w:r>
-        <w:rPr>
-          <w:rFonts w:ascii="Cascadia Mono" w:hAnsi="Cascadia Mono" w:cs="Cascadia Mono"/>
-          <w:color w:val="000000"/>
-          <w:kern w:val="0"/>
-          <w:sz w:val="19"/>
+          <w:sz w:val="18"/>
+          <w:szCs w:val="19"/>
+          <w:highlight w:val="white"/>
+          <w:lang w:val="uk-UA" w:bidi="ar-SA"/>
+        </w:rPr>
+      </w:pPr>
+      <w:r>
+        <w:rPr>
+          <w:rFonts w:ascii="Cascadia Mono" w:hAnsi="Cascadia Mono" w:cs="Cascadia Mono"/>
+          <w:color w:val="000000"/>
+          <w:kern w:val="0"/>
+          <w:sz w:val="18"/>
           <w:szCs w:val="19"/>
           <w:highlight w:val="white"/>
           <w:lang w:val="uk-UA" w:bidi="ar-SA"/>
@@ -9104,7 +9072,7 @@
           <w:rFonts w:ascii="Cascadia Mono" w:hAnsi="Cascadia Mono" w:cs="Cascadia Mono"/>
           <w:color w:val="808080"/>
           <w:kern w:val="0"/>
-          <w:sz w:val="19"/>
+          <w:sz w:val="18"/>
           <w:szCs w:val="19"/>
           <w:highlight w:val="white"/>
           <w:lang w:val="uk-UA" w:bidi="ar-SA"/>
@@ -9116,7 +9084,7 @@
           <w:rFonts w:ascii="Cascadia Mono" w:hAnsi="Cascadia Mono" w:cs="Cascadia Mono"/>
           <w:color w:val="000000"/>
           <w:kern w:val="0"/>
-          <w:sz w:val="19"/>
+          <w:sz w:val="18"/>
           <w:szCs w:val="19"/>
           <w:highlight w:val="white"/>
           <w:lang w:val="uk-UA" w:bidi="ar-SA"/>
@@ -9128,7 +9096,7 @@
           <w:rFonts w:ascii="Cascadia Mono" w:hAnsi="Cascadia Mono" w:cs="Cascadia Mono"/>
           <w:color w:val="808080"/>
           <w:kern w:val="0"/>
-          <w:sz w:val="19"/>
+          <w:sz w:val="18"/>
           <w:szCs w:val="19"/>
           <w:highlight w:val="white"/>
           <w:lang w:val="uk-UA" w:bidi="ar-SA"/>
@@ -9141,7 +9109,7 @@
           <w:rFonts w:ascii="Cascadia Mono" w:hAnsi="Cascadia Mono" w:cs="Cascadia Mono"/>
           <w:color w:val="0000FF"/>
           <w:kern w:val="0"/>
-          <w:sz w:val="19"/>
+          <w:sz w:val="18"/>
           <w:szCs w:val="19"/>
           <w:highlight w:val="white"/>
           <w:lang w:val="uk-UA" w:bidi="ar-SA"/>
@@ -9154,7 +9122,7 @@
           <w:rFonts w:ascii="Cascadia Mono" w:hAnsi="Cascadia Mono" w:cs="Cascadia Mono"/>
           <w:color w:val="808080"/>
           <w:kern w:val="0"/>
-          <w:sz w:val="19"/>
+          <w:sz w:val="18"/>
           <w:szCs w:val="19"/>
           <w:highlight w:val="white"/>
           <w:lang w:val="uk-UA" w:bidi="ar-SA"/>
@@ -9166,7 +9134,7 @@
           <w:rFonts w:ascii="Cascadia Mono" w:hAnsi="Cascadia Mono" w:cs="Cascadia Mono"/>
           <w:color w:val="000000"/>
           <w:kern w:val="0"/>
-          <w:sz w:val="19"/>
+          <w:sz w:val="18"/>
           <w:szCs w:val="19"/>
           <w:highlight w:val="white"/>
           <w:lang w:val="uk-UA" w:bidi="ar-SA"/>
@@ -9179,7 +9147,7 @@
           <w:rFonts w:ascii="Cascadia Mono" w:hAnsi="Cascadia Mono" w:cs="Cascadia Mono"/>
           <w:color w:val="000000"/>
           <w:kern w:val="0"/>
-          <w:sz w:val="19"/>
+          <w:sz w:val="18"/>
           <w:szCs w:val="19"/>
           <w:highlight w:val="white"/>
           <w:lang w:val="uk-UA" w:bidi="ar-SA"/>
@@ -9192,7 +9160,7 @@
           <w:rFonts w:ascii="Cascadia Mono" w:hAnsi="Cascadia Mono" w:cs="Cascadia Mono"/>
           <w:color w:val="808080"/>
           <w:kern w:val="0"/>
-          <w:sz w:val="19"/>
+          <w:sz w:val="18"/>
           <w:szCs w:val="19"/>
           <w:highlight w:val="white"/>
           <w:lang w:val="uk-UA" w:bidi="ar-SA"/>
@@ -9204,7 +9172,7 @@
           <w:rFonts w:ascii="Cascadia Mono" w:hAnsi="Cascadia Mono" w:cs="Cascadia Mono"/>
           <w:color w:val="000000"/>
           <w:kern w:val="0"/>
-          <w:sz w:val="19"/>
+          <w:sz w:val="18"/>
           <w:szCs w:val="19"/>
           <w:highlight w:val="white"/>
           <w:lang w:val="uk-UA" w:bidi="ar-SA"/>
@@ -9216,7 +9184,7 @@
           <w:rFonts w:ascii="Cascadia Mono" w:hAnsi="Cascadia Mono" w:cs="Cascadia Mono"/>
           <w:color w:val="808080"/>
           <w:kern w:val="0"/>
-          <w:sz w:val="19"/>
+          <w:sz w:val="18"/>
           <w:szCs w:val="19"/>
           <w:highlight w:val="white"/>
           <w:lang w:val="uk-UA" w:bidi="ar-SA"/>
@@ -9228,7 +9196,7 @@
           <w:rFonts w:ascii="Cascadia Mono" w:hAnsi="Cascadia Mono" w:cs="Cascadia Mono"/>
           <w:color w:val="000000"/>
           <w:kern w:val="0"/>
-          <w:sz w:val="19"/>
+          <w:sz w:val="18"/>
           <w:szCs w:val="19"/>
           <w:highlight w:val="white"/>
           <w:lang w:val="uk-UA" w:bidi="ar-SA"/>
@@ -9240,7 +9208,7 @@
           <w:rFonts w:ascii="Cascadia Mono" w:hAnsi="Cascadia Mono" w:cs="Cascadia Mono"/>
           <w:color w:val="808080"/>
           <w:kern w:val="0"/>
-          <w:sz w:val="19"/>
+          <w:sz w:val="18"/>
           <w:szCs w:val="19"/>
           <w:highlight w:val="white"/>
           <w:lang w:val="uk-UA" w:bidi="ar-SA"/>
@@ -9257,18 +9225,18 @@
           <w:rFonts w:ascii="Cascadia Mono" w:hAnsi="Cascadia Mono" w:cs="Cascadia Mono"/>
           <w:color w:val="000000"/>
           <w:kern w:val="0"/>
-          <w:sz w:val="19"/>
-          <w:szCs w:val="19"/>
-          <w:highlight w:val="white"/>
-          <w:lang w:val="uk-UA" w:bidi="ar-SA"/>
-        </w:rPr>
-      </w:pPr>
-      <w:r>
-        <w:rPr>
-          <w:rFonts w:ascii="Cascadia Mono" w:hAnsi="Cascadia Mono" w:cs="Cascadia Mono"/>
-          <w:color w:val="000000"/>
-          <w:kern w:val="0"/>
-          <w:sz w:val="19"/>
+          <w:sz w:val="18"/>
+          <w:szCs w:val="19"/>
+          <w:highlight w:val="white"/>
+          <w:lang w:val="uk-UA" w:bidi="ar-SA"/>
+        </w:rPr>
+      </w:pPr>
+      <w:r>
+        <w:rPr>
+          <w:rFonts w:ascii="Cascadia Mono" w:hAnsi="Cascadia Mono" w:cs="Cascadia Mono"/>
+          <w:color w:val="000000"/>
+          <w:kern w:val="0"/>
+          <w:sz w:val="18"/>
           <w:szCs w:val="19"/>
           <w:highlight w:val="white"/>
           <w:lang w:val="uk-UA" w:bidi="ar-SA"/>
@@ -9280,7 +9248,7 @@
           <w:rFonts w:ascii="Cascadia Mono" w:hAnsi="Cascadia Mono" w:cs="Cascadia Mono"/>
           <w:color w:val="808080"/>
           <w:kern w:val="0"/>
-          <w:sz w:val="19"/>
+          <w:sz w:val="18"/>
           <w:szCs w:val="19"/>
           <w:highlight w:val="white"/>
           <w:lang w:val="uk-UA" w:bidi="ar-SA"/>
@@ -9292,7 +9260,7 @@
           <w:rFonts w:ascii="Cascadia Mono" w:hAnsi="Cascadia Mono" w:cs="Cascadia Mono"/>
           <w:color w:val="000000"/>
           <w:kern w:val="0"/>
-          <w:sz w:val="19"/>
+          <w:sz w:val="18"/>
           <w:szCs w:val="19"/>
           <w:highlight w:val="white"/>
           <w:lang w:val="uk-UA" w:bidi="ar-SA"/>
@@ -9304,7 +9272,7 @@
           <w:rFonts w:ascii="Cascadia Mono" w:hAnsi="Cascadia Mono" w:cs="Cascadia Mono"/>
           <w:color w:val="808080"/>
           <w:kern w:val="0"/>
-          <w:sz w:val="19"/>
+          <w:sz w:val="18"/>
           <w:szCs w:val="19"/>
           <w:highlight w:val="white"/>
           <w:lang w:val="uk-UA" w:bidi="ar-SA"/>
@@ -9316,7 +9284,7 @@
           <w:rFonts w:ascii="Cascadia Mono" w:hAnsi="Cascadia Mono" w:cs="Cascadia Mono"/>
           <w:color w:val="0000FF"/>
           <w:kern w:val="0"/>
-          <w:sz w:val="19"/>
+          <w:sz w:val="18"/>
           <w:szCs w:val="19"/>
           <w:highlight w:val="white"/>
           <w:lang w:val="uk-UA" w:bidi="ar-SA"/>
@@ -9328,7 +9296,7 @@
           <w:rFonts w:ascii="Cascadia Mono" w:hAnsi="Cascadia Mono" w:cs="Cascadia Mono"/>
           <w:color w:val="000000"/>
           <w:kern w:val="0"/>
-          <w:sz w:val="19"/>
+          <w:sz w:val="18"/>
           <w:szCs w:val="19"/>
           <w:highlight w:val="white"/>
           <w:lang w:val="uk-UA" w:bidi="ar-SA"/>
@@ -9340,7 +9308,7 @@
           <w:rFonts w:ascii="Cascadia Mono" w:hAnsi="Cascadia Mono" w:cs="Cascadia Mono"/>
           <w:color w:val="808080"/>
           <w:kern w:val="0"/>
-          <w:sz w:val="19"/>
+          <w:sz w:val="18"/>
           <w:szCs w:val="19"/>
           <w:highlight w:val="white"/>
           <w:lang w:val="uk-UA" w:bidi="ar-SA"/>
@@ -9352,7 +9320,7 @@
           <w:rFonts w:ascii="Cascadia Mono" w:hAnsi="Cascadia Mono" w:cs="Cascadia Mono"/>
           <w:color w:val="000000"/>
           <w:kern w:val="0"/>
-          <w:sz w:val="19"/>
+          <w:sz w:val="18"/>
           <w:szCs w:val="19"/>
           <w:highlight w:val="white"/>
           <w:lang w:val="uk-UA" w:bidi="ar-SA"/>
@@ -9364,7 +9332,7 @@
           <w:rFonts w:ascii="Cascadia Mono" w:hAnsi="Cascadia Mono" w:cs="Cascadia Mono"/>
           <w:color w:val="808080"/>
           <w:kern w:val="0"/>
-          <w:sz w:val="19"/>
+          <w:sz w:val="18"/>
           <w:szCs w:val="19"/>
           <w:highlight w:val="white"/>
           <w:lang w:val="uk-UA" w:bidi="ar-SA"/>
@@ -9376,7 +9344,7 @@
           <w:rFonts w:ascii="Cascadia Mono" w:hAnsi="Cascadia Mono" w:cs="Cascadia Mono"/>
           <w:color w:val="000000"/>
           <w:kern w:val="0"/>
-          <w:sz w:val="19"/>
+          <w:sz w:val="18"/>
           <w:szCs w:val="19"/>
           <w:highlight w:val="white"/>
           <w:lang w:val="uk-UA" w:bidi="ar-SA"/>
@@ -9389,7 +9357,7 @@
           <w:rFonts w:ascii="Cascadia Mono" w:hAnsi="Cascadia Mono" w:cs="Cascadia Mono"/>
           <w:color w:val="000000"/>
           <w:kern w:val="0"/>
-          <w:sz w:val="19"/>
+          <w:sz w:val="18"/>
           <w:szCs w:val="19"/>
           <w:highlight w:val="white"/>
           <w:lang w:val="uk-UA" w:bidi="ar-SA"/>
@@ -9401,7 +9369,7 @@
           <w:rFonts w:ascii="Cascadia Mono" w:hAnsi="Cascadia Mono" w:cs="Cascadia Mono"/>
           <w:color w:val="808080"/>
           <w:kern w:val="0"/>
-          <w:sz w:val="19"/>
+          <w:sz w:val="18"/>
           <w:szCs w:val="19"/>
           <w:highlight w:val="white"/>
           <w:lang w:val="uk-UA" w:bidi="ar-SA"/>
@@ -9413,7 +9381,7 @@
           <w:rFonts w:ascii="Cascadia Mono" w:hAnsi="Cascadia Mono" w:cs="Cascadia Mono"/>
           <w:color w:val="000000"/>
           <w:kern w:val="0"/>
-          <w:sz w:val="19"/>
+          <w:sz w:val="18"/>
           <w:szCs w:val="19"/>
           <w:highlight w:val="white"/>
           <w:lang w:val="uk-UA" w:bidi="ar-SA"/>
@@ -9426,7 +9394,7 @@
           <w:rFonts w:ascii="Cascadia Mono" w:hAnsi="Cascadia Mono" w:cs="Cascadia Mono"/>
           <w:color w:val="000000"/>
           <w:kern w:val="0"/>
-          <w:sz w:val="19"/>
+          <w:sz w:val="18"/>
           <w:szCs w:val="19"/>
           <w:highlight w:val="white"/>
           <w:lang w:val="uk-UA" w:bidi="ar-SA"/>
@@ -9438,7 +9406,7 @@
           <w:rFonts w:ascii="Cascadia Mono" w:hAnsi="Cascadia Mono" w:cs="Cascadia Mono"/>
           <w:color w:val="808080"/>
           <w:kern w:val="0"/>
-          <w:sz w:val="19"/>
+          <w:sz w:val="18"/>
           <w:szCs w:val="19"/>
           <w:highlight w:val="white"/>
           <w:lang w:val="uk-UA" w:bidi="ar-SA"/>
@@ -9450,7 +9418,7 @@
           <w:rFonts w:ascii="Cascadia Mono" w:hAnsi="Cascadia Mono" w:cs="Cascadia Mono"/>
           <w:color w:val="000000"/>
           <w:kern w:val="0"/>
-          <w:sz w:val="19"/>
+          <w:sz w:val="18"/>
           <w:szCs w:val="19"/>
           <w:highlight w:val="white"/>
           <w:lang w:val="uk-UA" w:bidi="ar-SA"/>
@@ -9462,7 +9430,7 @@
           <w:rFonts w:ascii="Cascadia Mono" w:hAnsi="Cascadia Mono" w:cs="Cascadia Mono"/>
           <w:color w:val="808080"/>
           <w:kern w:val="0"/>
-          <w:sz w:val="19"/>
+          <w:sz w:val="18"/>
           <w:szCs w:val="19"/>
           <w:highlight w:val="white"/>
           <w:lang w:val="uk-UA" w:bidi="ar-SA"/>
@@ -9474,7 +9442,7 @@
           <w:rFonts w:ascii="Cascadia Mono" w:hAnsi="Cascadia Mono" w:cs="Cascadia Mono"/>
           <w:color w:val="000000"/>
           <w:kern w:val="0"/>
-          <w:sz w:val="19"/>
+          <w:sz w:val="18"/>
           <w:szCs w:val="19"/>
           <w:highlight w:val="white"/>
           <w:lang w:val="uk-UA" w:bidi="ar-SA"/>
@@ -9486,7 +9454,7 @@
           <w:rFonts w:ascii="Cascadia Mono" w:hAnsi="Cascadia Mono" w:cs="Cascadia Mono"/>
           <w:color w:val="808080"/>
           <w:kern w:val="0"/>
-          <w:sz w:val="19"/>
+          <w:sz w:val="18"/>
           <w:szCs w:val="19"/>
           <w:highlight w:val="white"/>
           <w:lang w:val="uk-UA" w:bidi="ar-SA"/>
@@ -9498,7 +9466,7 @@
           <w:rFonts w:ascii="Cascadia Mono" w:hAnsi="Cascadia Mono" w:cs="Cascadia Mono"/>
           <w:color w:val="000000"/>
           <w:kern w:val="0"/>
-          <w:sz w:val="19"/>
+          <w:sz w:val="18"/>
           <w:szCs w:val="19"/>
           <w:highlight w:val="white"/>
           <w:lang w:val="uk-UA" w:bidi="ar-SA"/>
@@ -9510,7 +9478,7 @@
           <w:rFonts w:ascii="Cascadia Mono" w:hAnsi="Cascadia Mono" w:cs="Cascadia Mono"/>
           <w:color w:val="808080"/>
           <w:kern w:val="0"/>
-          <w:sz w:val="19"/>
+          <w:sz w:val="18"/>
           <w:szCs w:val="19"/>
           <w:highlight w:val="white"/>
           <w:lang w:val="uk-UA" w:bidi="ar-SA"/>
@@ -9527,18 +9495,18 @@
           <w:rFonts w:ascii="Cascadia Mono" w:hAnsi="Cascadia Mono" w:cs="Cascadia Mono"/>
           <w:color w:val="000000"/>
           <w:kern w:val="0"/>
-          <w:sz w:val="19"/>
-          <w:szCs w:val="19"/>
-          <w:highlight w:val="white"/>
-          <w:lang w:val="uk-UA" w:bidi="ar-SA"/>
-        </w:rPr>
-      </w:pPr>
-      <w:r>
-        <w:rPr>
-          <w:rFonts w:ascii="Cascadia Mono" w:hAnsi="Cascadia Mono" w:cs="Cascadia Mono"/>
-          <w:color w:val="000000"/>
-          <w:kern w:val="0"/>
-          <w:sz w:val="19"/>
+          <w:sz w:val="18"/>
+          <w:szCs w:val="19"/>
+          <w:highlight w:val="white"/>
+          <w:lang w:val="uk-UA" w:bidi="ar-SA"/>
+        </w:rPr>
+      </w:pPr>
+      <w:r>
+        <w:rPr>
+          <w:rFonts w:ascii="Cascadia Mono" w:hAnsi="Cascadia Mono" w:cs="Cascadia Mono"/>
+          <w:color w:val="000000"/>
+          <w:kern w:val="0"/>
+          <w:sz w:val="18"/>
           <w:szCs w:val="19"/>
           <w:highlight w:val="white"/>
           <w:lang w:val="uk-UA" w:bidi="ar-SA"/>
@@ -9550,7 +9518,7 @@
           <w:rFonts w:ascii="Cascadia Mono" w:hAnsi="Cascadia Mono" w:cs="Cascadia Mono"/>
           <w:color w:val="808080"/>
           <w:kern w:val="0"/>
-          <w:sz w:val="19"/>
+          <w:sz w:val="18"/>
           <w:szCs w:val="19"/>
           <w:highlight w:val="white"/>
           <w:lang w:val="uk-UA" w:bidi="ar-SA"/>
@@ -9563,7 +9531,7 @@
           <w:rFonts w:ascii="Cascadia Mono" w:hAnsi="Cascadia Mono" w:cs="Cascadia Mono"/>
           <w:color w:val="000000"/>
           <w:kern w:val="0"/>
-          <w:sz w:val="19"/>
+          <w:sz w:val="18"/>
           <w:szCs w:val="19"/>
           <w:highlight w:val="white"/>
           <w:lang w:val="uk-UA" w:bidi="ar-SA"/>
@@ -9576,7 +9544,7 @@
           <w:rFonts w:ascii="Cascadia Mono" w:hAnsi="Cascadia Mono" w:cs="Cascadia Mono"/>
           <w:color w:val="808080"/>
           <w:kern w:val="0"/>
-          <w:sz w:val="19"/>
+          <w:sz w:val="18"/>
           <w:szCs w:val="19"/>
           <w:highlight w:val="white"/>
           <w:lang w:val="uk-UA" w:bidi="ar-SA"/>
@@ -9593,18 +9561,18 @@
           <w:rFonts w:ascii="Cascadia Mono" w:hAnsi="Cascadia Mono" w:cs="Cascadia Mono"/>
           <w:color w:val="000000"/>
           <w:kern w:val="0"/>
-          <w:sz w:val="19"/>
-          <w:szCs w:val="19"/>
-          <w:highlight w:val="white"/>
-          <w:lang w:val="uk-UA" w:bidi="ar-SA"/>
-        </w:rPr>
-      </w:pPr>
-      <w:r>
-        <w:rPr>
-          <w:rFonts w:ascii="Cascadia Mono" w:hAnsi="Cascadia Mono" w:cs="Cascadia Mono"/>
-          <w:color w:val="000000"/>
-          <w:kern w:val="0"/>
-          <w:sz w:val="19"/>
+          <w:sz w:val="18"/>
+          <w:szCs w:val="19"/>
+          <w:highlight w:val="white"/>
+          <w:lang w:val="uk-UA" w:bidi="ar-SA"/>
+        </w:rPr>
+      </w:pPr>
+      <w:r>
+        <w:rPr>
+          <w:rFonts w:ascii="Cascadia Mono" w:hAnsi="Cascadia Mono" w:cs="Cascadia Mono"/>
+          <w:color w:val="000000"/>
+          <w:kern w:val="0"/>
+          <w:sz w:val="18"/>
           <w:szCs w:val="19"/>
           <w:highlight w:val="white"/>
           <w:lang w:val="uk-UA" w:bidi="ar-SA"/>
@@ -9616,7 +9584,7 @@
           <w:rFonts w:ascii="Cascadia Mono" w:hAnsi="Cascadia Mono" w:cs="Cascadia Mono"/>
           <w:color w:val="808080"/>
           <w:kern w:val="0"/>
-          <w:sz w:val="19"/>
+          <w:sz w:val="18"/>
           <w:szCs w:val="19"/>
           <w:highlight w:val="white"/>
           <w:lang w:val="uk-UA" w:bidi="ar-SA"/>
@@ -9629,7 +9597,7 @@
           <w:rFonts w:ascii="Cascadia Mono" w:hAnsi="Cascadia Mono" w:cs="Cascadia Mono"/>
           <w:color w:val="000000"/>
           <w:kern w:val="0"/>
-          <w:sz w:val="19"/>
+          <w:sz w:val="18"/>
           <w:szCs w:val="19"/>
           <w:highlight w:val="white"/>
           <w:lang w:val="uk-UA" w:bidi="ar-SA"/>
@@ -9642,7 +9610,7 @@
           <w:rFonts w:ascii="Cascadia Mono" w:hAnsi="Cascadia Mono" w:cs="Cascadia Mono"/>
           <w:color w:val="808080"/>
           <w:kern w:val="0"/>
-          <w:sz w:val="19"/>
+          <w:sz w:val="18"/>
           <w:szCs w:val="19"/>
           <w:highlight w:val="white"/>
           <w:lang w:val="uk-UA" w:bidi="ar-SA"/>
@@ -9659,18 +9627,18 @@
           <w:rFonts w:ascii="Cascadia Mono" w:hAnsi="Cascadia Mono" w:cs="Cascadia Mono"/>
           <w:color w:val="000000"/>
           <w:kern w:val="0"/>
-          <w:sz w:val="19"/>
-          <w:szCs w:val="19"/>
-          <w:highlight w:val="white"/>
-          <w:lang w:val="uk-UA" w:bidi="ar-SA"/>
-        </w:rPr>
-      </w:pPr>
-      <w:r>
-        <w:rPr>
-          <w:rFonts w:ascii="Cascadia Mono" w:hAnsi="Cascadia Mono" w:cs="Cascadia Mono"/>
-          <w:color w:val="000000"/>
-          <w:kern w:val="0"/>
-          <w:sz w:val="19"/>
+          <w:sz w:val="18"/>
+          <w:szCs w:val="19"/>
+          <w:highlight w:val="white"/>
+          <w:lang w:val="uk-UA" w:bidi="ar-SA"/>
+        </w:rPr>
+      </w:pPr>
+      <w:r>
+        <w:rPr>
+          <w:rFonts w:ascii="Cascadia Mono" w:hAnsi="Cascadia Mono" w:cs="Cascadia Mono"/>
+          <w:color w:val="000000"/>
+          <w:kern w:val="0"/>
+          <w:sz w:val="18"/>
           <w:szCs w:val="19"/>
           <w:highlight w:val="white"/>
           <w:lang w:val="uk-UA" w:bidi="ar-SA"/>
@@ -9682,7 +9650,7 @@
           <w:rFonts w:ascii="Cascadia Mono" w:hAnsi="Cascadia Mono" w:cs="Cascadia Mono"/>
           <w:color w:val="808080"/>
           <w:kern w:val="0"/>
-          <w:sz w:val="19"/>
+          <w:sz w:val="18"/>
           <w:szCs w:val="19"/>
           <w:highlight w:val="white"/>
           <w:lang w:val="uk-UA" w:bidi="ar-SA"/>
@@ -9695,7 +9663,7 @@
           <w:rFonts w:ascii="Cascadia Mono" w:hAnsi="Cascadia Mono" w:cs="Cascadia Mono"/>
           <w:color w:val="000000"/>
           <w:kern w:val="0"/>
-          <w:sz w:val="19"/>
+          <w:sz w:val="18"/>
           <w:szCs w:val="19"/>
           <w:highlight w:val="white"/>
           <w:lang w:val="uk-UA" w:bidi="ar-SA"/>
@@ -9708,7 +9676,7 @@
           <w:rFonts w:ascii="Cascadia Mono" w:hAnsi="Cascadia Mono" w:cs="Cascadia Mono"/>
           <w:color w:val="808080"/>
           <w:kern w:val="0"/>
-          <w:sz w:val="19"/>
+          <w:sz w:val="18"/>
           <w:szCs w:val="19"/>
           <w:highlight w:val="white"/>
           <w:lang w:val="uk-UA" w:bidi="ar-SA"/>
@@ -9725,18 +9693,18 @@
           <w:rFonts w:ascii="Cascadia Mono" w:hAnsi="Cascadia Mono" w:cs="Cascadia Mono"/>
           <w:color w:val="000000"/>
           <w:kern w:val="0"/>
-          <w:sz w:val="19"/>
-          <w:szCs w:val="19"/>
-          <w:highlight w:val="white"/>
-          <w:lang w:val="uk-UA" w:bidi="ar-SA"/>
-        </w:rPr>
-      </w:pPr>
-      <w:r>
-        <w:rPr>
-          <w:rFonts w:ascii="Cascadia Mono" w:hAnsi="Cascadia Mono" w:cs="Cascadia Mono"/>
-          <w:color w:val="000000"/>
-          <w:kern w:val="0"/>
-          <w:sz w:val="19"/>
+          <w:sz w:val="18"/>
+          <w:szCs w:val="19"/>
+          <w:highlight w:val="white"/>
+          <w:lang w:val="uk-UA" w:bidi="ar-SA"/>
+        </w:rPr>
+      </w:pPr>
+      <w:r>
+        <w:rPr>
+          <w:rFonts w:ascii="Cascadia Mono" w:hAnsi="Cascadia Mono" w:cs="Cascadia Mono"/>
+          <w:color w:val="000000"/>
+          <w:kern w:val="0"/>
+          <w:sz w:val="18"/>
           <w:szCs w:val="19"/>
           <w:highlight w:val="white"/>
           <w:lang w:val="uk-UA" w:bidi="ar-SA"/>
@@ -9748,7 +9716,7 @@
           <w:rFonts w:ascii="Cascadia Mono" w:hAnsi="Cascadia Mono" w:cs="Cascadia Mono"/>
           <w:color w:val="808080"/>
           <w:kern w:val="0"/>
-          <w:sz w:val="19"/>
+          <w:sz w:val="18"/>
           <w:szCs w:val="19"/>
           <w:highlight w:val="white"/>
           <w:lang w:val="uk-UA" w:bidi="ar-SA"/>
@@ -9761,7 +9729,7 @@
           <w:rFonts w:ascii="Cascadia Mono" w:hAnsi="Cascadia Mono" w:cs="Cascadia Mono"/>
           <w:color w:val="000000"/>
           <w:kern w:val="0"/>
-          <w:sz w:val="19"/>
+          <w:sz w:val="18"/>
           <w:szCs w:val="19"/>
           <w:highlight w:val="white"/>
           <w:lang w:val="uk-UA" w:bidi="ar-SA"/>
@@ -9774,7 +9742,7 @@
           <w:rFonts w:ascii="Cascadia Mono" w:hAnsi="Cascadia Mono" w:cs="Cascadia Mono"/>
           <w:color w:val="808080"/>
           <w:kern w:val="0"/>
-          <w:sz w:val="19"/>
+          <w:sz w:val="18"/>
           <w:szCs w:val="19"/>
           <w:highlight w:val="white"/>
           <w:lang w:val="uk-UA" w:bidi="ar-SA"/>
@@ -9791,18 +9759,18 @@
           <w:rFonts w:ascii="Cascadia Mono" w:hAnsi="Cascadia Mono" w:cs="Cascadia Mono"/>
           <w:color w:val="000000"/>
           <w:kern w:val="0"/>
-          <w:sz w:val="19"/>
-          <w:szCs w:val="19"/>
-          <w:highlight w:val="white"/>
-          <w:lang w:val="uk-UA" w:bidi="ar-SA"/>
-        </w:rPr>
-      </w:pPr>
-      <w:r>
-        <w:rPr>
-          <w:rFonts w:ascii="Cascadia Mono" w:hAnsi="Cascadia Mono" w:cs="Cascadia Mono"/>
-          <w:color w:val="000000"/>
-          <w:kern w:val="0"/>
-          <w:sz w:val="19"/>
+          <w:sz w:val="18"/>
+          <w:szCs w:val="19"/>
+          <w:highlight w:val="white"/>
+          <w:lang w:val="uk-UA" w:bidi="ar-SA"/>
+        </w:rPr>
+      </w:pPr>
+      <w:r>
+        <w:rPr>
+          <w:rFonts w:ascii="Cascadia Mono" w:hAnsi="Cascadia Mono" w:cs="Cascadia Mono"/>
+          <w:color w:val="000000"/>
+          <w:kern w:val="0"/>
+          <w:sz w:val="18"/>
           <w:szCs w:val="19"/>
           <w:highlight w:val="white"/>
           <w:lang w:val="uk-UA" w:bidi="ar-SA"/>
@@ -9814,7 +9782,7 @@
           <w:rFonts w:ascii="Cascadia Mono" w:hAnsi="Cascadia Mono" w:cs="Cascadia Mono"/>
           <w:color w:val="808080"/>
           <w:kern w:val="0"/>
-          <w:sz w:val="19"/>
+          <w:sz w:val="18"/>
           <w:szCs w:val="19"/>
           <w:highlight w:val="white"/>
           <w:lang w:val="uk-UA" w:bidi="ar-SA"/>
@@ -9831,18 +9799,18 @@
           <w:rFonts w:ascii="Cascadia Mono" w:hAnsi="Cascadia Mono" w:cs="Cascadia Mono"/>
           <w:color w:val="000000"/>
           <w:kern w:val="0"/>
-          <w:sz w:val="19"/>
-          <w:szCs w:val="19"/>
-          <w:highlight w:val="white"/>
-          <w:lang w:val="uk-UA" w:bidi="ar-SA"/>
-        </w:rPr>
-      </w:pPr>
-      <w:r>
-        <w:rPr>
-          <w:rFonts w:ascii="Cascadia Mono" w:hAnsi="Cascadia Mono" w:cs="Cascadia Mono"/>
-          <w:color w:val="808080"/>
-          <w:kern w:val="0"/>
-          <w:sz w:val="19"/>
+          <w:sz w:val="18"/>
+          <w:szCs w:val="19"/>
+          <w:highlight w:val="white"/>
+          <w:lang w:val="uk-UA" w:bidi="ar-SA"/>
+        </w:rPr>
+      </w:pPr>
+      <w:r>
+        <w:rPr>
+          <w:rFonts w:ascii="Cascadia Mono" w:hAnsi="Cascadia Mono" w:cs="Cascadia Mono"/>
+          <w:color w:val="808080"/>
+          <w:kern w:val="0"/>
+          <w:sz w:val="18"/>
           <w:szCs w:val="19"/>
           <w:highlight w:val="white"/>
           <w:lang w:val="uk-UA" w:bidi="ar-SA"/>
@@ -9859,7 +9827,7 @@
           <w:rFonts w:ascii="Cascadia Mono" w:hAnsi="Cascadia Mono" w:cs="Cascadia Mono"/>
           <w:color w:val="000000"/>
           <w:kern w:val="0"/>
-          <w:sz w:val="19"/>
+          <w:sz w:val="18"/>
           <w:szCs w:val="19"/>
           <w:highlight w:val="white"/>
           <w:lang w:val="uk-UA" w:bidi="ar-SA"/>
@@ -9880,19 +9848,19 @@
           <w:rFonts w:ascii="Cascadia Mono" w:hAnsi="Cascadia Mono" w:cs="Cascadia Mono"/>
           <w:color w:val="000000"/>
           <w:kern w:val="0"/>
-          <w:sz w:val="19"/>
-          <w:szCs w:val="19"/>
-          <w:highlight w:val="white"/>
-          <w:lang w:val="uk-UA" w:bidi="ar-SA"/>
-        </w:rPr>
-      </w:pPr>
-      <w:proofErr w:type="spellStart"/>
-      <w:r>
-        <w:rPr>
-          <w:rFonts w:ascii="Cascadia Mono" w:hAnsi="Cascadia Mono" w:cs="Cascadia Mono"/>
-          <w:color w:val="000000"/>
-          <w:kern w:val="0"/>
-          <w:sz w:val="19"/>
+          <w:sz w:val="18"/>
+          <w:szCs w:val="19"/>
+          <w:highlight w:val="white"/>
+          <w:lang w:val="uk-UA" w:bidi="ar-SA"/>
+        </w:rPr>
+      </w:pPr>
+      <w:proofErr w:type="spellStart"/>
+      <w:r>
+        <w:rPr>
+          <w:rFonts w:ascii="Cascadia Mono" w:hAnsi="Cascadia Mono" w:cs="Cascadia Mono"/>
+          <w:color w:val="000000"/>
+          <w:kern w:val="0"/>
+          <w:sz w:val="18"/>
           <w:szCs w:val="19"/>
           <w:highlight w:val="white"/>
           <w:lang w:val="uk-UA" w:bidi="ar-SA"/>
@@ -9905,7 +9873,7 @@
           <w:rFonts w:ascii="Cascadia Mono" w:hAnsi="Cascadia Mono" w:cs="Cascadia Mono"/>
           <w:color w:val="000000"/>
           <w:kern w:val="0"/>
-          <w:sz w:val="19"/>
+          <w:sz w:val="18"/>
           <w:szCs w:val="19"/>
           <w:highlight w:val="white"/>
           <w:lang w:val="uk-UA" w:bidi="ar-SA"/>
@@ -9918,7 +9886,7 @@
           <w:rFonts w:ascii="Cascadia Mono" w:hAnsi="Cascadia Mono" w:cs="Cascadia Mono"/>
           <w:color w:val="0000FF"/>
           <w:kern w:val="0"/>
-          <w:sz w:val="19"/>
+          <w:sz w:val="18"/>
           <w:szCs w:val="19"/>
           <w:highlight w:val="white"/>
           <w:lang w:val="uk-UA" w:bidi="ar-SA"/>
@@ -9931,7 +9899,7 @@
           <w:rFonts w:ascii="Cascadia Mono" w:hAnsi="Cascadia Mono" w:cs="Cascadia Mono"/>
           <w:color w:val="000000"/>
           <w:kern w:val="0"/>
-          <w:sz w:val="19"/>
+          <w:sz w:val="18"/>
           <w:szCs w:val="19"/>
           <w:highlight w:val="white"/>
           <w:lang w:val="uk-UA" w:bidi="ar-SA"/>
@@ -9944,7 +9912,7 @@
           <w:rFonts w:ascii="Cascadia Mono" w:hAnsi="Cascadia Mono" w:cs="Cascadia Mono"/>
           <w:color w:val="000000"/>
           <w:kern w:val="0"/>
-          <w:sz w:val="19"/>
+          <w:sz w:val="18"/>
           <w:szCs w:val="19"/>
           <w:highlight w:val="white"/>
           <w:lang w:val="uk-UA" w:bidi="ar-SA"/>
@@ -9957,7 +9925,7 @@
           <w:rFonts w:ascii="Cascadia Mono" w:hAnsi="Cascadia Mono" w:cs="Cascadia Mono"/>
           <w:color w:val="808080"/>
           <w:kern w:val="0"/>
-          <w:sz w:val="19"/>
+          <w:sz w:val="18"/>
           <w:szCs w:val="19"/>
           <w:highlight w:val="white"/>
           <w:lang w:val="uk-UA" w:bidi="ar-SA"/>
@@ -10071,7 +10039,6 @@
           <w:szCs w:val="28"/>
           <w:lang w:val="uk-UA" w:eastAsia="uk-UA" w:bidi="ar-SA"/>
         </w:rPr>
-        <w:lastRenderedPageBreak/>
         <w:drawing>
           <wp:inline distT="0" distB="0" distL="0" distR="0">
             <wp:extent cx="4946986" cy="2880360"/>
@@ -10278,25 +10245,6 @@
     </w:p>
     <w:p>
       <w:pPr>
-        <w:pStyle w:val="LO-normal"/>
-        <w:numPr>
-          <w:ilvl w:val="0"/>
-          <w:numId w:val="2"/>
-        </w:numPr>
-        <w:spacing w:before="120" w:line="360" w:lineRule="auto"/>
-        <w:ind w:left="283" w:hanging="283"/>
-        <w:rPr>
-          <w:rFonts w:eastAsia="Times New Roman" w:cs="Times New Roman"/>
-          <w:color w:val="000000"/>
-          <w:spacing w:val="-3"/>
-          <w:sz w:val="28"/>
-          <w:szCs w:val="28"/>
-          <w:lang w:val="uk-UA"/>
-        </w:rPr>
-      </w:pPr>
-    </w:p>
-    <w:p>
-      <w:pPr>
         <w:pStyle w:val="af1"/>
         <w:jc w:val="center"/>
         <w:rPr>
@@ -10309,6 +10257,7 @@
           <w:b/>
           <w:sz w:val="28"/>
         </w:rPr>
+        <w:lastRenderedPageBreak/>
         <w:t>Висновок</w:t>
       </w:r>
     </w:p>
@@ -11305,7 +11254,6 @@
           <w:szCs w:val="28"/>
           <w:lang w:val="uk-UA"/>
         </w:rPr>
-        <w:lastRenderedPageBreak/>
         <w:t>Додатки</w:t>
       </w:r>
     </w:p>
@@ -14853,7 +14801,7 @@
 </file>
 
 <file path=customXml/itemProps1.xml><?xml version="1.0" encoding="utf-8"?>
-<ds:datastoreItem xmlns:ds="http://schemas.openxmlformats.org/officeDocument/2006/customXml" ds:itemID="{78A4EA5C-4801-4FDA-9F2A-2675ADE953FE}">
+<ds:datastoreItem xmlns:ds="http://schemas.openxmlformats.org/officeDocument/2006/customXml" ds:itemID="{AC761555-C91E-4E6A-86A4-9E3ED7510011}">
   <ds:schemaRefs>
     <ds:schemaRef ds:uri="http://schemas.openxmlformats.org/officeDocument/2006/bibliography"/>
   </ds:schemaRefs>
